--- a/技术笔记/Word/数据库.docx
+++ b/技术笔记/Word/数据库.docx
@@ -46750,7 +46750,6 @@
           <w:p>
             <w:pPr>
               <w:rPr>
-                <w:rFonts w:hint="eastAsia"/>
                 <w:b/>
               </w:rPr>
             </w:pPr>
@@ -46770,7 +46769,6 @@
           <w:p>
             <w:pPr>
               <w:rPr>
-                <w:rFonts w:hint="eastAsia"/>
                 <w:b/>
               </w:rPr>
             </w:pPr>
@@ -46790,11 +46788,6 @@
             <w:tcW w:w="1951" w:type="dxa"/>
           </w:tcPr>
           <w:p>
-            <w:pPr>
-              <w:rPr>
-                <w:rFonts w:hint="eastAsia"/>
-              </w:rPr>
-            </w:pPr>
             <w:r>
               <w:rPr>
                 <w:rFonts w:hint="eastAsia"/>
@@ -46808,11 +46801,6 @@
             <w:tcW w:w="6571" w:type="dxa"/>
           </w:tcPr>
           <w:p>
-            <w:pPr>
-              <w:rPr>
-                <w:rFonts w:hint="eastAsia"/>
-              </w:rPr>
-            </w:pPr>
             <w:r>
               <w:rPr>
                 <w:rFonts w:hint="eastAsia"/>
@@ -46840,11 +46828,6 @@
             <w:tcW w:w="1951" w:type="dxa"/>
           </w:tcPr>
           <w:p>
-            <w:pPr>
-              <w:rPr>
-                <w:rFonts w:hint="eastAsia"/>
-              </w:rPr>
-            </w:pPr>
             <w:r>
               <w:rPr>
                 <w:rFonts w:hint="eastAsia"/>
@@ -46858,11 +46841,6 @@
             <w:tcW w:w="6571" w:type="dxa"/>
           </w:tcPr>
           <w:p>
-            <w:pPr>
-              <w:rPr>
-                <w:rFonts w:hint="eastAsia"/>
-              </w:rPr>
-            </w:pPr>
             <w:r>
               <w:rPr>
                 <w:rFonts w:hint="eastAsia"/>
@@ -46884,11 +46862,6 @@
             <w:tcW w:w="1951" w:type="dxa"/>
           </w:tcPr>
           <w:p>
-            <w:pPr>
-              <w:rPr>
-                <w:rFonts w:hint="eastAsia"/>
-              </w:rPr>
-            </w:pPr>
             <w:r>
               <w:rPr>
                 <w:rFonts w:hint="eastAsia"/>
@@ -46902,11 +46875,6 @@
             <w:tcW w:w="6571" w:type="dxa"/>
           </w:tcPr>
           <w:p>
-            <w:pPr>
-              <w:rPr>
-                <w:rFonts w:hint="eastAsia"/>
-              </w:rPr>
-            </w:pPr>
             <w:r>
               <w:rPr>
                 <w:rFonts w:hint="eastAsia"/>
@@ -46958,11 +46926,6 @@
             <w:tcW w:w="1951" w:type="dxa"/>
           </w:tcPr>
           <w:p>
-            <w:pPr>
-              <w:rPr>
-                <w:rFonts w:hint="eastAsia"/>
-              </w:rPr>
-            </w:pPr>
             <w:r>
               <w:rPr>
                 <w:rFonts w:hint="eastAsia"/>
@@ -46976,11 +46939,6 @@
             <w:tcW w:w="6571" w:type="dxa"/>
           </w:tcPr>
           <w:p>
-            <w:pPr>
-              <w:rPr>
-                <w:rFonts w:hint="eastAsia"/>
-              </w:rPr>
-            </w:pPr>
             <w:r>
               <w:rPr>
                 <w:rFonts w:hint="eastAsia"/>
@@ -47248,11 +47206,6 @@
       </w:r>
     </w:p>
     <w:p>
-      <w:pPr>
-        <w:rPr>
-          <w:rFonts w:hint="eastAsia"/>
-        </w:rPr>
-      </w:pPr>
       <w:r>
         <w:rPr>
           <w:rFonts w:hint="eastAsia"/>
@@ -47290,7 +47243,6 @@
           <w:p>
             <w:pPr>
               <w:rPr>
-                <w:rFonts w:hint="eastAsia"/>
                 <w:b/>
               </w:rPr>
             </w:pPr>
@@ -47310,7 +47262,6 @@
           <w:p>
             <w:pPr>
               <w:rPr>
-                <w:rFonts w:hint="eastAsia"/>
                 <w:b/>
               </w:rPr>
             </w:pPr>
@@ -47330,11 +47281,6 @@
             <w:tcW w:w="1384" w:type="dxa"/>
           </w:tcPr>
           <w:p>
-            <w:pPr>
-              <w:rPr>
-                <w:rFonts w:hint="eastAsia"/>
-              </w:rPr>
-            </w:pPr>
             <w:r>
               <w:rPr>
                 <w:rFonts w:hint="eastAsia"/>
@@ -47348,11 +47294,6 @@
             <w:tcW w:w="7138" w:type="dxa"/>
           </w:tcPr>
           <w:p>
-            <w:pPr>
-              <w:rPr>
-                <w:rFonts w:hint="eastAsia"/>
-              </w:rPr>
-            </w:pPr>
             <w:r>
               <w:rPr>
                 <w:rFonts w:hint="eastAsia"/>
@@ -47380,11 +47321,6 @@
             <w:tcW w:w="1384" w:type="dxa"/>
           </w:tcPr>
           <w:p>
-            <w:pPr>
-              <w:rPr>
-                <w:rFonts w:hint="eastAsia"/>
-              </w:rPr>
-            </w:pPr>
             <w:r>
               <w:rPr>
                 <w:rFonts w:hint="eastAsia"/>
@@ -47398,11 +47334,6 @@
             <w:tcW w:w="7138" w:type="dxa"/>
           </w:tcPr>
           <w:p>
-            <w:pPr>
-              <w:rPr>
-                <w:rFonts w:hint="eastAsia"/>
-              </w:rPr>
-            </w:pPr>
             <w:r>
               <w:rPr>
                 <w:rFonts w:hint="eastAsia"/>
@@ -47418,11 +47349,6 @@
             <w:tcW w:w="1384" w:type="dxa"/>
           </w:tcPr>
           <w:p>
-            <w:pPr>
-              <w:rPr>
-                <w:rFonts w:hint="eastAsia"/>
-              </w:rPr>
-            </w:pPr>
             <w:r>
               <w:rPr>
                 <w:rFonts w:hint="eastAsia"/>
@@ -47436,11 +47362,6 @@
             <w:tcW w:w="7138" w:type="dxa"/>
           </w:tcPr>
           <w:p>
-            <w:pPr>
-              <w:rPr>
-                <w:rFonts w:hint="eastAsia"/>
-              </w:rPr>
-            </w:pPr>
             <w:r>
               <w:rPr>
                 <w:rFonts w:hint="eastAsia"/>
@@ -47468,11 +47389,6 @@
             <w:tcW w:w="1384" w:type="dxa"/>
           </w:tcPr>
           <w:p>
-            <w:pPr>
-              <w:rPr>
-                <w:rFonts w:hint="eastAsia"/>
-              </w:rPr>
-            </w:pPr>
             <w:r>
               <w:t>sys</w:t>
             </w:r>
@@ -47483,11 +47399,6 @@
             <w:tcW w:w="7138" w:type="dxa"/>
           </w:tcPr>
           <w:p>
-            <w:pPr>
-              <w:rPr>
-                <w:rFonts w:hint="eastAsia"/>
-              </w:rPr>
-            </w:pPr>
             <w:r>
               <w:rPr>
                 <w:rFonts w:hint="eastAsia"/>
@@ -47522,13 +47433,7 @@
         </w:tc>
       </w:tr>
     </w:tbl>
-    <w:p>
-      <w:pPr>
-        <w:rPr>
-          <w:rFonts w:hint="eastAsia"/>
-        </w:rPr>
-      </w:pPr>
-    </w:p>
+    <w:p/>
     <w:p>
       <w:pPr>
         <w:pStyle w:val="2"/>
@@ -50126,9 +50031,6 @@
     <w:p>
       <w:pPr>
         <w:ind w:firstLine="420"/>
-        <w:rPr>
-          <w:rFonts w:hint="eastAsia"/>
-        </w:rPr>
       </w:pPr>
       <w:r>
         <w:rPr>
@@ -50170,9 +50072,6 @@
     <w:p>
       <w:pPr>
         <w:ind w:firstLine="420"/>
-        <w:rPr>
-          <w:rFonts w:hint="eastAsia"/>
-        </w:rPr>
       </w:pPr>
       <w:r>
         <w:t>mysqldump -uroot -p123456 user</w:t>
@@ -50322,11 +50221,6 @@
       </w:r>
     </w:p>
     <w:p>
-      <w:pPr>
-        <w:rPr>
-          <w:rFonts w:hint="eastAsia"/>
-        </w:rPr>
-      </w:pPr>
       <w:r>
         <w:tab/>
       </w:r>
@@ -50484,9 +50378,6 @@
     <w:p>
       <w:pPr>
         <w:ind w:firstLine="420"/>
-        <w:rPr>
-          <w:rFonts w:hint="eastAsia"/>
-        </w:rPr>
       </w:pPr>
       <w:r>
         <w:t xml:space="preserve">-- </w:t>
@@ -50652,11 +50543,6 @@
       </w:r>
     </w:p>
     <w:p>
-      <w:pPr>
-        <w:rPr>
-          <w:rFonts w:hint="eastAsia"/>
-        </w:rPr>
-      </w:pPr>
       <w:r>
         <w:tab/>
       </w:r>
@@ -51083,9 +50969,6 @@
     <w:p>
       <w:pPr>
         <w:ind w:firstLine="420"/>
-        <w:rPr>
-          <w:rFonts w:hint="eastAsia"/>
-        </w:rPr>
       </w:pPr>
       <w:r>
         <w:rPr>
@@ -54527,9 +54410,6 @@
     <w:p>
       <w:pPr>
         <w:pStyle w:val="2"/>
-        <w:rPr>
-          <w:rFonts w:hint="eastAsia"/>
-        </w:rPr>
       </w:pPr>
       <w:r>
         <w:t>数据库信息查询</w:t>
@@ -54538,7 +54418,6 @@
     <w:p>
       <w:pPr>
         <w:rPr>
-          <w:rFonts w:hint="eastAsia"/>
           <w:b/>
         </w:rPr>
       </w:pPr>
@@ -54730,11 +54609,6 @@
       </w:r>
     </w:p>
     <w:p>
-      <w:pPr>
-        <w:rPr>
-          <w:rFonts w:hint="eastAsia"/>
-        </w:rPr>
-      </w:pPr>
       <w:r>
         <w:t>ORDER BY</w:t>
       </w:r>
@@ -54769,7 +54643,6 @@
     <w:p>
       <w:pPr>
         <w:rPr>
-          <w:rFonts w:hint="eastAsia"/>
           <w:b/>
         </w:rPr>
       </w:pPr>
@@ -54965,11 +54838,6 @@
       </w:r>
     </w:p>
     <w:p>
-      <w:pPr>
-        <w:rPr>
-          <w:rFonts w:hint="eastAsia"/>
-        </w:rPr>
-      </w:pPr>
       <w:r>
         <w:t>ORDER BY</w:t>
       </w:r>
@@ -54992,7 +54860,6 @@
     <w:p>
       <w:pPr>
         <w:rPr>
-          <w:rFonts w:hint="eastAsia"/>
           <w:b/>
         </w:rPr>
       </w:pPr>
@@ -55176,11 +55043,6 @@
       </w:r>
     </w:p>
     <w:p>
-      <w:pPr>
-        <w:rPr>
-          <w:rFonts w:hint="eastAsia"/>
-        </w:rPr>
-      </w:pPr>
       <w:r>
         <w:t>WHERE</w:t>
       </w:r>
@@ -55197,7 +55059,6 @@
     <w:p>
       <w:pPr>
         <w:rPr>
-          <w:rFonts w:hint="eastAsia"/>
           <w:b/>
         </w:rPr>
       </w:pPr>
@@ -57213,7 +57074,6 @@
           <w:p>
             <w:pPr>
               <w:rPr>
-                <w:rFonts w:hint="eastAsia"/>
                 <w:b/>
               </w:rPr>
             </w:pPr>
@@ -57232,7 +57092,6 @@
           <w:p>
             <w:pPr>
               <w:rPr>
-                <w:rFonts w:hint="eastAsia"/>
                 <w:b/>
               </w:rPr>
             </w:pPr>
@@ -57251,11 +57110,6 @@
             <w:tcW w:w="2972" w:type="dxa"/>
           </w:tcPr>
           <w:p>
-            <w:pPr>
-              <w:rPr>
-                <w:rFonts w:hint="eastAsia"/>
-              </w:rPr>
-            </w:pPr>
             <w:r>
               <w:t>log_bin</w:t>
             </w:r>
@@ -57266,11 +57120,6 @@
             <w:tcW w:w="5550" w:type="dxa"/>
           </w:tcPr>
           <w:p>
-            <w:pPr>
-              <w:rPr>
-                <w:rFonts w:hint="eastAsia"/>
-              </w:rPr>
-            </w:pPr>
             <w:r>
               <w:t>ON</w:t>
             </w:r>
@@ -57283,11 +57132,6 @@
             <w:tcW w:w="2972" w:type="dxa"/>
           </w:tcPr>
           <w:p>
-            <w:pPr>
-              <w:rPr>
-                <w:rFonts w:hint="eastAsia"/>
-              </w:rPr>
-            </w:pPr>
             <w:r>
               <w:t>log_bin_basename</w:t>
             </w:r>
@@ -57298,11 +57142,6 @@
             <w:tcW w:w="5550" w:type="dxa"/>
           </w:tcPr>
           <w:p>
-            <w:pPr>
-              <w:rPr>
-                <w:rFonts w:hint="eastAsia"/>
-              </w:rPr>
-            </w:pPr>
             <w:r>
               <w:t>C:\ProgramData\MySQL\MySQL Server 8.0\Data\binlog</w:t>
             </w:r>
@@ -57315,11 +57154,6 @@
             <w:tcW w:w="2972" w:type="dxa"/>
           </w:tcPr>
           <w:p>
-            <w:pPr>
-              <w:rPr>
-                <w:rFonts w:hint="eastAsia"/>
-              </w:rPr>
-            </w:pPr>
             <w:r>
               <w:t>log_bin_index</w:t>
             </w:r>
@@ -57330,11 +57164,6 @@
             <w:tcW w:w="5550" w:type="dxa"/>
           </w:tcPr>
           <w:p>
-            <w:pPr>
-              <w:rPr>
-                <w:rFonts w:hint="eastAsia"/>
-              </w:rPr>
-            </w:pPr>
             <w:r>
               <w:t>C:\ProgramData\MySQL\MySQL Server 8.0\Data\binlog.index</w:t>
             </w:r>
@@ -57347,11 +57176,6 @@
             <w:tcW w:w="2972" w:type="dxa"/>
           </w:tcPr>
           <w:p>
-            <w:pPr>
-              <w:rPr>
-                <w:rFonts w:hint="eastAsia"/>
-              </w:rPr>
-            </w:pPr>
             <w:r>
               <w:t>log_bin_trust_function_creators</w:t>
             </w:r>
@@ -57362,11 +57186,6 @@
             <w:tcW w:w="5550" w:type="dxa"/>
           </w:tcPr>
           <w:p>
-            <w:pPr>
-              <w:rPr>
-                <w:rFonts w:hint="eastAsia"/>
-              </w:rPr>
-            </w:pPr>
             <w:r>
               <w:t>OFF</w:t>
             </w:r>
@@ -57379,11 +57198,6 @@
             <w:tcW w:w="2972" w:type="dxa"/>
           </w:tcPr>
           <w:p>
-            <w:pPr>
-              <w:rPr>
-                <w:rFonts w:hint="eastAsia"/>
-              </w:rPr>
-            </w:pPr>
             <w:r>
               <w:t>log_bin_use_v1_row_events</w:t>
             </w:r>
@@ -57394,11 +57208,6 @@
             <w:tcW w:w="5550" w:type="dxa"/>
           </w:tcPr>
           <w:p>
-            <w:pPr>
-              <w:rPr>
-                <w:rFonts w:hint="eastAsia"/>
-              </w:rPr>
-            </w:pPr>
             <w:r>
               <w:t>OFF</w:t>
             </w:r>
@@ -57459,13 +57268,7 @@
         <w:t>log_bin_basename</w:t>
       </w:r>
       <w:r>
-        <w:t>的值表示</w:t>
-      </w:r>
-      <w:r>
-        <w:t>二进制日志</w:t>
-      </w:r>
-      <w:r>
-        <w:t>文件的存储路径和文件名的</w:t>
+        <w:t>的值表示二进制日志文件的存储路径和文件名的</w:t>
       </w:r>
       <w:r>
         <w:t>前缀，例如</w:t>
@@ -57474,38 +57277,23 @@
     <w:p>
       <w:pPr>
         <w:ind w:left="420" w:firstLine="420"/>
-        <w:rPr>
-          <w:rFonts w:hint="eastAsia"/>
-        </w:rPr>
       </w:pPr>
       <w:r>
         <w:t>binlog.000279</w:t>
       </w:r>
       <w:r>
-        <w:t>就是其中一个</w:t>
-      </w:r>
-      <w:r>
-        <w:t>二进制日志文件</w:t>
-      </w:r>
-      <w:r>
-        <w:t>。</w:t>
+        <w:t>就是其中一个二进制日志文件。</w:t>
       </w:r>
     </w:p>
     <w:p>
       <w:pPr>
         <w:ind w:firstLine="420"/>
-        <w:rPr>
-          <w:rFonts w:hint="eastAsia"/>
-        </w:rPr>
       </w:pPr>
       <w:r>
         <w:t>log_bin_index</w:t>
       </w:r>
       <w:r>
-        <w:t>的值表示</w:t>
-      </w:r>
-      <w:r>
-        <w:t>二进制日志的索引文件的路径。</w:t>
+        <w:t>的值表示二进制日志的索引文件的路径。</w:t>
       </w:r>
     </w:p>
     <w:p>
@@ -57790,11 +57578,6 @@
       </w:tr>
     </w:tbl>
     <w:p>
-      <w:pPr>
-        <w:rPr>
-          <w:rFonts w:hint="eastAsia"/>
-        </w:rPr>
-      </w:pPr>
       <w:r>
         <w:tab/>
         <w:t xml:space="preserve">-- </w:t>
@@ -57835,13 +57618,7 @@
         <w:rPr>
           <w:rFonts w:hint="eastAsia"/>
         </w:rPr>
-        <w:t>variables like '%binlog_format%</w:t>
-      </w:r>
-      <w:r>
-        <w:rPr>
-          <w:rFonts w:hint="eastAsia"/>
-        </w:rPr>
-        <w:t>'</w:t>
+        <w:t>variables like '%binlog_format%'</w:t>
       </w:r>
       <w:r>
         <w:rPr>
@@ -57890,9 +57667,6 @@
     <w:p>
       <w:pPr>
         <w:ind w:firstLine="420"/>
-        <w:rPr>
-          <w:rFonts w:hint="eastAsia"/>
-        </w:rPr>
       </w:pPr>
       <w:r>
         <w:t xml:space="preserve">-- </w:t>
@@ -58131,9 +57905,6 @@
     <w:p>
       <w:pPr>
         <w:ind w:left="420" w:firstLine="420"/>
-        <w:rPr>
-          <w:rFonts w:hint="eastAsia"/>
-        </w:rPr>
       </w:pPr>
       <w:r>
         <w:rPr>
@@ -58226,7 +57997,6 @@
           <w:p>
             <w:pPr>
               <w:rPr>
-                <w:rFonts w:hint="eastAsia"/>
                 <w:b/>
               </w:rPr>
             </w:pPr>
@@ -58246,7 +58016,6 @@
           <w:p>
             <w:pPr>
               <w:rPr>
-                <w:rFonts w:hint="eastAsia"/>
                 <w:b/>
               </w:rPr>
             </w:pPr>
@@ -58266,11 +58035,6 @@
             <w:tcW w:w="4261" w:type="dxa"/>
           </w:tcPr>
           <w:p>
-            <w:pPr>
-              <w:rPr>
-                <w:rFonts w:hint="eastAsia"/>
-              </w:rPr>
-            </w:pPr>
             <w:r>
               <w:rPr>
                 <w:rFonts w:hint="eastAsia"/>
@@ -58284,11 +58048,6 @@
             <w:tcW w:w="4261" w:type="dxa"/>
           </w:tcPr>
           <w:p>
-            <w:pPr>
-              <w:rPr>
-                <w:rFonts w:hint="eastAsia"/>
-              </w:rPr>
-            </w:pPr>
             <w:r>
               <w:rPr>
                 <w:rFonts w:hint="eastAsia"/>
@@ -58328,11 +58087,6 @@
             <w:tcW w:w="4261" w:type="dxa"/>
           </w:tcPr>
           <w:p>
-            <w:pPr>
-              <w:rPr>
-                <w:rFonts w:hint="eastAsia"/>
-              </w:rPr>
-            </w:pPr>
             <w:r>
               <w:rPr>
                 <w:rFonts w:hint="eastAsia"/>
@@ -58355,11 +58109,6 @@
             <w:tcW w:w="4261" w:type="dxa"/>
           </w:tcPr>
           <w:p>
-            <w:pPr>
-              <w:rPr>
-                <w:rFonts w:hint="eastAsia"/>
-              </w:rPr>
-            </w:pPr>
             <w:r>
               <w:rPr>
                 <w:rFonts w:hint="eastAsia"/>
@@ -58401,9 +58150,6 @@
           <w:p>
             <w:pPr>
               <w:ind w:firstLineChars="100" w:firstLine="210"/>
-              <w:rPr>
-                <w:rFonts w:hint="eastAsia"/>
-              </w:rPr>
             </w:pPr>
             <w:r>
               <w:rPr>
@@ -58418,11 +58164,6 @@
             <w:tcW w:w="4261" w:type="dxa"/>
           </w:tcPr>
           <w:p>
-            <w:pPr>
-              <w:rPr>
-                <w:rFonts w:hint="eastAsia"/>
-              </w:rPr>
-            </w:pPr>
             <w:r>
               <w:rPr>
                 <w:rFonts w:hint="eastAsia"/>
@@ -58514,9 +58255,6 @@
     <w:p>
       <w:pPr>
         <w:ind w:firstLine="420"/>
-        <w:rPr>
-          <w:rFonts w:hint="eastAsia"/>
-        </w:rPr>
       </w:pPr>
       <w:r>
         <w:t>就可以修改过期时间。</w:t>
@@ -58623,33 +58361,124 @@
     <w:p>
       <w:pPr>
         <w:ind w:left="420" w:firstLine="420"/>
-        <w:rPr>
-          <w:rFonts w:hint="eastAsia"/>
-        </w:rPr>
       </w:pPr>
       <w:r>
         <w:t>general_log</w:t>
       </w:r>
       <w:r>
+        <w:t>表示查询日志是否开启，</w:t>
+      </w:r>
+      <w:r>
+        <w:rPr>
+          <w:rFonts w:hint="eastAsia"/>
+        </w:rPr>
+        <w:t>O</w:t>
+      </w:r>
+      <w:r>
+        <w:t>FF</w:t>
+      </w:r>
+      <w:r>
+        <w:t>表示未开启。</w:t>
+      </w:r>
+    </w:p>
+    <w:p>
+      <w:pPr>
+        <w:ind w:left="420" w:firstLine="420"/>
+      </w:pPr>
+      <w:r>
+        <w:t>general_log_file</w:t>
+      </w:r>
+      <w:r>
         <w:t>表示</w:t>
       </w:r>
       <w:r>
-        <w:t>查询日志</w:t>
-      </w:r>
-      <w:r>
-        <w:t>是否开启，</w:t>
-      </w:r>
-      <w:r>
-        <w:rPr>
-          <w:rFonts w:hint="eastAsia"/>
-        </w:rPr>
-        <w:t>O</w:t>
-      </w:r>
-      <w:r>
-        <w:t>FF</w:t>
-      </w:r>
-      <w:r>
-        <w:t>表示未开启。</w:t>
+        <w:rPr>
+          <w:rFonts w:hint="eastAsia"/>
+          <w:kern w:val="0"/>
+        </w:rPr>
+        <w:t>查询日志的路径，</w:t>
+      </w:r>
+      <w:r>
+        <w:t>DESKTOP-2ILO5CG.log</w:t>
+      </w:r>
+      <w:r>
+        <w:t>是相对于</w:t>
+      </w:r>
+      <w:r>
+        <w:rPr>
+          <w:rFonts w:hint="eastAsia"/>
+        </w:rPr>
+        <w:t>数据目录</w:t>
+      </w:r>
+      <w:r>
+        <w:rPr>
+          <w:rFonts w:hint="eastAsia"/>
+        </w:rPr>
+        <w:t>下的</w:t>
+      </w:r>
+    </w:p>
+    <w:p>
+      <w:pPr>
+        <w:ind w:left="840" w:firstLine="420"/>
+      </w:pPr>
+      <w:r>
+        <w:rPr>
+          <w:rFonts w:hint="eastAsia"/>
+        </w:rPr>
+        <w:t>路径。</w:t>
+      </w:r>
+    </w:p>
+    <w:p>
+      <w:pPr>
+        <w:ind w:firstLine="420"/>
+      </w:pPr>
+      <w:r>
+        <w:rPr>
+          <w:rFonts w:hint="eastAsia"/>
+        </w:rPr>
+        <w:t>若要开启查询日志，在</w:t>
+      </w:r>
+      <w:r>
+        <w:rPr>
+          <w:rFonts w:hint="eastAsia"/>
+        </w:rPr>
+        <w:t>linux</w:t>
+      </w:r>
+      <w:r>
+        <w:rPr>
+          <w:rFonts w:hint="eastAsia"/>
+        </w:rPr>
+        <w:t>系统下，需要</w:t>
+      </w:r>
+      <w:r>
+        <w:rPr>
+          <w:rFonts w:hint="eastAsia"/>
+        </w:rPr>
+        <w:t>修改</w:t>
+      </w:r>
+      <w:r>
+        <w:rPr>
+          <w:rFonts w:hint="eastAsia"/>
+        </w:rPr>
+        <w:t>MySQL</w:t>
+      </w:r>
+      <w:r>
+        <w:rPr>
+          <w:rFonts w:hint="eastAsia"/>
+        </w:rPr>
+        <w:t>的配置文件</w:t>
+      </w:r>
+      <w:r>
+        <w:rPr>
+          <w:rFonts w:hint="eastAsia"/>
+        </w:rPr>
+        <w:t>/etc/my.cnf</w:t>
+      </w:r>
+      <w:r>
+        <w:rPr>
+          <w:rFonts w:hint="eastAsia"/>
+        </w:rPr>
+        <w:t>文件，添</w:t>
       </w:r>
     </w:p>
     <w:p>
@@ -58657,42 +58486,869 @@
         <w:ind w:left="420" w:firstLine="420"/>
       </w:pPr>
       <w:r>
-        <w:t>general_log_file</w:t>
-      </w:r>
-      <w:r>
-        <w:t>表示</w:t>
-      </w:r>
-      <w:r>
-        <w:rPr>
-          <w:rFonts w:hint="eastAsia"/>
-          <w:kern w:val="0"/>
-        </w:rPr>
-        <w:t>查询日志</w:t>
-      </w:r>
-      <w:r>
-        <w:rPr>
-          <w:rFonts w:hint="eastAsia"/>
-          <w:kern w:val="0"/>
-        </w:rPr>
-        <w:t>的路径，</w:t>
-      </w:r>
-      <w:r>
-        <w:t>DESKTOP-2ILO5CG.log</w:t>
-      </w:r>
-      <w:r>
-        <w:t>是相对于</w:t>
-      </w:r>
-      <w:r>
-        <w:rPr>
-          <w:rFonts w:hint="eastAsia"/>
-        </w:rPr>
-        <w:t>数据目录</w:t>
-      </w:r>
-      <w:r>
-        <w:rPr>
-          <w:rFonts w:hint="eastAsia"/>
-        </w:rPr>
-        <w:t>下的</w:t>
+        <w:rPr>
+          <w:rFonts w:hint="eastAsia"/>
+        </w:rPr>
+        <w:t>加如下内容：</w:t>
+      </w:r>
+    </w:p>
+    <w:p>
+      <w:pPr>
+        <w:ind w:left="420" w:firstLine="420"/>
+      </w:pPr>
+      <w:r>
+        <w:rPr>
+          <w:rFonts w:hint="eastAsia"/>
+        </w:rPr>
+        <w:t>#</w:t>
+      </w:r>
+      <w:r>
+        <w:rPr>
+          <w:rFonts w:hint="eastAsia"/>
+        </w:rPr>
+        <w:t>该选项用来开启查询日志，可选值：</w:t>
+      </w:r>
+      <w:r>
+        <w:rPr>
+          <w:rFonts w:hint="eastAsia"/>
+        </w:rPr>
+        <w:t>0</w:t>
+      </w:r>
+      <w:r>
+        <w:rPr>
+          <w:rFonts w:hint="eastAsia"/>
+        </w:rPr>
+        <w:t>或者</w:t>
+      </w:r>
+      <w:r>
+        <w:rPr>
+          <w:rFonts w:hint="eastAsia"/>
+        </w:rPr>
+        <w:t>1</w:t>
+      </w:r>
+      <w:r>
+        <w:rPr>
+          <w:rFonts w:hint="eastAsia"/>
+        </w:rPr>
+        <w:t>；</w:t>
+      </w:r>
+      <w:r>
+        <w:rPr>
+          <w:rFonts w:hint="eastAsia"/>
+        </w:rPr>
+        <w:t>0</w:t>
+      </w:r>
+      <w:r>
+        <w:rPr>
+          <w:rFonts w:hint="eastAsia"/>
+        </w:rPr>
+        <w:t>代表关闭，</w:t>
+      </w:r>
+      <w:r>
+        <w:rPr>
+          <w:rFonts w:hint="eastAsia"/>
+        </w:rPr>
+        <w:t>1</w:t>
+      </w:r>
+      <w:r>
+        <w:rPr>
+          <w:rFonts w:hint="eastAsia"/>
+        </w:rPr>
+        <w:t>代表开启</w:t>
+      </w:r>
+    </w:p>
+    <w:p>
+      <w:pPr>
+        <w:ind w:left="420" w:firstLine="420"/>
+      </w:pPr>
+      <w:r>
+        <w:rPr>
+          <w:rFonts w:hint="eastAsia"/>
+        </w:rPr>
+        <w:t>general_log=1</w:t>
+      </w:r>
+    </w:p>
+    <w:p>
+      <w:pPr>
+        <w:ind w:left="420" w:firstLine="420"/>
+      </w:pPr>
+      <w:r>
+        <w:rPr>
+          <w:rFonts w:hint="eastAsia"/>
+        </w:rPr>
+        <w:t>#</w:t>
+      </w:r>
+      <w:r>
+        <w:rPr>
+          <w:rFonts w:hint="eastAsia"/>
+        </w:rPr>
+        <w:t>设置日志的文件名，如果没有指定，默认的文件名为</w:t>
+      </w:r>
+      <w:r>
+        <w:rPr>
+          <w:rFonts w:hint="eastAsia"/>
+        </w:rPr>
+        <w:t>host_name.log</w:t>
+      </w:r>
+    </w:p>
+    <w:p>
+      <w:pPr>
+        <w:ind w:left="420" w:firstLine="420"/>
+      </w:pPr>
+      <w:r>
+        <w:rPr>
+          <w:rFonts w:hint="eastAsia"/>
+        </w:rPr>
+        <w:t>general_log_file=</w:t>
+      </w:r>
+      <w:r>
+        <w:t>/var/lib/mysql/</w:t>
+      </w:r>
+      <w:r>
+        <w:rPr>
+          <w:rFonts w:hint="eastAsia"/>
+        </w:rPr>
+        <w:t>mysql_query.log</w:t>
+      </w:r>
+    </w:p>
+    <w:p>
+      <w:pPr>
+        <w:rPr>
+          <w:color w:val="FF0000"/>
+        </w:rPr>
+      </w:pPr>
+      <w:r>
+        <w:t>4.</w:t>
+      </w:r>
+      <w:r>
+        <w:t>慢查询日志</w:t>
+      </w:r>
+      <w:r>
+        <w:rPr>
+          <w:color w:val="FF0000"/>
+        </w:rPr>
+        <w:t>（默认开启）</w:t>
+      </w:r>
+    </w:p>
+    <w:p>
+      <w:r>
+        <w:rPr>
+          <w:rFonts w:hint="eastAsia"/>
+        </w:rPr>
+        <w:t>说明：</w:t>
+      </w:r>
+      <w:r>
+        <w:rPr>
+          <w:rFonts w:hint="eastAsia"/>
+        </w:rPr>
+        <w:t>慢查询日志记录了所有执行时间超过参数</w:t>
+      </w:r>
+      <w:r>
+        <w:rPr>
+          <w:rFonts w:hint="eastAsia"/>
+        </w:rPr>
+        <w:t xml:space="preserve">long_query_time </w:t>
+      </w:r>
+      <w:r>
+        <w:rPr>
+          <w:rFonts w:hint="eastAsia"/>
+        </w:rPr>
+        <w:t>设置值并且扫描记录数不</w:t>
+      </w:r>
+    </w:p>
+    <w:p>
+      <w:pPr>
+        <w:ind w:firstLine="420"/>
+      </w:pPr>
+      <w:r>
+        <w:rPr>
+          <w:rFonts w:hint="eastAsia"/>
+        </w:rPr>
+        <w:t>小于</w:t>
+      </w:r>
+      <w:r>
+        <w:rPr>
+          <w:rFonts w:hint="eastAsia"/>
+        </w:rPr>
+        <w:t xml:space="preserve"> min_examined_row_limit</w:t>
+      </w:r>
+      <w:r>
+        <w:rPr>
+          <w:rFonts w:hint="eastAsia"/>
+        </w:rPr>
+        <w:t>的所有的</w:t>
+      </w:r>
+      <w:r>
+        <w:rPr>
+          <w:rFonts w:hint="eastAsia"/>
+        </w:rPr>
+        <w:t>SQL</w:t>
+      </w:r>
+      <w:r>
+        <w:rPr>
+          <w:rFonts w:hint="eastAsia"/>
+        </w:rPr>
+        <w:t>语句的日志，默认未开启。</w:t>
+      </w:r>
+      <w:r>
+        <w:rPr>
+          <w:rFonts w:hint="eastAsia"/>
+        </w:rPr>
+        <w:t>long_query_time</w:t>
+      </w:r>
+    </w:p>
+    <w:p>
+      <w:pPr>
+        <w:ind w:firstLine="420"/>
+      </w:pPr>
+      <w:r>
+        <w:rPr>
+          <w:rFonts w:hint="eastAsia"/>
+        </w:rPr>
+        <w:t>默认为</w:t>
+      </w:r>
+      <w:r>
+        <w:rPr>
+          <w:rFonts w:hint="eastAsia"/>
+        </w:rPr>
+        <w:t>10</w:t>
+      </w:r>
+      <w:r>
+        <w:rPr>
+          <w:rFonts w:hint="eastAsia"/>
+        </w:rPr>
+        <w:t>秒，最小为</w:t>
+      </w:r>
+      <w:r>
+        <w:rPr>
+          <w:rFonts w:hint="eastAsia"/>
+        </w:rPr>
+        <w:t>0</w:t>
+      </w:r>
+      <w:r>
+        <w:rPr>
+          <w:rFonts w:hint="eastAsia"/>
+        </w:rPr>
+        <w:t>，</w:t>
+      </w:r>
+      <w:r>
+        <w:rPr>
+          <w:rFonts w:hint="eastAsia"/>
+        </w:rPr>
+        <w:t>精度可以到微秒。</w:t>
+      </w:r>
+    </w:p>
+    <w:p>
+      <w:pPr>
+        <w:ind w:firstLine="420"/>
+      </w:pPr>
+      <w:r>
+        <w:rPr>
+          <w:rFonts w:hint="eastAsia"/>
+        </w:rPr>
+        <w:t>#</w:t>
+      </w:r>
+      <w:r>
+        <w:rPr>
+          <w:rFonts w:hint="eastAsia"/>
+        </w:rPr>
+        <w:t>慢查询日志</w:t>
+      </w:r>
+      <w:r>
+        <w:rPr>
+          <w:rFonts w:hint="eastAsia"/>
+        </w:rPr>
+        <w:t>的开关，</w:t>
+      </w:r>
+      <w:r>
+        <w:rPr>
+          <w:rFonts w:hint="eastAsia"/>
+        </w:rPr>
+        <w:t>1</w:t>
+      </w:r>
+      <w:r>
+        <w:rPr>
+          <w:rFonts w:hint="eastAsia"/>
+        </w:rPr>
+        <w:t>是开启</w:t>
+      </w:r>
+    </w:p>
+    <w:p>
+      <w:pPr>
+        <w:ind w:firstLine="420"/>
+      </w:pPr>
+      <w:r>
+        <w:rPr>
+          <w:rFonts w:hint="eastAsia"/>
+        </w:rPr>
+        <w:t>slow_query_log=1</w:t>
+      </w:r>
+    </w:p>
+    <w:p>
+      <w:pPr>
+        <w:ind w:firstLine="420"/>
+      </w:pPr>
+      <w:r>
+        <w:rPr>
+          <w:rFonts w:hint="eastAsia"/>
+        </w:rPr>
+        <w:t>#</w:t>
+      </w:r>
+      <w:r>
+        <w:rPr>
+          <w:rFonts w:hint="eastAsia"/>
+        </w:rPr>
+        <w:t>执行时间参数</w:t>
+      </w:r>
+      <w:r>
+        <w:rPr>
+          <w:rFonts w:hint="eastAsia"/>
+        </w:rPr>
+        <w:t>，单位是秒</w:t>
+      </w:r>
+    </w:p>
+    <w:p>
+      <w:pPr>
+        <w:ind w:firstLine="420"/>
+      </w:pPr>
+      <w:r>
+        <w:rPr>
+          <w:rFonts w:hint="eastAsia"/>
+        </w:rPr>
+        <w:t>long_query_time=2</w:t>
+      </w:r>
+    </w:p>
+    <w:p>
+      <w:r>
+        <w:rPr>
+          <w:rFonts w:hint="eastAsia"/>
+        </w:rPr>
+        <w:t>默认情况下</w:t>
+      </w:r>
+      <w:r>
+        <w:rPr>
+          <w:rFonts w:hint="eastAsia"/>
+        </w:rPr>
+        <w:t>,</w:t>
+      </w:r>
+      <w:r>
+        <w:rPr>
+          <w:rFonts w:hint="eastAsia"/>
+        </w:rPr>
+        <w:t>不会记录管理语句，也不会记录不使用索引进行查找的查询。可以使用</w:t>
+      </w:r>
+    </w:p>
+    <w:p>
+      <w:pPr>
+        <w:ind w:firstLine="420"/>
+      </w:pPr>
+      <w:r>
+        <w:rPr>
+          <w:rFonts w:hint="eastAsia"/>
+        </w:rPr>
+        <w:t>log_slow_admin_statements</w:t>
+      </w:r>
+      <w:r>
+        <w:rPr>
+          <w:rFonts w:hint="eastAsia"/>
+        </w:rPr>
+        <w:t>和更改此行为</w:t>
+      </w:r>
+      <w:r>
+        <w:rPr>
+          <w:rFonts w:hint="eastAsia"/>
+        </w:rPr>
+        <w:t>log_queries_not_usin</w:t>
+      </w:r>
+      <w:r>
+        <w:rPr>
+          <w:rFonts w:hint="eastAsia"/>
+        </w:rPr>
+        <w:t>g_indexes</w:t>
+      </w:r>
+      <w:r>
+        <w:rPr>
+          <w:rFonts w:hint="eastAsia"/>
+        </w:rPr>
+        <w:t>，</w:t>
+      </w:r>
+      <w:r>
+        <w:rPr>
+          <w:rFonts w:hint="eastAsia"/>
+        </w:rPr>
+        <w:t>如下所述。</w:t>
+      </w:r>
+    </w:p>
+    <w:p>
+      <w:pPr>
+        <w:ind w:firstLine="420"/>
+      </w:pPr>
+      <w:r>
+        <w:rPr>
+          <w:rFonts w:hint="eastAsia"/>
+        </w:rPr>
+        <w:t>#</w:t>
+      </w:r>
+      <w:r>
+        <w:rPr>
+          <w:rFonts w:hint="eastAsia"/>
+        </w:rPr>
+        <w:t>记录执行较慢的管理语句</w:t>
+      </w:r>
+    </w:p>
+    <w:p>
+      <w:pPr>
+        <w:ind w:firstLine="420"/>
+      </w:pPr>
+      <w:r>
+        <w:rPr>
+          <w:rFonts w:hint="eastAsia"/>
+        </w:rPr>
+        <w:t>log_slow_admin_statements =1</w:t>
+      </w:r>
+    </w:p>
+    <w:p>
+      <w:pPr>
+        <w:ind w:firstLine="420"/>
+      </w:pPr>
+      <w:r>
+        <w:rPr>
+          <w:rFonts w:hint="eastAsia"/>
+        </w:rPr>
+        <w:t>#</w:t>
+      </w:r>
+      <w:r>
+        <w:rPr>
+          <w:rFonts w:hint="eastAsia"/>
+        </w:rPr>
+        <w:t>记录执行较慢的未使用索引的语句</w:t>
+      </w:r>
+    </w:p>
+    <w:p>
+      <w:pPr>
+        <w:ind w:firstLine="420"/>
+      </w:pPr>
+      <w:r>
+        <w:rPr>
+          <w:rFonts w:hint="eastAsia"/>
+        </w:rPr>
+        <w:t>log_queries_not_using_indexes =1</w:t>
+      </w:r>
+    </w:p>
+    <w:p>
+      <w:pPr>
+        <w:pStyle w:val="2"/>
+      </w:pPr>
+      <w:r>
+        <w:rPr>
+          <w:rFonts w:hint="eastAsia"/>
+        </w:rPr>
+        <w:t>主从复制</w:t>
+      </w:r>
+    </w:p>
+    <w:p>
+      <w:r>
+        <w:rPr>
+          <w:rFonts w:hint="eastAsia"/>
+        </w:rPr>
+        <w:t>说明：</w:t>
+      </w:r>
+      <w:r>
+        <w:rPr>
+          <w:rFonts w:hint="eastAsia"/>
+        </w:rPr>
+        <w:t>主从复制是指将主数据库的</w:t>
+      </w:r>
+      <w:r>
+        <w:rPr>
+          <w:rFonts w:hint="eastAsia"/>
+        </w:rPr>
+        <w:t>DDL</w:t>
+      </w:r>
+      <w:r>
+        <w:rPr>
+          <w:rFonts w:hint="eastAsia"/>
+        </w:rPr>
+        <w:t>和</w:t>
+      </w:r>
+      <w:r>
+        <w:rPr>
+          <w:rFonts w:hint="eastAsia"/>
+        </w:rPr>
+        <w:t>DML</w:t>
+      </w:r>
+      <w:r>
+        <w:rPr>
+          <w:rFonts w:hint="eastAsia"/>
+        </w:rPr>
+        <w:t>操作通过二进制日志传到从库服务器中，然</w:t>
+      </w:r>
+    </w:p>
+    <w:p>
+      <w:pPr>
+        <w:ind w:firstLine="420"/>
+      </w:pPr>
+      <w:r>
+        <w:rPr>
+          <w:rFonts w:hint="eastAsia"/>
+        </w:rPr>
+        <w:t>后在从库上对这些日志重新执行（也叫重做），从而使得从库和主库的数据保持同步。</w:t>
+      </w:r>
+    </w:p>
+    <w:p>
+      <w:pPr>
+        <w:ind w:firstLine="420"/>
+      </w:pPr>
+      <w:r>
+        <w:rPr>
+          <w:rFonts w:hint="eastAsia"/>
+        </w:rPr>
+        <w:t>MySQL</w:t>
+      </w:r>
+      <w:r>
+        <w:rPr>
+          <w:rFonts w:hint="eastAsia"/>
+        </w:rPr>
+        <w:t>支持一台主库</w:t>
+      </w:r>
+      <w:r>
+        <w:rPr>
+          <w:rFonts w:hint="eastAsia"/>
+        </w:rPr>
+        <w:t>（</w:t>
+      </w:r>
+      <w:r>
+        <w:rPr>
+          <w:rFonts w:hint="eastAsia"/>
+        </w:rPr>
+        <w:t>Master</w:t>
+      </w:r>
+      <w:r>
+        <w:rPr>
+          <w:rFonts w:hint="eastAsia"/>
+        </w:rPr>
+        <w:t>）</w:t>
+      </w:r>
+      <w:r>
+        <w:rPr>
+          <w:rFonts w:hint="eastAsia"/>
+        </w:rPr>
+        <w:t>同时向多台从库</w:t>
+      </w:r>
+      <w:r>
+        <w:rPr>
+          <w:rFonts w:hint="eastAsia"/>
+        </w:rPr>
+        <w:t>（</w:t>
+      </w:r>
+      <w:r>
+        <w:rPr>
+          <w:rFonts w:hint="eastAsia"/>
+        </w:rPr>
+        <w:t>Slave</w:t>
+      </w:r>
+      <w:r>
+        <w:rPr>
+          <w:rFonts w:hint="eastAsia"/>
+        </w:rPr>
+        <w:t>）</w:t>
+      </w:r>
+      <w:r>
+        <w:rPr>
+          <w:rFonts w:hint="eastAsia"/>
+        </w:rPr>
+        <w:t>进行复制，从库同时也可以</w:t>
+      </w:r>
+    </w:p>
+    <w:p>
+      <w:pPr>
+        <w:ind w:firstLine="420"/>
+      </w:pPr>
+      <w:r>
+        <w:rPr>
+          <w:rFonts w:hint="eastAsia"/>
+        </w:rPr>
+        <w:t>作为其他从服务器的主库，实现链状复制。</w:t>
+      </w:r>
+    </w:p>
+    <w:p>
+      <w:r>
+        <w:t>优点：</w:t>
+      </w:r>
+    </w:p>
+    <w:p>
+      <w:r>
+        <w:tab/>
+        <w:t>1.</w:t>
+      </w:r>
+      <w:r>
+        <w:rPr>
+          <w:rFonts w:hint="eastAsia"/>
+        </w:rPr>
+        <w:t>主库出现问题，可以快速切换到从库提供服务。</w:t>
+      </w:r>
+    </w:p>
+    <w:p>
+      <w:pPr>
+        <w:ind w:firstLine="420"/>
+      </w:pPr>
+      <w:r>
+        <w:t>2.</w:t>
+      </w:r>
+      <w:r>
+        <w:rPr>
+          <w:rFonts w:hint="eastAsia"/>
+        </w:rPr>
+        <w:t>实现读写分离，降低主库的访问压力。</w:t>
+      </w:r>
+    </w:p>
+    <w:p>
+      <w:pPr>
+        <w:ind w:firstLine="420"/>
+      </w:pPr>
+      <w:r>
+        <w:t>3.</w:t>
+      </w:r>
+      <w:r>
+        <w:rPr>
+          <w:rFonts w:hint="eastAsia"/>
+        </w:rPr>
+        <w:t>可以在从库中执行备份，以避免备份期间影响主库服务。</w:t>
+      </w:r>
+    </w:p>
+    <w:p>
+      <w:r>
+        <w:t>原理</w:t>
+      </w:r>
+      <w:r>
+        <w:t>：</w:t>
+      </w:r>
+    </w:p>
+    <w:p>
+      <w:r>
+        <w:lastRenderedPageBreak/>
+        <w:tab/>
+      </w:r>
+      <w:r>
+        <w:rPr>
+          <w:rFonts w:hint="eastAsia"/>
+        </w:rPr>
+        <w:t>1.Master</w:t>
+      </w:r>
+      <w:r>
+        <w:rPr>
+          <w:rFonts w:hint="eastAsia"/>
+        </w:rPr>
+        <w:t>主库在事务提交时，会把数据变更记录在二进制日志文件</w:t>
+      </w:r>
+      <w:r>
+        <w:rPr>
+          <w:rFonts w:hint="eastAsia"/>
+        </w:rPr>
+        <w:t>Binlog</w:t>
+      </w:r>
+      <w:r>
+        <w:rPr>
+          <w:rFonts w:hint="eastAsia"/>
+        </w:rPr>
+        <w:t>中。</w:t>
+      </w:r>
+    </w:p>
+    <w:p>
+      <w:pPr>
+        <w:ind w:firstLine="420"/>
+      </w:pPr>
+      <w:r>
+        <w:rPr>
+          <w:rFonts w:hint="eastAsia"/>
+        </w:rPr>
+        <w:t>2.</w:t>
+      </w:r>
+      <w:r>
+        <w:rPr>
+          <w:rFonts w:hint="eastAsia"/>
+        </w:rPr>
+        <w:t>从库读取主库的二进制日志文件</w:t>
+      </w:r>
+      <w:r>
+        <w:rPr>
+          <w:rFonts w:hint="eastAsia"/>
+        </w:rPr>
+        <w:t>Binlog</w:t>
+      </w:r>
+      <w:r>
+        <w:rPr>
+          <w:rFonts w:hint="eastAsia"/>
+        </w:rPr>
+        <w:t>，写入到从库的中继日志</w:t>
+      </w:r>
+      <w:r>
+        <w:rPr>
+          <w:rFonts w:hint="eastAsia"/>
+        </w:rPr>
+        <w:t>Relay Log</w:t>
+      </w:r>
+      <w:r>
+        <w:rPr>
+          <w:rFonts w:hint="eastAsia"/>
+        </w:rPr>
+        <w:t>。</w:t>
+      </w:r>
+    </w:p>
+    <w:p>
+      <w:pPr>
+        <w:ind w:firstLine="420"/>
+      </w:pPr>
+      <w:r>
+        <w:rPr>
+          <w:rFonts w:hint="eastAsia"/>
+        </w:rPr>
+        <w:t>3.slave</w:t>
+      </w:r>
+      <w:r>
+        <w:rPr>
+          <w:rFonts w:hint="eastAsia"/>
+        </w:rPr>
+        <w:t>从库</w:t>
+      </w:r>
+      <w:r>
+        <w:rPr>
+          <w:rFonts w:hint="eastAsia"/>
+        </w:rPr>
+        <w:t>重做中继日志中的事件，将改变反映它自己的数据。</w:t>
+      </w:r>
+    </w:p>
+    <w:p>
+      <w:r>
+        <w:rPr>
+          <w:rFonts w:hint="eastAsia"/>
+        </w:rPr>
+        <w:t>配置</w:t>
+      </w:r>
+      <w:r>
+        <w:rPr>
+          <w:rFonts w:hint="eastAsia"/>
+          <w:color w:val="FF0000"/>
+        </w:rPr>
+        <w:t>（主库负责写，从库负责只读）</w:t>
+      </w:r>
+      <w:r>
+        <w:rPr>
+          <w:rFonts w:hint="eastAsia"/>
+        </w:rPr>
+        <w:t>：</w:t>
+      </w:r>
+    </w:p>
+    <w:p>
+      <w:r>
+        <w:tab/>
+        <w:t>1.</w:t>
+      </w:r>
+      <w:r>
+        <w:t>在两个</w:t>
+      </w:r>
+      <w:r>
+        <w:t>linux</w:t>
+      </w:r>
+      <w:r>
+        <w:t>服务器中分别安装</w:t>
+      </w:r>
+      <w:r>
+        <w:t>mysql8.0</w:t>
+      </w:r>
+      <w:r>
+        <w:t>并启动它们。</w:t>
+      </w:r>
+      <w:r>
+        <w:t>然后在两台服务器中开放</w:t>
+      </w:r>
+      <w:r>
+        <w:t>mysql</w:t>
+      </w:r>
+    </w:p>
+    <w:p>
+      <w:pPr>
+        <w:ind w:left="420" w:firstLine="420"/>
+      </w:pPr>
+      <w:r>
+        <w:t>的端口号（默认</w:t>
+      </w:r>
+      <w:r>
+        <w:rPr>
+          <w:rFonts w:hint="eastAsia"/>
+        </w:rPr>
+        <w:t>3</w:t>
+      </w:r>
+      <w:r>
+        <w:t>306</w:t>
+      </w:r>
+      <w:r>
+        <w:t>），或者直接关闭防火墙。</w:t>
+      </w:r>
+    </w:p>
+    <w:p>
+      <w:pPr>
+        <w:ind w:left="420" w:firstLine="420"/>
+      </w:pPr>
+      <w:r>
+        <w:rPr>
+          <w:rFonts w:hint="eastAsia"/>
+        </w:rPr>
+        <w:t>(</w:t>
+      </w:r>
+      <w:r>
+        <w:t>1)</w:t>
+      </w:r>
+      <w:r>
+        <w:rPr>
+          <w:rFonts w:hint="eastAsia"/>
+        </w:rPr>
+        <w:t>永久</w:t>
+      </w:r>
+      <w:r>
+        <w:rPr>
+          <w:rFonts w:hint="eastAsia"/>
+        </w:rPr>
+        <w:t>开放指定的</w:t>
+      </w:r>
+      <w:r>
+        <w:rPr>
+          <w:rFonts w:hint="eastAsia"/>
+        </w:rPr>
+        <w:t>3306</w:t>
+      </w:r>
+      <w:r>
+        <w:rPr>
+          <w:rFonts w:hint="eastAsia"/>
+        </w:rPr>
+        <w:t>端口号：</w:t>
+      </w:r>
+    </w:p>
+    <w:p>
+      <w:pPr>
+        <w:ind w:left="420" w:firstLine="420"/>
+        <w:rPr>
+          <w:rFonts w:hint="eastAsia"/>
+        </w:rPr>
+      </w:pPr>
+      <w:r>
+        <w:tab/>
+        <w:t xml:space="preserve"># </w:t>
+      </w:r>
+      <w:r>
+        <w:t>开放</w:t>
+      </w:r>
+      <w:r>
+        <w:rPr>
+          <w:rFonts w:hint="eastAsia"/>
+        </w:rPr>
+        <w:t>3</w:t>
+      </w:r>
+      <w:r>
+        <w:t>306</w:t>
+      </w:r>
+      <w:r>
+        <w:t>端口</w:t>
       </w:r>
     </w:p>
     <w:p>
@@ -58700,10 +59356,2459 @@
         <w:ind w:left="840" w:firstLine="420"/>
       </w:pPr>
       <w:r>
-        <w:rPr>
-          <w:rFonts w:hint="eastAsia"/>
-        </w:rPr>
-        <w:t>路径。</w:t>
+        <w:t>firewall-cmd --zone=public --add-port=3306/tcp --permanent</w:t>
+      </w:r>
+    </w:p>
+    <w:p>
+      <w:pPr>
+        <w:ind w:left="840" w:firstLine="420"/>
+      </w:pPr>
+      <w:r>
+        <w:t xml:space="preserve"># </w:t>
+      </w:r>
+      <w:r>
+        <w:t>重启防火墙</w:t>
+      </w:r>
+    </w:p>
+    <w:p>
+      <w:pPr>
+        <w:ind w:left="840" w:firstLine="420"/>
+      </w:pPr>
+      <w:r>
+        <w:t>firewall-cmd --reload</w:t>
+      </w:r>
+    </w:p>
+    <w:p>
+      <w:r>
+        <w:tab/>
+      </w:r>
+      <w:r>
+        <w:tab/>
+      </w:r>
+      <w:r>
+        <w:t>直接开放</w:t>
+      </w:r>
+      <w:r>
+        <w:rPr>
+          <w:rFonts w:hint="eastAsia"/>
+        </w:rPr>
+        <w:t>3306</w:t>
+      </w:r>
+      <w:r>
+        <w:rPr>
+          <w:rFonts w:hint="eastAsia"/>
+        </w:rPr>
+        <w:t>端口号</w:t>
+      </w:r>
+      <w:r>
+        <w:rPr>
+          <w:rFonts w:hint="eastAsia"/>
+        </w:rPr>
+        <w:t>比较危险，可以</w:t>
+      </w:r>
+      <w:r>
+        <w:rPr>
+          <w:rFonts w:hint="eastAsia"/>
+        </w:rPr>
+        <w:t>只允许特定</w:t>
+      </w:r>
+      <w:r>
+        <w:rPr>
+          <w:rFonts w:hint="eastAsia"/>
+        </w:rPr>
+        <w:t xml:space="preserve"> IP </w:t>
+      </w:r>
+      <w:r>
+        <w:rPr>
+          <w:rFonts w:hint="eastAsia"/>
+        </w:rPr>
+        <w:t>或网段访问</w:t>
+      </w:r>
+      <w:r>
+        <w:rPr>
+          <w:rFonts w:hint="eastAsia"/>
+        </w:rPr>
+        <w:t>，例如：</w:t>
+      </w:r>
+    </w:p>
+    <w:p>
+      <w:pPr>
+        <w:rPr>
+          <w:rFonts w:hint="eastAsia"/>
+        </w:rPr>
+      </w:pPr>
+      <w:r>
+        <w:tab/>
+      </w:r>
+      <w:r>
+        <w:tab/>
+      </w:r>
+      <w:r>
+        <w:tab/>
+        <w:t xml:space="preserve"># </w:t>
+      </w:r>
+      <w:r>
+        <w:rPr>
+          <w:rFonts w:hint="eastAsia"/>
+        </w:rPr>
+        <w:t>这样只有</w:t>
+      </w:r>
+      <w:r>
+        <w:rPr>
+          <w:rFonts w:hint="eastAsia"/>
+        </w:rPr>
+        <w:t xml:space="preserve"> 192.168.1.0/24 </w:t>
+      </w:r>
+      <w:r>
+        <w:rPr>
+          <w:rFonts w:hint="eastAsia"/>
+        </w:rPr>
+        <w:t>网段能访问</w:t>
+      </w:r>
+      <w:r>
+        <w:rPr>
+          <w:rFonts w:hint="eastAsia"/>
+        </w:rPr>
+        <w:t xml:space="preserve"> 3306</w:t>
+      </w:r>
+    </w:p>
+    <w:p>
+      <w:r>
+        <w:tab/>
+      </w:r>
+      <w:r>
+        <w:tab/>
+      </w:r>
+      <w:r>
+        <w:tab/>
+      </w:r>
+      <w:r>
+        <w:t>firewall-cmd --permanent --zone=public \</w:t>
+      </w:r>
+    </w:p>
+    <w:p>
+      <w:r>
+        <w:t xml:space="preserve">  </w:t>
+      </w:r>
+      <w:r>
+        <w:tab/>
+      </w:r>
+      <w:r>
+        <w:tab/>
+      </w:r>
+      <w:r>
+        <w:tab/>
+      </w:r>
+      <w:r>
+        <w:tab/>
+      </w:r>
+      <w:r>
+        <w:t xml:space="preserve">--add-rich-rule='rule family="ipv4" source address="192.168.1.0/24" port </w:t>
+      </w:r>
+    </w:p>
+    <w:p>
+      <w:pPr>
+        <w:ind w:left="1260" w:firstLine="420"/>
+      </w:pPr>
+      <w:r>
+        <w:t>protocol="tcp" port="3306" accept'</w:t>
+      </w:r>
+    </w:p>
+    <w:p>
+      <w:pPr>
+        <w:ind w:left="840" w:firstLine="420"/>
+        <w:rPr>
+          <w:rFonts w:hint="eastAsia"/>
+        </w:rPr>
+      </w:pPr>
+      <w:r>
+        <w:t>firewall-cmd --reload</w:t>
+      </w:r>
+    </w:p>
+    <w:p>
+      <w:pPr>
+        <w:ind w:left="420" w:firstLine="420"/>
+      </w:pPr>
+      <w:r>
+        <w:rPr>
+          <w:rFonts w:hint="eastAsia"/>
+        </w:rPr>
+        <w:t>(</w:t>
+      </w:r>
+      <w:r>
+        <w:t>2)</w:t>
+      </w:r>
+      <w:r>
+        <w:rPr>
+          <w:rFonts w:hint="eastAsia"/>
+        </w:rPr>
+        <w:t>关闭服务器的防火墙：</w:t>
+      </w:r>
+    </w:p>
+    <w:p>
+      <w:pPr>
+        <w:ind w:left="420" w:firstLine="420"/>
+        <w:rPr>
+          <w:rFonts w:hint="eastAsia"/>
+        </w:rPr>
+      </w:pPr>
+      <w:r>
+        <w:tab/>
+        <w:t xml:space="preserve"># </w:t>
+      </w:r>
+      <w:r>
+        <w:t>关闭防火墙</w:t>
+      </w:r>
+      <w:r>
+        <w:t>并立即生效</w:t>
+      </w:r>
+    </w:p>
+    <w:p>
+      <w:pPr>
+        <w:ind w:left="840" w:firstLine="420"/>
+      </w:pPr>
+      <w:r>
+        <w:rPr>
+          <w:rFonts w:hint="eastAsia"/>
+        </w:rPr>
+        <w:t>systemctl stop firewalld</w:t>
+      </w:r>
+    </w:p>
+    <w:p>
+      <w:pPr>
+        <w:ind w:left="840" w:firstLine="420"/>
+      </w:pPr>
+      <w:r>
+        <w:t xml:space="preserve"># </w:t>
+      </w:r>
+      <w:r>
+        <w:t>禁止开机时启动防火墙</w:t>
+      </w:r>
+    </w:p>
+    <w:p>
+      <w:pPr>
+        <w:ind w:left="840" w:firstLine="420"/>
+        <w:rPr>
+          <w:rFonts w:hint="eastAsia"/>
+        </w:rPr>
+      </w:pPr>
+      <w:r>
+        <w:rPr>
+          <w:rFonts w:hint="eastAsia"/>
+        </w:rPr>
+        <w:t>systemctl disable firewalld</w:t>
+      </w:r>
+    </w:p>
+    <w:p>
+      <w:r>
+        <w:tab/>
+        <w:t>2.</w:t>
+      </w:r>
+      <w:r>
+        <w:t>主库修改配置文件</w:t>
+      </w:r>
+      <w:r>
+        <w:t>/etc/my.cnf</w:t>
+      </w:r>
+      <w:r>
+        <w:t>，添加或修改以下内容：</w:t>
+      </w:r>
+    </w:p>
+    <w:p>
+      <w:pPr>
+        <w:ind w:left="420" w:firstLine="420"/>
+      </w:pPr>
+      <w:r>
+        <w:rPr>
+          <w:rFonts w:hint="eastAsia"/>
+        </w:rPr>
+        <w:t>#mysql</w:t>
+      </w:r>
+      <w:r>
+        <w:rPr>
+          <w:rFonts w:hint="eastAsia"/>
+        </w:rPr>
+        <w:t>服务</w:t>
+      </w:r>
+      <w:r>
+        <w:rPr>
+          <w:rFonts w:hint="eastAsia"/>
+        </w:rPr>
+        <w:t>ID</w:t>
+      </w:r>
+      <w:r>
+        <w:rPr>
+          <w:rFonts w:hint="eastAsia"/>
+        </w:rPr>
+        <w:t>，保证整个集群环境中唯一，取值范围：</w:t>
+      </w:r>
+      <w:r>
+        <w:rPr>
+          <w:rFonts w:hint="eastAsia"/>
+        </w:rPr>
+        <w:t>1</w:t>
+      </w:r>
+      <w:r>
+        <w:t xml:space="preserve"> ~ </w:t>
+      </w:r>
+      <w:r>
+        <w:rPr>
+          <w:rFonts w:hint="eastAsia"/>
+        </w:rPr>
+        <w:t>2</w:t>
+      </w:r>
+      <w:r>
+        <w:t>^</w:t>
+      </w:r>
+      <w:r>
+        <w:rPr>
+          <w:rFonts w:hint="eastAsia"/>
+        </w:rPr>
+        <w:t>32-1</w:t>
+      </w:r>
+      <w:r>
+        <w:rPr>
+          <w:rFonts w:hint="eastAsia"/>
+        </w:rPr>
+        <w:t>，默认为</w:t>
+      </w:r>
+      <w:r>
+        <w:rPr>
+          <w:rFonts w:hint="eastAsia"/>
+        </w:rPr>
+        <w:t>1</w:t>
+      </w:r>
+    </w:p>
+    <w:p>
+      <w:pPr>
+        <w:ind w:left="420" w:firstLine="420"/>
+      </w:pPr>
+      <w:r>
+        <w:rPr>
+          <w:rFonts w:hint="eastAsia"/>
+        </w:rPr>
+        <w:t>server-id=1</w:t>
+      </w:r>
+    </w:p>
+    <w:p>
+      <w:pPr>
+        <w:ind w:left="420" w:firstLine="420"/>
+      </w:pPr>
+      <w:r>
+        <w:rPr>
+          <w:rFonts w:hint="eastAsia"/>
+        </w:rPr>
+        <w:t>#</w:t>
+      </w:r>
+      <w:r>
+        <w:rPr>
+          <w:rFonts w:hint="eastAsia"/>
+        </w:rPr>
+        <w:t>是否只读，</w:t>
+      </w:r>
+      <w:r>
+        <w:rPr>
+          <w:rFonts w:hint="eastAsia"/>
+        </w:rPr>
+        <w:t>1</w:t>
+      </w:r>
+      <w:r>
+        <w:rPr>
+          <w:rFonts w:hint="eastAsia"/>
+        </w:rPr>
+        <w:t>代表只读</w:t>
+      </w:r>
+      <w:r>
+        <w:rPr>
+          <w:rFonts w:hint="eastAsia"/>
+        </w:rPr>
+        <w:t>（即只能查询数据）</w:t>
+      </w:r>
+      <w:r>
+        <w:rPr>
+          <w:rFonts w:hint="eastAsia"/>
+        </w:rPr>
+        <w:t>，</w:t>
+      </w:r>
+      <w:r>
+        <w:rPr>
+          <w:rFonts w:hint="eastAsia"/>
+        </w:rPr>
+        <w:t>0</w:t>
+      </w:r>
+      <w:r>
+        <w:rPr>
+          <w:rFonts w:hint="eastAsia"/>
+        </w:rPr>
+        <w:t>代表读写</w:t>
+      </w:r>
+    </w:p>
+    <w:p>
+      <w:pPr>
+        <w:ind w:left="420" w:firstLine="420"/>
+      </w:pPr>
+      <w:r>
+        <w:rPr>
+          <w:rFonts w:hint="eastAsia"/>
+        </w:rPr>
+        <w:t>read-only=0</w:t>
+      </w:r>
+    </w:p>
+    <w:p>
+      <w:pPr>
+        <w:ind w:left="420" w:firstLine="420"/>
+      </w:pPr>
+      <w:r>
+        <w:rPr>
+          <w:rFonts w:hint="eastAsia"/>
+        </w:rPr>
+        <w:t>#</w:t>
+      </w:r>
+      <w:r>
+        <w:rPr>
+          <w:rFonts w:hint="eastAsia"/>
+        </w:rPr>
+        <w:t>忽略的数据，指不需要同步的数据库</w:t>
+      </w:r>
+    </w:p>
+    <w:p>
+      <w:pPr>
+        <w:ind w:left="420" w:firstLine="420"/>
+      </w:pPr>
+      <w:r>
+        <w:rPr>
+          <w:rFonts w:hint="eastAsia"/>
+        </w:rPr>
+        <w:t>#binlog-ignore-db=mysql</w:t>
+      </w:r>
+    </w:p>
+    <w:p>
+      <w:pPr>
+        <w:ind w:left="420" w:firstLine="420"/>
+      </w:pPr>
+      <w:r>
+        <w:rPr>
+          <w:rFonts w:hint="eastAsia"/>
+        </w:rPr>
+        <w:t>#</w:t>
+      </w:r>
+      <w:r>
+        <w:rPr>
+          <w:rFonts w:hint="eastAsia"/>
+        </w:rPr>
+        <w:t>指定同步的数据库</w:t>
+      </w:r>
+    </w:p>
+    <w:p>
+      <w:pPr>
+        <w:ind w:left="420" w:firstLine="420"/>
+      </w:pPr>
+      <w:r>
+        <w:rPr>
+          <w:rFonts w:hint="eastAsia"/>
+        </w:rPr>
+        <w:t>#binlog-do-db=db01</w:t>
+      </w:r>
+    </w:p>
+    <w:p>
+      <w:r>
+        <w:tab/>
+        <w:t>3.</w:t>
+      </w:r>
+      <w:r>
+        <w:t>在主库所在的服务器重启主库</w:t>
+      </w:r>
+      <w:r>
+        <w:t>mysql</w:t>
+      </w:r>
+      <w:r>
+        <w:t>，以使配置生效。</w:t>
+      </w:r>
+      <w:r>
+        <w:t>linux</w:t>
+      </w:r>
+      <w:r>
+        <w:t>命令为</w:t>
+      </w:r>
+    </w:p>
+    <w:p>
+      <w:pPr>
+        <w:ind w:left="420" w:firstLine="420"/>
+      </w:pPr>
+      <w:r>
+        <w:t>systemctl restart mysqld</w:t>
+      </w:r>
+    </w:p>
+    <w:p>
+      <w:r>
+        <w:tab/>
+        <w:t>4.</w:t>
+      </w:r>
+      <w:r>
+        <w:rPr>
+          <w:rFonts w:hint="eastAsia"/>
+        </w:rPr>
+        <w:t>登录</w:t>
+      </w:r>
+      <w:r>
+        <w:rPr>
+          <w:rFonts w:hint="eastAsia"/>
+        </w:rPr>
+        <w:t>主库的</w:t>
+      </w:r>
+      <w:r>
+        <w:rPr>
+          <w:rFonts w:hint="eastAsia"/>
+        </w:rPr>
+        <w:t>mysql</w:t>
+      </w:r>
+      <w:r>
+        <w:rPr>
+          <w:rFonts w:hint="eastAsia"/>
+        </w:rPr>
+        <w:t>，</w:t>
+      </w:r>
+      <w:r>
+        <w:rPr>
+          <w:rFonts w:hint="eastAsia"/>
+        </w:rPr>
+        <w:t>创建远程连接的账号，并授予主从复制权限</w:t>
+      </w:r>
+    </w:p>
+    <w:p>
+      <w:pPr>
+        <w:ind w:left="420" w:firstLine="420"/>
+      </w:pPr>
+      <w:r>
+        <w:t xml:space="preserve">-- </w:t>
+      </w:r>
+      <w:r>
+        <w:rPr>
+          <w:rFonts w:hint="eastAsia"/>
+        </w:rPr>
+        <w:t>创建</w:t>
+      </w:r>
+      <w:r>
+        <w:rPr>
+          <w:rFonts w:hint="eastAsia"/>
+        </w:rPr>
+        <w:t>itcast</w:t>
+      </w:r>
+      <w:r>
+        <w:rPr>
+          <w:rFonts w:hint="eastAsia"/>
+        </w:rPr>
+        <w:t>用户，并设置密码，该用户可在任意主机连接该</w:t>
+      </w:r>
+      <w:r>
+        <w:rPr>
+          <w:rFonts w:hint="eastAsia"/>
+        </w:rPr>
+        <w:t>MySQL</w:t>
+      </w:r>
+      <w:r>
+        <w:rPr>
+          <w:rFonts w:hint="eastAsia"/>
+        </w:rPr>
+        <w:t>服务</w:t>
+      </w:r>
+    </w:p>
+    <w:p>
+      <w:pPr>
+        <w:ind w:left="420" w:firstLine="420"/>
+      </w:pPr>
+      <w:r>
+        <w:rPr>
+          <w:rFonts w:hint="eastAsia"/>
+        </w:rPr>
+        <w:t>-</w:t>
+      </w:r>
+      <w:r>
+        <w:t xml:space="preserve">- </w:t>
+      </w:r>
+      <w:r>
+        <w:t>这里使用的加密插件是</w:t>
+      </w:r>
+      <w:r>
+        <w:rPr>
+          <w:rFonts w:hint="eastAsia"/>
+        </w:rPr>
+        <w:t>mysql_native_password</w:t>
+      </w:r>
+      <w:r>
+        <w:t>，</w:t>
+      </w:r>
+      <w:r>
+        <w:t>mysql8.4</w:t>
+      </w:r>
+      <w:r>
+        <w:t>版本开始，</w:t>
+      </w:r>
+    </w:p>
+    <w:p>
+      <w:pPr>
+        <w:ind w:left="420" w:firstLine="420"/>
+      </w:pPr>
+      <w:r>
+        <w:rPr>
+          <w:rFonts w:hint="eastAsia"/>
+        </w:rPr>
+        <w:t>-</w:t>
+      </w:r>
+      <w:r>
+        <w:t xml:space="preserve">- </w:t>
+      </w:r>
+      <w:r>
+        <w:rPr>
+          <w:rFonts w:hint="eastAsia"/>
+        </w:rPr>
+        <w:t>mysql_native_password</w:t>
+      </w:r>
+      <w:r>
+        <w:rPr>
+          <w:rFonts w:hint="eastAsia"/>
+        </w:rPr>
+        <w:t>被默认禁用，因为不太安全</w:t>
+      </w:r>
+      <w:r>
+        <w:rPr>
+          <w:rFonts w:hint="eastAsia"/>
+        </w:rPr>
+        <w:t>。在</w:t>
+      </w:r>
+      <w:r>
+        <w:rPr>
+          <w:rFonts w:hint="eastAsia"/>
+        </w:rPr>
+        <w:t>mysql</w:t>
+      </w:r>
+      <w:r>
+        <w:t>8.0</w:t>
+      </w:r>
+      <w:r>
+        <w:t>版本开始，</w:t>
+      </w:r>
+    </w:p>
+    <w:p>
+      <w:pPr>
+        <w:ind w:left="420" w:firstLine="420"/>
+        <w:rPr>
+          <w:rFonts w:hint="eastAsia"/>
+        </w:rPr>
+      </w:pPr>
+      <w:r>
+        <w:rPr>
+          <w:rFonts w:hint="eastAsia"/>
+        </w:rPr>
+        <w:t>-</w:t>
+      </w:r>
+      <w:r>
+        <w:t xml:space="preserve">- </w:t>
+      </w:r>
+      <w:r>
+        <w:t>默认是</w:t>
+      </w:r>
+      <w:r>
+        <w:t>caching_sha2_password</w:t>
+      </w:r>
+    </w:p>
+    <w:p>
+      <w:pPr>
+        <w:ind w:left="420" w:firstLine="420"/>
+      </w:pPr>
+      <w:r>
+        <w:rPr>
+          <w:rFonts w:hint="eastAsia"/>
+        </w:rPr>
+        <w:t xml:space="preserve">CREATE USER 'itcast'@'%' IDENTIFIED WITH mysql_native_password BY </w:t>
+      </w:r>
+    </w:p>
+    <w:p>
+      <w:pPr>
+        <w:ind w:left="840" w:firstLine="420"/>
+      </w:pPr>
+      <w:r>
+        <w:rPr>
+          <w:rFonts w:hint="eastAsia"/>
+        </w:rPr>
+        <w:t>'Root@123456';</w:t>
+      </w:r>
+    </w:p>
+    <w:p>
+      <w:pPr>
+        <w:ind w:left="840"/>
+      </w:pPr>
+      <w:r>
+        <w:t xml:space="preserve">-- </w:t>
+      </w:r>
+      <w:r>
+        <w:rPr>
+          <w:rFonts w:hint="eastAsia"/>
+        </w:rPr>
+        <w:t>为</w:t>
+      </w:r>
+      <w:r>
+        <w:rPr>
+          <w:rFonts w:hint="eastAsia"/>
+        </w:rPr>
+        <w:t>'itcast'@'%'</w:t>
+      </w:r>
+      <w:r>
+        <w:rPr>
+          <w:rFonts w:hint="eastAsia"/>
+        </w:rPr>
+        <w:t>用户分配主从复制权限</w:t>
+      </w:r>
+    </w:p>
+    <w:p>
+      <w:pPr>
+        <w:ind w:left="840"/>
+      </w:pPr>
+      <w:r>
+        <w:rPr>
+          <w:rFonts w:hint="eastAsia"/>
+        </w:rPr>
+        <w:t>GRANT REPLICATION SLAVE ON *.* TO 'itcast'@'%';</w:t>
+      </w:r>
+    </w:p>
+    <w:p>
+      <w:pPr>
+        <w:ind w:left="840"/>
+      </w:pPr>
+      <w:r>
+        <w:t xml:space="preserve">-- </w:t>
+      </w:r>
+      <w:r>
+        <w:t>查看二进制日志坐标</w:t>
+      </w:r>
+    </w:p>
+    <w:p>
+      <w:pPr>
+        <w:ind w:left="840"/>
+      </w:pPr>
+      <w:r>
+        <w:rPr>
+          <w:rFonts w:hint="eastAsia"/>
+        </w:rPr>
+        <w:t>show master status</w:t>
+      </w:r>
+      <w:r>
+        <w:rPr>
+          <w:rFonts w:hint="eastAsia"/>
+        </w:rPr>
+        <w:t>;</w:t>
+      </w:r>
+    </w:p>
+    <w:p>
+      <w:pPr>
+        <w:ind w:left="840"/>
+      </w:pPr>
+      <w:r>
+        <w:rPr>
+          <w:rFonts w:hint="eastAsia"/>
+        </w:rPr>
+        <w:lastRenderedPageBreak/>
+        <w:t>字段含义说明：</w:t>
+      </w:r>
+    </w:p>
+    <w:p>
+      <w:pPr>
+        <w:ind w:left="840" w:firstLine="420"/>
+      </w:pPr>
+      <w:r>
+        <w:rPr>
+          <w:rFonts w:hint="eastAsia"/>
+        </w:rPr>
+        <w:t>file</w:t>
+      </w:r>
+      <w:r>
+        <w:rPr>
+          <w:rFonts w:hint="eastAsia"/>
+        </w:rPr>
+        <w:t>：从哪个</w:t>
+      </w:r>
+      <w:r>
+        <w:rPr>
+          <w:rFonts w:hint="eastAsia"/>
+        </w:rPr>
+        <w:t>二级制</w:t>
+      </w:r>
+      <w:r>
+        <w:rPr>
+          <w:rFonts w:hint="eastAsia"/>
+        </w:rPr>
+        <w:t>日志文件开始推送日志文件</w:t>
+      </w:r>
+    </w:p>
+    <w:p>
+      <w:pPr>
+        <w:ind w:left="840" w:firstLine="420"/>
+      </w:pPr>
+      <w:r>
+        <w:rPr>
+          <w:rFonts w:hint="eastAsia"/>
+        </w:rPr>
+        <w:t>position</w:t>
+      </w:r>
+      <w:r>
+        <w:rPr>
+          <w:rFonts w:hint="eastAsia"/>
+        </w:rPr>
+        <w:t>：从</w:t>
+      </w:r>
+      <w:r>
+        <w:rPr>
+          <w:rFonts w:hint="eastAsia"/>
+        </w:rPr>
+        <w:t>二级制</w:t>
+      </w:r>
+      <w:r>
+        <w:rPr>
+          <w:rFonts w:hint="eastAsia"/>
+        </w:rPr>
+        <w:t>日志文件</w:t>
+      </w:r>
+      <w:r>
+        <w:rPr>
+          <w:rFonts w:hint="eastAsia"/>
+        </w:rPr>
+        <w:t>的</w:t>
+      </w:r>
+      <w:r>
+        <w:rPr>
+          <w:rFonts w:hint="eastAsia"/>
+        </w:rPr>
+        <w:t>哪个位置开始推送日志</w:t>
+      </w:r>
+    </w:p>
+    <w:p>
+      <w:pPr>
+        <w:ind w:left="840" w:firstLine="420"/>
+      </w:pPr>
+      <w:r>
+        <w:rPr>
+          <w:rFonts w:hint="eastAsia"/>
+        </w:rPr>
+        <w:t>binlog_ignore_db</w:t>
+      </w:r>
+      <w:r>
+        <w:rPr>
+          <w:rFonts w:hint="eastAsia"/>
+        </w:rPr>
+        <w:t>：指定不需要同步的数据库</w:t>
+      </w:r>
+    </w:p>
+    <w:p>
+      <w:r>
+        <w:tab/>
+        <w:t>5.</w:t>
+      </w:r>
+      <w:r>
+        <w:t>从库修改配置文件</w:t>
+      </w:r>
+      <w:r>
+        <w:t>/etc/my.cnf</w:t>
+      </w:r>
+      <w:r>
+        <w:t>，添加或修改以下内容：</w:t>
+      </w:r>
+    </w:p>
+    <w:p>
+      <w:pPr>
+        <w:ind w:left="420" w:firstLine="420"/>
+      </w:pPr>
+      <w:r>
+        <w:rPr>
+          <w:rFonts w:hint="eastAsia"/>
+        </w:rPr>
+        <w:t>#mysql</w:t>
+      </w:r>
+      <w:r>
+        <w:rPr>
+          <w:rFonts w:hint="eastAsia"/>
+        </w:rPr>
+        <w:t>服务</w:t>
+      </w:r>
+      <w:r>
+        <w:rPr>
+          <w:rFonts w:hint="eastAsia"/>
+        </w:rPr>
+        <w:t>ID</w:t>
+      </w:r>
+      <w:r>
+        <w:rPr>
+          <w:rFonts w:hint="eastAsia"/>
+        </w:rPr>
+        <w:t>，保证整个集群环境中唯一，取值范围：</w:t>
+      </w:r>
+      <w:r>
+        <w:rPr>
+          <w:rFonts w:hint="eastAsia"/>
+        </w:rPr>
+        <w:t>1</w:t>
+      </w:r>
+      <w:r>
+        <w:t xml:space="preserve"> ~ </w:t>
+      </w:r>
+      <w:r>
+        <w:rPr>
+          <w:rFonts w:hint="eastAsia"/>
+        </w:rPr>
+        <w:t>2</w:t>
+      </w:r>
+      <w:r>
+        <w:t>^</w:t>
+      </w:r>
+      <w:r>
+        <w:rPr>
+          <w:rFonts w:hint="eastAsia"/>
+        </w:rPr>
+        <w:t>32-1</w:t>
+      </w:r>
+      <w:r>
+        <w:rPr>
+          <w:rFonts w:hint="eastAsia"/>
+        </w:rPr>
+        <w:t>，和主库不一样</w:t>
+      </w:r>
+    </w:p>
+    <w:p>
+      <w:pPr>
+        <w:ind w:left="840" w:firstLine="420"/>
+      </w:pPr>
+      <w:r>
+        <w:rPr>
+          <w:rFonts w:hint="eastAsia"/>
+        </w:rPr>
+        <w:t>即可</w:t>
+      </w:r>
+    </w:p>
+    <w:p>
+      <w:pPr>
+        <w:ind w:left="420" w:firstLine="420"/>
+      </w:pPr>
+      <w:r>
+        <w:rPr>
+          <w:rFonts w:hint="eastAsia"/>
+        </w:rPr>
+        <w:t>server-id=2</w:t>
+      </w:r>
+    </w:p>
+    <w:p>
+      <w:pPr>
+        <w:ind w:left="420" w:firstLine="420"/>
+      </w:pPr>
+      <w:r>
+        <w:rPr>
+          <w:rFonts w:hint="eastAsia"/>
+        </w:rPr>
+        <w:t>#</w:t>
+      </w:r>
+      <w:r>
+        <w:rPr>
+          <w:rFonts w:hint="eastAsia"/>
+        </w:rPr>
+        <w:t>是否只读，</w:t>
+      </w:r>
+      <w:r>
+        <w:rPr>
+          <w:rFonts w:hint="eastAsia"/>
+        </w:rPr>
+        <w:t>1</w:t>
+      </w:r>
+      <w:r>
+        <w:rPr>
+          <w:rFonts w:hint="eastAsia"/>
+        </w:rPr>
+        <w:t>代表只读，</w:t>
+      </w:r>
+      <w:r>
+        <w:rPr>
+          <w:rFonts w:hint="eastAsia"/>
+        </w:rPr>
+        <w:t>0</w:t>
+      </w:r>
+      <w:r>
+        <w:rPr>
+          <w:rFonts w:hint="eastAsia"/>
+        </w:rPr>
+        <w:t>代表读写</w:t>
+      </w:r>
+    </w:p>
+    <w:p>
+      <w:pPr>
+        <w:ind w:left="420" w:firstLine="420"/>
+      </w:pPr>
+      <w:r>
+        <w:rPr>
+          <w:rFonts w:hint="eastAsia"/>
+        </w:rPr>
+        <w:t>read-only=1</w:t>
+      </w:r>
+    </w:p>
+    <w:p>
+      <w:r>
+        <w:tab/>
+        <w:t>6.</w:t>
+      </w:r>
+      <w:r>
+        <w:t>在从库所在的服务器重启从库</w:t>
+      </w:r>
+      <w:r>
+        <w:t>mysql</w:t>
+      </w:r>
+      <w:r>
+        <w:t>，以使配置生效。</w:t>
+      </w:r>
+      <w:r>
+        <w:t>linux</w:t>
+      </w:r>
+      <w:r>
+        <w:t>命令为</w:t>
+      </w:r>
+    </w:p>
+    <w:p>
+      <w:pPr>
+        <w:ind w:left="420" w:firstLine="420"/>
+      </w:pPr>
+      <w:r>
+        <w:t>systemctl restart mysqld</w:t>
+      </w:r>
+    </w:p>
+    <w:p>
+      <w:pPr>
+        <w:rPr>
+          <w:rFonts w:hint="eastAsia"/>
+        </w:rPr>
+      </w:pPr>
+      <w:r>
+        <w:tab/>
+        <w:t>7.</w:t>
+      </w:r>
+      <w:r>
+        <w:t>在从库的</w:t>
+      </w:r>
+      <w:r>
+        <w:t>mysql</w:t>
+      </w:r>
+      <w:r>
+        <w:t>中设置主库</w:t>
+      </w:r>
+      <w:r>
+        <w:t>（需要登录</w:t>
+      </w:r>
+      <w:r>
+        <w:t>mysql</w:t>
+      </w:r>
+      <w:r>
+        <w:t>）</w:t>
+      </w:r>
+    </w:p>
+    <w:p>
+      <w:r>
+        <w:tab/>
+      </w:r>
+      <w:r>
+        <w:tab/>
+      </w:r>
+      <w:r>
+        <w:rPr>
+          <w:rFonts w:hint="eastAsia"/>
+        </w:rPr>
+        <w:t>CHANGE REPLICATION SOURCE TO SOURCE</w:t>
+      </w:r>
+      <w:r>
+        <w:rPr>
+          <w:rFonts w:hint="eastAsia"/>
+        </w:rPr>
+        <w:t>_HOST='</w:t>
+      </w:r>
+      <w:r>
+        <w:t>x</w:t>
+      </w:r>
+      <w:r>
+        <w:rPr>
+          <w:rFonts w:hint="eastAsia"/>
+        </w:rPr>
+        <w:t>xx.xxx',</w:t>
+      </w:r>
+    </w:p>
+    <w:p>
+      <w:pPr>
+        <w:ind w:left="840" w:firstLine="420"/>
+      </w:pPr>
+      <w:r>
+        <w:rPr>
+          <w:rFonts w:hint="eastAsia"/>
+        </w:rPr>
+        <w:t>SOURCE_USER='xxx',SOURCE_PASSWORD='</w:t>
+      </w:r>
+      <w:r>
+        <w:t>x</w:t>
+      </w:r>
+      <w:r>
+        <w:rPr>
+          <w:rFonts w:hint="eastAsia"/>
+        </w:rPr>
+        <w:t>xx',SOURCE_LOG_FILE='</w:t>
+      </w:r>
+      <w:r>
+        <w:t>x</w:t>
+      </w:r>
+      <w:r>
+        <w:rPr>
+          <w:rFonts w:hint="eastAsia"/>
+        </w:rPr>
+        <w:t xml:space="preserve">xx', </w:t>
+      </w:r>
+    </w:p>
+    <w:p>
+      <w:pPr>
+        <w:ind w:left="840" w:firstLine="420"/>
+      </w:pPr>
+      <w:r>
+        <w:rPr>
+          <w:rFonts w:hint="eastAsia"/>
+        </w:rPr>
+        <w:t>SOURCE_LOG_POS=xxx;</w:t>
+      </w:r>
+    </w:p>
+    <w:p>
+      <w:pPr>
+        <w:ind w:left="840"/>
+      </w:pPr>
+      <w:r>
+        <w:rPr>
+          <w:rFonts w:hint="eastAsia"/>
+        </w:rPr>
+        <w:t>上述是</w:t>
+      </w:r>
+      <w:r>
+        <w:rPr>
+          <w:rFonts w:hint="eastAsia"/>
+        </w:rPr>
+        <w:t>8.0.23</w:t>
+      </w:r>
+      <w:r>
+        <w:rPr>
+          <w:rFonts w:hint="eastAsia"/>
+        </w:rPr>
+        <w:t>中的语法。如果</w:t>
+      </w:r>
+      <w:r>
+        <w:rPr>
+          <w:rFonts w:hint="eastAsia"/>
+        </w:rPr>
+        <w:t>mysql</w:t>
+      </w:r>
+      <w:r>
+        <w:rPr>
+          <w:rFonts w:hint="eastAsia"/>
+        </w:rPr>
+        <w:t>是</w:t>
+      </w:r>
+      <w:r>
+        <w:rPr>
+          <w:rFonts w:hint="eastAsia"/>
+        </w:rPr>
+        <w:t>8.0.23</w:t>
+      </w:r>
+      <w:r>
+        <w:rPr>
+          <w:rFonts w:hint="eastAsia"/>
+        </w:rPr>
+        <w:t>之前的版本，执行如下</w:t>
+      </w:r>
+      <w:r>
+        <w:rPr>
+          <w:rFonts w:hint="eastAsia"/>
+        </w:rPr>
+        <w:t>SQL</w:t>
+      </w:r>
+      <w:r>
+        <w:rPr>
+          <w:rFonts w:hint="eastAsia"/>
+        </w:rPr>
+        <w:t>：</w:t>
+      </w:r>
+    </w:p>
+    <w:p>
+      <w:pPr>
+        <w:ind w:left="840"/>
+      </w:pPr>
+      <w:r>
+        <w:rPr>
+          <w:rFonts w:hint="eastAsia"/>
+        </w:rPr>
+        <w:t>CHANGE MASTER</w:t>
+      </w:r>
+      <w:r>
+        <w:t xml:space="preserve"> </w:t>
+      </w:r>
+      <w:r>
+        <w:rPr>
+          <w:rFonts w:hint="eastAsia"/>
+        </w:rPr>
+        <w:t>TO MASTER_HOST='xxx.</w:t>
+      </w:r>
+      <w:r>
+        <w:t>x</w:t>
+      </w:r>
+      <w:r>
+        <w:rPr>
+          <w:rFonts w:hint="eastAsia"/>
+        </w:rPr>
+        <w:t>xx.</w:t>
+      </w:r>
+      <w:r>
+        <w:t>x</w:t>
+      </w:r>
+      <w:r>
+        <w:rPr>
+          <w:rFonts w:hint="eastAsia"/>
+        </w:rPr>
+        <w:t>xx.</w:t>
+      </w:r>
+      <w:r>
+        <w:t>x</w:t>
+      </w:r>
+      <w:r>
+        <w:rPr>
+          <w:rFonts w:hint="eastAsia"/>
+        </w:rPr>
+        <w:t xml:space="preserve">xx', MASTER_USER='Xxx', </w:t>
+      </w:r>
+    </w:p>
+    <w:p>
+      <w:pPr>
+        <w:ind w:left="840" w:firstLine="420"/>
+      </w:pPr>
+      <w:r>
+        <w:rPr>
+          <w:rFonts w:hint="eastAsia"/>
+        </w:rPr>
+        <w:t>MASTER_PASSW</w:t>
+      </w:r>
+      <w:r>
+        <w:t>ORD='xxx', MASTER_LOG_FILE='x</w:t>
+      </w:r>
+      <w:r>
+        <w:t>xx', M</w:t>
+      </w:r>
+      <w:r>
+        <w:t>ASTER_LOG_POS=x</w:t>
+      </w:r>
+      <w:r>
+        <w:t>xx;</w:t>
+      </w:r>
+    </w:p>
+    <w:tbl>
+      <w:tblPr>
+        <w:tblStyle w:val="ab"/>
+        <w:tblW w:w="0" w:type="auto"/>
+        <w:tblLook w:val="04A0" w:firstRow="1" w:lastRow="0" w:firstColumn="1" w:lastColumn="0" w:noHBand="0" w:noVBand="1"/>
+      </w:tblPr>
+      <w:tblGrid>
+        <w:gridCol w:w="2840"/>
+        <w:gridCol w:w="2841"/>
+        <w:gridCol w:w="2841"/>
+      </w:tblGrid>
+      <w:tr>
+        <w:tc>
+          <w:tcPr>
+            <w:tcW w:w="2840" w:type="dxa"/>
+          </w:tcPr>
+          <w:p>
+            <w:pPr>
+              <w:rPr>
+                <w:b/>
+              </w:rPr>
+            </w:pPr>
+            <w:r>
+              <w:rPr>
+                <w:rFonts w:hint="eastAsia"/>
+                <w:b/>
+              </w:rPr>
+              <w:t>参数名</w:t>
+            </w:r>
+          </w:p>
+        </w:tc>
+        <w:tc>
+          <w:tcPr>
+            <w:tcW w:w="2841" w:type="dxa"/>
+          </w:tcPr>
+          <w:p>
+            <w:pPr>
+              <w:rPr>
+                <w:b/>
+              </w:rPr>
+            </w:pPr>
+            <w:r>
+              <w:rPr>
+                <w:rFonts w:hint="eastAsia"/>
+                <w:b/>
+              </w:rPr>
+              <w:t>含义</w:t>
+            </w:r>
+          </w:p>
+        </w:tc>
+        <w:tc>
+          <w:tcPr>
+            <w:tcW w:w="2841" w:type="dxa"/>
+          </w:tcPr>
+          <w:p>
+            <w:pPr>
+              <w:rPr>
+                <w:b/>
+              </w:rPr>
+            </w:pPr>
+            <w:r>
+              <w:rPr>
+                <w:rFonts w:hint="eastAsia"/>
+                <w:b/>
+              </w:rPr>
+              <w:t>8.0.23</w:t>
+            </w:r>
+            <w:r>
+              <w:rPr>
+                <w:rFonts w:hint="eastAsia"/>
+                <w:b/>
+              </w:rPr>
+              <w:t>之前</w:t>
+            </w:r>
+          </w:p>
+        </w:tc>
+      </w:tr>
+      <w:tr>
+        <w:tc>
+          <w:tcPr>
+            <w:tcW w:w="2840" w:type="dxa"/>
+          </w:tcPr>
+          <w:p>
+            <w:r>
+              <w:rPr>
+                <w:rFonts w:hint="eastAsia"/>
+              </w:rPr>
+              <w:t>SOURCE</w:t>
+            </w:r>
+            <w:r>
+              <w:t>_</w:t>
+            </w:r>
+            <w:r>
+              <w:rPr>
+                <w:rFonts w:hint="eastAsia"/>
+              </w:rPr>
+              <w:t>HOST</w:t>
+            </w:r>
+          </w:p>
+        </w:tc>
+        <w:tc>
+          <w:tcPr>
+            <w:tcW w:w="2841" w:type="dxa"/>
+          </w:tcPr>
+          <w:p>
+            <w:r>
+              <w:rPr>
+                <w:rFonts w:hint="eastAsia"/>
+              </w:rPr>
+              <w:t>主库</w:t>
+            </w:r>
+            <w:r>
+              <w:rPr>
+                <w:rFonts w:hint="eastAsia"/>
+              </w:rPr>
+              <w:t>IP</w:t>
+            </w:r>
+            <w:r>
+              <w:rPr>
+                <w:rFonts w:hint="eastAsia"/>
+              </w:rPr>
+              <w:t>地址</w:t>
+            </w:r>
+          </w:p>
+        </w:tc>
+        <w:tc>
+          <w:tcPr>
+            <w:tcW w:w="2841" w:type="dxa"/>
+          </w:tcPr>
+          <w:p>
+            <w:r>
+              <w:rPr>
+                <w:rFonts w:hint="eastAsia"/>
+              </w:rPr>
+              <w:t>MASTER</w:t>
+            </w:r>
+            <w:r>
+              <w:t>_</w:t>
+            </w:r>
+            <w:r>
+              <w:rPr>
+                <w:rFonts w:hint="eastAsia"/>
+              </w:rPr>
+              <w:t>HOST</w:t>
+            </w:r>
+          </w:p>
+        </w:tc>
+      </w:tr>
+      <w:tr>
+        <w:tc>
+          <w:tcPr>
+            <w:tcW w:w="2840" w:type="dxa"/>
+          </w:tcPr>
+          <w:p>
+            <w:r>
+              <w:rPr>
+                <w:rFonts w:hint="eastAsia"/>
+              </w:rPr>
+              <w:t>SOURCE_</w:t>
+            </w:r>
+            <w:r>
+              <w:rPr>
+                <w:rFonts w:hint="eastAsia"/>
+              </w:rPr>
+              <w:t>USER</w:t>
+            </w:r>
+          </w:p>
+        </w:tc>
+        <w:tc>
+          <w:tcPr>
+            <w:tcW w:w="2841" w:type="dxa"/>
+          </w:tcPr>
+          <w:p>
+            <w:r>
+              <w:rPr>
+                <w:rFonts w:hint="eastAsia"/>
+              </w:rPr>
+              <w:t>连接主库的用户名</w:t>
+            </w:r>
+          </w:p>
+        </w:tc>
+        <w:tc>
+          <w:tcPr>
+            <w:tcW w:w="2841" w:type="dxa"/>
+          </w:tcPr>
+          <w:p>
+            <w:r>
+              <w:rPr>
+                <w:rFonts w:hint="eastAsia"/>
+              </w:rPr>
+              <w:t>MASTER</w:t>
+            </w:r>
+            <w:r>
+              <w:t>_</w:t>
+            </w:r>
+            <w:r>
+              <w:rPr>
+                <w:rFonts w:hint="eastAsia"/>
+              </w:rPr>
+              <w:t>USER</w:t>
+            </w:r>
+          </w:p>
+        </w:tc>
+      </w:tr>
+      <w:tr>
+        <w:tc>
+          <w:tcPr>
+            <w:tcW w:w="2840" w:type="dxa"/>
+          </w:tcPr>
+          <w:p>
+            <w:r>
+              <w:rPr>
+                <w:rFonts w:hint="eastAsia"/>
+              </w:rPr>
+              <w:t>SOURCE</w:t>
+            </w:r>
+            <w:r>
+              <w:t>_</w:t>
+            </w:r>
+            <w:r>
+              <w:rPr>
+                <w:rFonts w:hint="eastAsia"/>
+              </w:rPr>
+              <w:t>PASSWORD</w:t>
+            </w:r>
+          </w:p>
+        </w:tc>
+        <w:tc>
+          <w:tcPr>
+            <w:tcW w:w="2841" w:type="dxa"/>
+          </w:tcPr>
+          <w:p>
+            <w:r>
+              <w:rPr>
+                <w:rFonts w:hint="eastAsia"/>
+              </w:rPr>
+              <w:t>连接主库的密码</w:t>
+            </w:r>
+          </w:p>
+        </w:tc>
+        <w:tc>
+          <w:tcPr>
+            <w:tcW w:w="2841" w:type="dxa"/>
+          </w:tcPr>
+          <w:p>
+            <w:r>
+              <w:rPr>
+                <w:rFonts w:hint="eastAsia"/>
+              </w:rPr>
+              <w:t>MASTER</w:t>
+            </w:r>
+            <w:r>
+              <w:t>_</w:t>
+            </w:r>
+            <w:r>
+              <w:rPr>
+                <w:rFonts w:hint="eastAsia"/>
+              </w:rPr>
+              <w:t>PASSWORD</w:t>
+            </w:r>
+          </w:p>
+        </w:tc>
+      </w:tr>
+      <w:tr>
+        <w:tc>
+          <w:tcPr>
+            <w:tcW w:w="2840" w:type="dxa"/>
+          </w:tcPr>
+          <w:p>
+            <w:r>
+              <w:rPr>
+                <w:rFonts w:hint="eastAsia"/>
+              </w:rPr>
+              <w:t>SOURCE_LOG_FILE</w:t>
+            </w:r>
+          </w:p>
+        </w:tc>
+        <w:tc>
+          <w:tcPr>
+            <w:tcW w:w="2841" w:type="dxa"/>
+          </w:tcPr>
+          <w:p>
+            <w:r>
+              <w:rPr>
+                <w:rFonts w:hint="eastAsia"/>
+              </w:rPr>
+              <w:t>binlog</w:t>
+            </w:r>
+            <w:r>
+              <w:rPr>
+                <w:rFonts w:hint="eastAsia"/>
+              </w:rPr>
+              <w:t>日志文件名</w:t>
+            </w:r>
+          </w:p>
+        </w:tc>
+        <w:tc>
+          <w:tcPr>
+            <w:tcW w:w="2841" w:type="dxa"/>
+          </w:tcPr>
+          <w:p>
+            <w:r>
+              <w:rPr>
+                <w:rFonts w:hint="eastAsia"/>
+              </w:rPr>
+              <w:t>MASTER_LOG_FILE</w:t>
+            </w:r>
+          </w:p>
+        </w:tc>
+      </w:tr>
+      <w:tr>
+        <w:tc>
+          <w:tcPr>
+            <w:tcW w:w="2840" w:type="dxa"/>
+          </w:tcPr>
+          <w:p>
+            <w:r>
+              <w:rPr>
+                <w:rFonts w:hint="eastAsia"/>
+              </w:rPr>
+              <w:t>SOURCE LOG_POS</w:t>
+            </w:r>
+          </w:p>
+        </w:tc>
+        <w:tc>
+          <w:tcPr>
+            <w:tcW w:w="2841" w:type="dxa"/>
+          </w:tcPr>
+          <w:p>
+            <w:r>
+              <w:rPr>
+                <w:rFonts w:hint="eastAsia"/>
+              </w:rPr>
+              <w:t>binlog</w:t>
+            </w:r>
+            <w:r>
+              <w:rPr>
+                <w:rFonts w:hint="eastAsia"/>
+              </w:rPr>
+              <w:t>日志文件位置</w:t>
+            </w:r>
+          </w:p>
+        </w:tc>
+        <w:tc>
+          <w:tcPr>
+            <w:tcW w:w="2841" w:type="dxa"/>
+          </w:tcPr>
+          <w:p>
+            <w:pPr>
+              <w:rPr>
+                <w:rFonts w:hint="eastAsia"/>
+              </w:rPr>
+            </w:pPr>
+            <w:r>
+              <w:rPr>
+                <w:rFonts w:hint="eastAsia"/>
+              </w:rPr>
+              <w:t>MASTER_LOG_POS</w:t>
+            </w:r>
+          </w:p>
+        </w:tc>
+      </w:tr>
+    </w:tbl>
+    <w:p>
+      <w:pPr>
+        <w:rPr>
+          <w:rFonts w:hint="eastAsia"/>
+        </w:rPr>
+      </w:pPr>
+      <w:r>
+        <w:tab/>
+      </w:r>
+      <w:r>
+        <w:tab/>
+      </w:r>
+      <w:r>
+        <w:t>所以按照</w:t>
+      </w:r>
+      <w:r>
+        <w:t>语法，</w:t>
+      </w:r>
+      <w:r>
+        <w:t>第一种</w:t>
+      </w:r>
+      <w:r>
+        <w:t>示例如下：</w:t>
+      </w:r>
+    </w:p>
+    <w:p>
+      <w:r>
+        <w:tab/>
+      </w:r>
+      <w:r>
+        <w:tab/>
+      </w:r>
+      <w:r>
+        <w:rPr>
+          <w:rFonts w:hint="eastAsia"/>
+        </w:rPr>
+        <w:t>CHANGE REPLICATION SOURCE TO SOURCE</w:t>
+      </w:r>
+      <w:r>
+        <w:rPr>
+          <w:rFonts w:hint="eastAsia"/>
+        </w:rPr>
+        <w:t>_HOST='</w:t>
+      </w:r>
+      <w:r>
+        <w:t>192.168.200.200</w:t>
+      </w:r>
+      <w:r>
+        <w:rPr>
+          <w:rFonts w:hint="eastAsia"/>
+        </w:rPr>
+        <w:t>',</w:t>
+      </w:r>
+    </w:p>
+    <w:p>
+      <w:pPr>
+        <w:ind w:left="840" w:firstLine="420"/>
+      </w:pPr>
+      <w:r>
+        <w:rPr>
+          <w:rFonts w:hint="eastAsia"/>
+        </w:rPr>
+        <w:t>SOURCE_USER='</w:t>
+      </w:r>
+      <w:r>
+        <w:t>itcast</w:t>
+      </w:r>
+      <w:r>
+        <w:rPr>
+          <w:rFonts w:hint="eastAsia"/>
+        </w:rPr>
+        <w:t>',SOURCE_PASSWORD='</w:t>
+      </w:r>
+      <w:r>
+        <w:rPr>
+          <w:rFonts w:hint="eastAsia"/>
+        </w:rPr>
+        <w:t xml:space="preserve"> </w:t>
+      </w:r>
+      <w:r>
+        <w:rPr>
+          <w:rFonts w:hint="eastAsia"/>
+        </w:rPr>
+        <w:t>Root@123456</w:t>
+      </w:r>
+      <w:r>
+        <w:rPr>
+          <w:rFonts w:hint="eastAsia"/>
+        </w:rPr>
+        <w:t>',</w:t>
+      </w:r>
+    </w:p>
+    <w:p>
+      <w:pPr>
+        <w:ind w:left="840" w:firstLine="420"/>
+      </w:pPr>
+      <w:r>
+        <w:rPr>
+          <w:rFonts w:hint="eastAsia"/>
+        </w:rPr>
+        <w:t>SOURCE_LOG_FILE='</w:t>
+      </w:r>
+      <w:r>
+        <w:t>binlog.000004</w:t>
+      </w:r>
+      <w:r>
+        <w:rPr>
+          <w:rFonts w:hint="eastAsia"/>
+        </w:rPr>
+        <w:t xml:space="preserve">', </w:t>
+      </w:r>
+      <w:r>
+        <w:rPr>
+          <w:rFonts w:hint="eastAsia"/>
+        </w:rPr>
+        <w:t>SOURCE_LOG_POS=</w:t>
+      </w:r>
+      <w:r>
+        <w:t>663</w:t>
+      </w:r>
+      <w:r>
+        <w:rPr>
+          <w:rFonts w:hint="eastAsia"/>
+        </w:rPr>
+        <w:t>;</w:t>
+      </w:r>
+    </w:p>
+    <w:p>
+      <w:pPr>
+        <w:ind w:left="840"/>
+      </w:pPr>
+      <w:r>
+        <w:t>说明：在步骤</w:t>
+      </w:r>
+      <w:r>
+        <w:rPr>
+          <w:rFonts w:hint="eastAsia"/>
+        </w:rPr>
+        <w:t>4</w:t>
+      </w:r>
+      <w:r>
+        <w:rPr>
+          <w:rFonts w:hint="eastAsia"/>
+        </w:rPr>
+        <w:t>中，</w:t>
+      </w:r>
+      <w:r>
+        <w:rPr>
+          <w:rFonts w:hint="eastAsia"/>
+        </w:rPr>
+        <w:t>show master status</w:t>
+      </w:r>
+      <w:r>
+        <w:rPr>
+          <w:rFonts w:hint="eastAsia"/>
+        </w:rPr>
+        <w:t>;</w:t>
+      </w:r>
+      <w:r>
+        <w:rPr>
+          <w:rFonts w:hint="eastAsia"/>
+        </w:rPr>
+        <w:t>获得的结果有</w:t>
+      </w:r>
+      <w:r>
+        <w:rPr>
+          <w:rFonts w:hint="eastAsia"/>
+        </w:rPr>
+        <w:t>F</w:t>
+      </w:r>
+      <w:r>
+        <w:t>ile</w:t>
+      </w:r>
+      <w:r>
+        <w:t>和</w:t>
+      </w:r>
+      <w:r>
+        <w:t>P</w:t>
+      </w:r>
+      <w:r>
+        <w:rPr>
+          <w:rFonts w:hint="eastAsia"/>
+        </w:rPr>
+        <w:t>osition</w:t>
+      </w:r>
+      <w:r>
+        <w:rPr>
+          <w:rFonts w:hint="eastAsia"/>
+        </w:rPr>
+        <w:t>两个字段，</w:t>
+      </w:r>
+    </w:p>
+    <w:p>
+      <w:pPr>
+        <w:ind w:left="840" w:firstLine="420"/>
+      </w:pPr>
+      <w:r>
+        <w:rPr>
+          <w:rFonts w:hint="eastAsia"/>
+        </w:rPr>
+        <w:t>SOURCE_LOG_FILE</w:t>
+      </w:r>
+      <w:r>
+        <w:rPr>
+          <w:rFonts w:hint="eastAsia"/>
+        </w:rPr>
+        <w:t>需要填写</w:t>
+      </w:r>
+      <w:r>
+        <w:rPr>
+          <w:rFonts w:hint="eastAsia"/>
+        </w:rPr>
+        <w:t>File</w:t>
+      </w:r>
+      <w:r>
+        <w:rPr>
+          <w:rFonts w:hint="eastAsia"/>
+        </w:rPr>
+        <w:t>字段的值，</w:t>
+      </w:r>
+      <w:r>
+        <w:rPr>
+          <w:rFonts w:hint="eastAsia"/>
+        </w:rPr>
+        <w:t>SOURCE_LOG_POS</w:t>
+      </w:r>
+      <w:r>
+        <w:rPr>
+          <w:rFonts w:hint="eastAsia"/>
+        </w:rPr>
+        <w:t>需要填写</w:t>
+      </w:r>
+      <w:r>
+        <w:t>P</w:t>
+      </w:r>
+      <w:r>
+        <w:rPr>
+          <w:rFonts w:hint="eastAsia"/>
+        </w:rPr>
+        <w:t>osition</w:t>
+      </w:r>
+    </w:p>
+    <w:p>
+      <w:pPr>
+        <w:ind w:left="840" w:firstLine="420"/>
+      </w:pPr>
+      <w:r>
+        <w:rPr>
+          <w:rFonts w:hint="eastAsia"/>
+        </w:rPr>
+        <w:t>字段的值。</w:t>
+      </w:r>
+    </w:p>
+    <w:p>
+      <w:r>
+        <w:tab/>
+        <w:t>8.</w:t>
+      </w:r>
+      <w:r>
+        <w:t>在从库的</w:t>
+      </w:r>
+      <w:r>
+        <w:t>mysql</w:t>
+      </w:r>
+      <w:r>
+        <w:t>开启同步操作（需要登录</w:t>
+      </w:r>
+      <w:r>
+        <w:t>mysql</w:t>
+      </w:r>
+      <w:r>
+        <w:t>）</w:t>
+      </w:r>
+    </w:p>
+    <w:p>
+      <w:pPr>
+        <w:rPr>
+          <w:rFonts w:hint="eastAsia"/>
+        </w:rPr>
+      </w:pPr>
+      <w:r>
+        <w:tab/>
+      </w:r>
+      <w:r>
+        <w:tab/>
+      </w:r>
+      <w:r>
+        <w:rPr>
+          <w:rFonts w:hint="eastAsia"/>
+        </w:rPr>
+        <w:t>#8.0.22</w:t>
+      </w:r>
+      <w:r>
+        <w:rPr>
+          <w:rFonts w:hint="eastAsia"/>
+        </w:rPr>
+        <w:t>之后</w:t>
+      </w:r>
+    </w:p>
+    <w:p>
+      <w:r>
+        <w:tab/>
+      </w:r>
+      <w:r>
+        <w:tab/>
+      </w:r>
+      <w:r>
+        <w:rPr>
+          <w:rFonts w:hint="eastAsia"/>
+        </w:rPr>
+        <w:t>start replica;</w:t>
+      </w:r>
+    </w:p>
+    <w:p>
+      <w:pPr>
+        <w:rPr>
+          <w:rFonts w:hint="eastAsia"/>
+        </w:rPr>
+      </w:pPr>
+      <w:r>
+        <w:tab/>
+      </w:r>
+      <w:r>
+        <w:tab/>
+      </w:r>
+      <w:r>
+        <w:rPr>
+          <w:rFonts w:hint="eastAsia"/>
+        </w:rPr>
+        <w:t>#8.0.22</w:t>
+      </w:r>
+      <w:r>
+        <w:rPr>
+          <w:rFonts w:hint="eastAsia"/>
+        </w:rPr>
+        <w:t>之前</w:t>
+      </w:r>
+    </w:p>
+    <w:p>
+      <w:pPr>
+        <w:ind w:left="420" w:firstLine="420"/>
+      </w:pPr>
+      <w:r>
+        <w:rPr>
+          <w:rFonts w:hint="eastAsia"/>
+        </w:rPr>
+        <w:t>start slave</w:t>
+      </w:r>
+      <w:r>
+        <w:rPr>
+          <w:rFonts w:hint="eastAsia"/>
+        </w:rPr>
+        <w:t>;</w:t>
+      </w:r>
+    </w:p>
+    <w:p>
+      <w:r>
+        <w:tab/>
+        <w:t>9.</w:t>
+      </w:r>
+      <w:r>
+        <w:t>查看从库的主从同步状态</w:t>
+      </w:r>
+    </w:p>
+    <w:p>
+      <w:r>
+        <w:tab/>
+      </w:r>
+      <w:r>
+        <w:tab/>
+      </w:r>
+      <w:r>
+        <w:rPr>
+          <w:rFonts w:hint="eastAsia"/>
+        </w:rPr>
+        <w:t>#8.0.22</w:t>
+      </w:r>
+      <w:r>
+        <w:rPr>
+          <w:rFonts w:hint="eastAsia"/>
+        </w:rPr>
+        <w:t>之后</w:t>
+      </w:r>
+    </w:p>
+    <w:p>
+      <w:pPr>
+        <w:ind w:left="420" w:firstLine="420"/>
+      </w:pPr>
+      <w:r>
+        <w:rPr>
+          <w:rFonts w:hint="eastAsia"/>
+        </w:rPr>
+        <w:t>show replica status</w:t>
+      </w:r>
+      <w:r>
+        <w:t>\G</w:t>
+      </w:r>
+      <w:r>
+        <w:rPr>
+          <w:rFonts w:hint="eastAsia"/>
+        </w:rPr>
+        <w:t>;</w:t>
+      </w:r>
+    </w:p>
+    <w:p>
+      <w:pPr>
+        <w:ind w:left="840"/>
+      </w:pPr>
+      <w:r>
+        <w:rPr>
+          <w:rFonts w:hint="eastAsia"/>
+        </w:rPr>
+        <w:t>#8.0.22</w:t>
+      </w:r>
+      <w:r>
+        <w:rPr>
+          <w:rFonts w:hint="eastAsia"/>
+        </w:rPr>
+        <w:t>之前</w:t>
+      </w:r>
+    </w:p>
+    <w:p>
+      <w:pPr>
+        <w:ind w:left="840"/>
+      </w:pPr>
+      <w:r>
+        <w:rPr>
+          <w:rFonts w:hint="eastAsia"/>
+        </w:rPr>
+        <w:t>show slave status</w:t>
+      </w:r>
+      <w:r>
+        <w:t>\G</w:t>
+      </w:r>
+      <w:r>
+        <w:rPr>
+          <w:rFonts w:hint="eastAsia"/>
+        </w:rPr>
+        <w:t>;</w:t>
+      </w:r>
+    </w:p>
+    <w:p>
+      <w:pPr>
+        <w:ind w:left="840"/>
+      </w:pPr>
+      <w:r>
+        <w:rPr>
+          <w:rFonts w:hint="eastAsia"/>
+        </w:rPr>
+        <w:t>在展示的结果中，如果</w:t>
+      </w:r>
+      <w:r>
+        <w:rPr>
+          <w:rFonts w:hint="eastAsia"/>
+        </w:rPr>
+        <w:t>Re</w:t>
+      </w:r>
+      <w:r>
+        <w:t>plica_IO_Running</w:t>
+      </w:r>
+      <w:r>
+        <w:t>是</w:t>
+      </w:r>
+      <w:r>
+        <w:rPr>
+          <w:rFonts w:hint="eastAsia"/>
+        </w:rPr>
+        <w:t>Yes</w:t>
+      </w:r>
+      <w:r>
+        <w:rPr>
+          <w:rFonts w:hint="eastAsia"/>
+        </w:rPr>
+        <w:t>，</w:t>
+      </w:r>
+      <w:r>
+        <w:rPr>
+          <w:rFonts w:hint="eastAsia"/>
+        </w:rPr>
+        <w:t>Replica_</w:t>
+      </w:r>
+      <w:r>
+        <w:t>SQL_Running</w:t>
+      </w:r>
+      <w:r>
+        <w:t>是</w:t>
+      </w:r>
+      <w:r>
+        <w:rPr>
+          <w:rFonts w:hint="eastAsia"/>
+        </w:rPr>
+        <w:t>Yes</w:t>
+      </w:r>
+      <w:r>
+        <w:rPr>
+          <w:rFonts w:hint="eastAsia"/>
+        </w:rPr>
+        <w:t>，那</w:t>
+      </w:r>
+    </w:p>
+    <w:p>
+      <w:pPr>
+        <w:ind w:left="840" w:firstLine="420"/>
+      </w:pPr>
+      <w:r>
+        <w:rPr>
+          <w:rFonts w:hint="eastAsia"/>
+        </w:rPr>
+        <w:t>么主从复制就是正常</w:t>
+      </w:r>
+      <w:r>
+        <w:rPr>
+          <w:rFonts w:hint="eastAsia"/>
+        </w:rPr>
+        <w:t>的</w:t>
+      </w:r>
+      <w:r>
+        <w:rPr>
+          <w:rFonts w:hint="eastAsia"/>
+        </w:rPr>
+        <w:t>。</w:t>
+      </w:r>
+      <w:r>
+        <w:rPr>
+          <w:rFonts w:hint="eastAsia"/>
+        </w:rPr>
+        <w:t>Re</w:t>
+      </w:r>
+      <w:r>
+        <w:t>plica_IO_Running</w:t>
+      </w:r>
+      <w:r>
+        <w:t>线程用来读取主库</w:t>
+      </w:r>
+      <w:r>
+        <w:t>mysql</w:t>
+      </w:r>
+      <w:r>
+        <w:t>的二进</w:t>
+      </w:r>
+    </w:p>
+    <w:p>
+      <w:pPr>
+        <w:ind w:left="840" w:firstLine="420"/>
+      </w:pPr>
+      <w:r>
+        <w:lastRenderedPageBreak/>
+        <w:t>制日志内容并写入从库的中继日志中。</w:t>
+      </w:r>
+      <w:r>
+        <w:rPr>
+          <w:rFonts w:hint="eastAsia"/>
+        </w:rPr>
+        <w:t>Replica_</w:t>
+      </w:r>
+      <w:r>
+        <w:t>SQL_Running</w:t>
+      </w:r>
+      <w:r>
+        <w:t>线程用来读取自己</w:t>
+      </w:r>
+    </w:p>
+    <w:p>
+      <w:pPr>
+        <w:ind w:left="840" w:firstLine="420"/>
+      </w:pPr>
+      <w:r>
+        <w:t>的中继日志并将数据的变化更新到从库的</w:t>
+      </w:r>
+      <w:r>
+        <w:t>mysql</w:t>
+      </w:r>
+      <w:r>
+        <w:t>中。</w:t>
+      </w:r>
+    </w:p>
+    <w:p>
+      <w:r>
+        <w:tab/>
+      </w:r>
+      <w:r>
+        <w:tab/>
+      </w:r>
+      <w:r>
+        <w:t>补充：</w:t>
+      </w:r>
+      <w:r>
+        <w:rPr>
+          <w:rFonts w:hint="eastAsia"/>
+        </w:rPr>
+        <w:t>如果</w:t>
+      </w:r>
+      <w:r>
+        <w:rPr>
+          <w:rFonts w:hint="eastAsia"/>
+        </w:rPr>
+        <w:t>MySQL</w:t>
+      </w:r>
+      <w:r>
+        <w:rPr>
+          <w:rFonts w:hint="eastAsia"/>
+        </w:rPr>
+        <w:t>版本在</w:t>
+      </w:r>
+      <w:r>
+        <w:rPr>
+          <w:rFonts w:hint="eastAsia"/>
+        </w:rPr>
+        <w:t>8.4</w:t>
+      </w:r>
+      <w:r>
+        <w:rPr>
+          <w:rFonts w:hint="eastAsia"/>
+        </w:rPr>
+        <w:t>以上，前面主库创建用户的时候没有用上</w:t>
+      </w:r>
+    </w:p>
+    <w:p>
+      <w:pPr>
+        <w:ind w:left="840" w:firstLine="420"/>
+      </w:pPr>
+      <w:r>
+        <w:rPr>
+          <w:rFonts w:hint="eastAsia"/>
+        </w:rPr>
+        <w:t>mysql_native_password</w:t>
+      </w:r>
+      <w:r>
+        <w:rPr>
+          <w:rFonts w:hint="eastAsia"/>
+        </w:rPr>
+        <w:t>插件的</w:t>
+      </w:r>
+      <w:r>
+        <w:rPr>
+          <w:rFonts w:hint="eastAsia"/>
+        </w:rPr>
+        <w:t>，</w:t>
+      </w:r>
+      <w:r>
+        <w:rPr>
+          <w:rFonts w:hint="eastAsia"/>
+        </w:rPr>
+        <w:t>那么在这里查看主从同步状态的时候大概率会</w:t>
+      </w:r>
+    </w:p>
+    <w:p>
+      <w:pPr>
+        <w:ind w:left="1260"/>
+      </w:pPr>
+      <w:r>
+        <w:rPr>
+          <w:rFonts w:hint="eastAsia"/>
+        </w:rPr>
+        <w:t>看到</w:t>
+      </w:r>
+      <w:r>
+        <w:rPr>
+          <w:rFonts w:hint="eastAsia"/>
+        </w:rPr>
+        <w:t>Replica_IO_Running: conecting</w:t>
+      </w:r>
+      <w:r>
+        <w:rPr>
+          <w:rFonts w:hint="eastAsia"/>
+        </w:rPr>
+        <w:t>。</w:t>
+      </w:r>
+      <w:r>
+        <w:rPr>
+          <w:rFonts w:hint="eastAsia"/>
+        </w:rPr>
+        <w:t>解决办法：</w:t>
+      </w:r>
+      <w:r>
+        <w:rPr>
+          <w:rFonts w:hint="eastAsia"/>
+        </w:rPr>
+        <w:t>1. stop replica 2.</w:t>
+      </w:r>
+      <w:r>
+        <w:rPr>
+          <w:rFonts w:hint="eastAsia"/>
+        </w:rPr>
+        <w:t>在</w:t>
+      </w:r>
+      <w:r>
+        <w:rPr>
+          <w:rFonts w:hint="eastAsia"/>
+        </w:rPr>
+        <w:t>步骤</w:t>
+      </w:r>
+      <w:r>
+        <w:rPr>
+          <w:rFonts w:hint="eastAsia"/>
+        </w:rPr>
+        <w:t>7</w:t>
+      </w:r>
+      <w:r>
+        <w:rPr>
+          <w:rFonts w:hint="eastAsia"/>
+        </w:rPr>
+        <w:t>的语句中</w:t>
+      </w:r>
+      <w:r>
+        <w:rPr>
+          <w:rFonts w:hint="eastAsia"/>
+        </w:rPr>
+        <w:t>加上</w:t>
+      </w:r>
+      <w:r>
+        <w:t>SOURCE_SSL</w:t>
+      </w:r>
+      <w:r>
+        <w:rPr>
+          <w:rFonts w:hint="eastAsia"/>
+        </w:rPr>
+        <w:t xml:space="preserve">=1 </w:t>
+      </w:r>
+      <w:r>
+        <w:rPr>
+          <w:rFonts w:hint="eastAsia"/>
+        </w:rPr>
+        <w:t>即可，再重新开启同步操作，再次查看同步状态就行了</w:t>
+      </w:r>
+      <w:r>
+        <w:rPr>
+          <w:rFonts w:hint="eastAsia"/>
+        </w:rPr>
+        <w:t>。</w:t>
+      </w:r>
+      <w:r>
+        <w:rPr>
+          <w:rFonts w:hint="eastAsia"/>
+        </w:rPr>
+        <w:t>但是要注意，如果这样操作，那么主从库之间开启了加密连接，提高了安全性，但同时也会带来一些麻烦，具体的内容可以自己</w:t>
+      </w:r>
+      <w:r>
+        <w:rPr>
+          <w:rFonts w:hint="eastAsia"/>
+        </w:rPr>
+        <w:t>AI</w:t>
+      </w:r>
+      <w:r>
+        <w:rPr>
+          <w:rFonts w:hint="eastAsia"/>
+        </w:rPr>
+        <w:t>。</w:t>
+      </w:r>
+    </w:p>
+    <w:p>
+      <w:pPr>
+        <w:ind w:left="1260"/>
+        <w:rPr>
+          <w:rFonts w:hint="eastAsia"/>
+        </w:rPr>
+      </w:pPr>
+      <w:r>
+        <w:rPr>
+          <w:color w:val="FF0000"/>
+        </w:rPr>
+        <w:t>或者</w:t>
+      </w:r>
+      <w:r>
+        <w:t>在步骤</w:t>
+      </w:r>
+      <w:r>
+        <w:rPr>
+          <w:rFonts w:hint="eastAsia"/>
+        </w:rPr>
+        <w:t>7</w:t>
+      </w:r>
+      <w:r>
+        <w:rPr>
+          <w:rFonts w:hint="eastAsia"/>
+        </w:rPr>
+        <w:t>的语句中加上</w:t>
+      </w:r>
+      <w:r>
+        <w:rPr>
+          <w:rFonts w:hint="eastAsia"/>
+        </w:rPr>
+        <w:t>GET_MASTER_PUBLIC_KEY=1</w:t>
+      </w:r>
+      <w:r>
+        <w:rPr>
+          <w:rFonts w:hint="eastAsia"/>
+        </w:rPr>
+        <w:t>，</w:t>
+      </w:r>
+      <w:r>
+        <w:rPr>
+          <w:rFonts w:hint="eastAsia"/>
+        </w:rPr>
+        <w:t>如果你使用的是</w:t>
+      </w:r>
+      <w:r>
+        <w:rPr>
+          <w:rFonts w:hint="eastAsia"/>
+        </w:rPr>
+        <w:t xml:space="preserve"> MySQL 8.0.23 </w:t>
+      </w:r>
+      <w:r>
+        <w:rPr>
+          <w:rFonts w:hint="eastAsia"/>
+        </w:rPr>
+        <w:t>或更高版本，对应的选项名已改为</w:t>
+      </w:r>
+      <w:r>
+        <w:rPr>
+          <w:rFonts w:hint="eastAsia"/>
+        </w:rPr>
+        <w:t xml:space="preserve"> GET_SOURCE_PUBLIC_KEY=1</w:t>
+      </w:r>
+      <w:r>
+        <w:rPr>
+          <w:rFonts w:hint="eastAsia"/>
+        </w:rPr>
+        <w:t>。</w:t>
+      </w:r>
+    </w:p>
+    <w:p>
+      <w:pPr>
+        <w:pStyle w:val="2"/>
+      </w:pPr>
+      <w:r>
+        <w:rPr>
+          <w:rFonts w:hint="eastAsia"/>
+        </w:rPr>
+        <w:t>分库分表</w:t>
+      </w:r>
+    </w:p>
+    <w:p>
+      <w:r>
+        <w:rPr>
+          <w:rFonts w:hint="eastAsia"/>
+        </w:rPr>
+        <w:t>产生原因：</w:t>
+      </w:r>
+      <w:r>
+        <w:rPr>
+          <w:rFonts w:hint="eastAsia"/>
+        </w:rPr>
+        <w:t>随着互联网及移动互联网的发展，应用系统的数据量也是成指数式增长，若采用</w:t>
       </w:r>
     </w:p>
     <w:p>
@@ -58714,49 +61819,566 @@
         <w:rPr>
           <w:rFonts w:hint="eastAsia"/>
         </w:rPr>
-        <w:t>若要开启查询日志，在</w:t>
-      </w:r>
-      <w:r>
-        <w:rPr>
-          <w:rFonts w:hint="eastAsia"/>
-        </w:rPr>
-        <w:t>linux</w:t>
-      </w:r>
-      <w:r>
-        <w:rPr>
-          <w:rFonts w:hint="eastAsia"/>
-        </w:rPr>
-        <w:t>系统下，需要</w:t>
-      </w:r>
-      <w:r>
-        <w:rPr>
-          <w:rFonts w:hint="eastAsia"/>
-        </w:rPr>
-        <w:t>修改</w:t>
-      </w:r>
-      <w:r>
-        <w:rPr>
-          <w:rFonts w:hint="eastAsia"/>
-        </w:rPr>
-        <w:t>MySQL</w:t>
-      </w:r>
-      <w:r>
-        <w:rPr>
-          <w:rFonts w:hint="eastAsia"/>
-        </w:rPr>
-        <w:t>的配置文件</w:t>
-      </w:r>
-      <w:r>
-        <w:rPr>
-          <w:rFonts w:hint="eastAsia"/>
-        </w:rPr>
-        <w:t>/etc/my.cnf</w:t>
-      </w:r>
-      <w:r>
-        <w:rPr>
-          <w:rFonts w:hint="eastAsia"/>
-        </w:rPr>
-        <w:t>文件，添</w:t>
+        <w:t>单数据库进行数据存储，存在以下性能瓶颈：</w:t>
+      </w:r>
+      <w:r>
+        <w:rPr>
+          <w:rFonts w:hint="eastAsia"/>
+        </w:rPr>
+        <w:t>1.</w:t>
+      </w:r>
+      <w:r>
+        <w:t>IO</w:t>
+      </w:r>
+      <w:r>
+        <w:rPr>
+          <w:rFonts w:hint="eastAsia"/>
+        </w:rPr>
+        <w:t>瓶颈：热点数据太多，数据库缓存不</w:t>
+      </w:r>
+    </w:p>
+    <w:p>
+      <w:pPr>
+        <w:ind w:firstLine="420"/>
+      </w:pPr>
+      <w:r>
+        <w:rPr>
+          <w:rFonts w:hint="eastAsia"/>
+        </w:rPr>
+        <w:t>足，产生大量磁盘</w:t>
+      </w:r>
+      <w:r>
+        <w:t>IO</w:t>
+      </w:r>
+      <w:r>
+        <w:rPr>
+          <w:rFonts w:hint="eastAsia"/>
+        </w:rPr>
+        <w:t>，效率较低。请求数据太多，带宽不够，网络</w:t>
+      </w:r>
+      <w:r>
+        <w:t>IO</w:t>
+      </w:r>
+      <w:r>
+        <w:rPr>
+          <w:rFonts w:hint="eastAsia"/>
+        </w:rPr>
+        <w:t>瓶颈。</w:t>
+      </w:r>
+      <w:r>
+        <w:rPr>
+          <w:rFonts w:hint="eastAsia"/>
+        </w:rPr>
+        <w:t>2.CPU</w:t>
+      </w:r>
+      <w:r>
+        <w:rPr>
+          <w:rFonts w:hint="eastAsia"/>
+        </w:rPr>
+        <w:t>瓶</w:t>
+      </w:r>
+    </w:p>
+    <w:p>
+      <w:pPr>
+        <w:ind w:firstLine="420"/>
+      </w:pPr>
+      <w:r>
+        <w:rPr>
+          <w:rFonts w:hint="eastAsia"/>
+        </w:rPr>
+        <w:t>颈：排序、分组、连接查询、聚合统计等</w:t>
+      </w:r>
+      <w:r>
+        <w:rPr>
+          <w:rFonts w:hint="eastAsia"/>
+        </w:rPr>
+        <w:t>SQL</w:t>
+      </w:r>
+      <w:r>
+        <w:rPr>
+          <w:rFonts w:hint="eastAsia"/>
+        </w:rPr>
+        <w:t>会耗费大量的</w:t>
+      </w:r>
+      <w:r>
+        <w:rPr>
+          <w:rFonts w:hint="eastAsia"/>
+        </w:rPr>
+        <w:t>CPU</w:t>
+      </w:r>
+      <w:r>
+        <w:rPr>
+          <w:rFonts w:hint="eastAsia"/>
+        </w:rPr>
+        <w:t>资源，请求数太多，</w:t>
+      </w:r>
+    </w:p>
+    <w:p>
+      <w:pPr>
+        <w:ind w:firstLine="420"/>
+      </w:pPr>
+      <w:r>
+        <w:rPr>
+          <w:rFonts w:hint="eastAsia"/>
+        </w:rPr>
+        <w:t>CPU</w:t>
+      </w:r>
+      <w:r>
+        <w:rPr>
+          <w:rFonts w:hint="eastAsia"/>
+        </w:rPr>
+        <w:t>出现瓶颈。</w:t>
+      </w:r>
+    </w:p>
+    <w:p>
+      <w:r>
+        <w:t>思想：</w:t>
+      </w:r>
+      <w:r>
+        <w:rPr>
+          <w:rFonts w:hint="eastAsia"/>
+        </w:rPr>
+        <w:t>分库分表的中心思想都是将数据分散存储，使得单一数据库</w:t>
+      </w:r>
+      <w:r>
+        <w:rPr>
+          <w:rFonts w:hint="eastAsia"/>
+        </w:rPr>
+        <w:t>/</w:t>
+      </w:r>
+      <w:r>
+        <w:rPr>
+          <w:rFonts w:hint="eastAsia"/>
+        </w:rPr>
+        <w:t>表的数据量变小来缓解</w:t>
+      </w:r>
+    </w:p>
+    <w:p>
+      <w:pPr>
+        <w:ind w:firstLine="420"/>
+      </w:pPr>
+      <w:r>
+        <w:rPr>
+          <w:rFonts w:hint="eastAsia"/>
+        </w:rPr>
+        <w:t>单一数据库的性能问题，从而达到提升数据库性能的目的。</w:t>
+      </w:r>
+    </w:p>
+    <w:p>
+      <w:r>
+        <w:rPr>
+          <w:rFonts w:hint="eastAsia"/>
+        </w:rPr>
+        <w:t>拆分策略：</w:t>
+      </w:r>
+    </w:p>
+    <w:p>
+      <w:r>
+        <w:rPr>
+          <w:rFonts w:hint="eastAsia"/>
+        </w:rPr>
+        <w:t>1</w:t>
+      </w:r>
+      <w:r>
+        <w:t>.</w:t>
+      </w:r>
+      <w:r>
+        <w:t>垂直拆分</w:t>
+      </w:r>
+    </w:p>
+    <w:p>
+      <w:r>
+        <w:rPr>
+          <w:rFonts w:hint="eastAsia"/>
+        </w:rPr>
+        <w:t>(</w:t>
+      </w:r>
+      <w:r>
+        <w:t>1)</w:t>
+      </w:r>
+      <w:r>
+        <w:t>垂直分库：</w:t>
+      </w:r>
+      <w:r>
+        <w:rPr>
+          <w:rFonts w:hint="eastAsia"/>
+        </w:rPr>
+        <w:t>以表为依据，根据业务将不同表拆分到不同库中。</w:t>
+      </w:r>
+    </w:p>
+    <w:p>
+      <w:r>
+        <w:rPr>
+          <w:rFonts w:hint="eastAsia"/>
+        </w:rPr>
+        <w:t>特点：</w:t>
+      </w:r>
+    </w:p>
+    <w:p>
+      <w:pPr>
+        <w:ind w:firstLine="420"/>
+      </w:pPr>
+      <w:r>
+        <w:rPr>
+          <w:rFonts w:hint="eastAsia"/>
+        </w:rPr>
+        <w:t>1.</w:t>
+      </w:r>
+      <w:r>
+        <w:rPr>
+          <w:rFonts w:hint="eastAsia"/>
+        </w:rPr>
+        <w:t>每个库的表结构都不一样。</w:t>
+      </w:r>
+    </w:p>
+    <w:p>
+      <w:pPr>
+        <w:ind w:firstLine="420"/>
+      </w:pPr>
+      <w:r>
+        <w:rPr>
+          <w:rFonts w:hint="eastAsia"/>
+        </w:rPr>
+        <w:t>2.</w:t>
+      </w:r>
+      <w:r>
+        <w:rPr>
+          <w:rFonts w:hint="eastAsia"/>
+        </w:rPr>
+        <w:t>每个库的数据也不一样。</w:t>
+      </w:r>
+    </w:p>
+    <w:p>
+      <w:pPr>
+        <w:ind w:firstLine="420"/>
+        <w:rPr>
+          <w:rFonts w:hint="eastAsia"/>
+        </w:rPr>
+      </w:pPr>
+      <w:r>
+        <w:rPr>
+          <w:rFonts w:hint="eastAsia"/>
+        </w:rPr>
+        <w:t>3.</w:t>
+      </w:r>
+      <w:r>
+        <w:rPr>
+          <w:rFonts w:hint="eastAsia"/>
+        </w:rPr>
+        <w:t>所有库的并集是全量数据。</w:t>
+      </w:r>
+    </w:p>
+    <w:p>
+      <w:r>
+        <w:rPr>
+          <w:rFonts w:hint="eastAsia"/>
+        </w:rPr>
+        <w:t>(</w:t>
+      </w:r>
+      <w:r>
+        <w:t>2)</w:t>
+      </w:r>
+      <w:r>
+        <w:t>垂直分表：</w:t>
+      </w:r>
+      <w:r>
+        <w:rPr>
+          <w:rFonts w:hint="eastAsia"/>
+        </w:rPr>
+        <w:t>以字段为依据，根据字段属性将不同字段拆分到不同表中。</w:t>
+      </w:r>
+    </w:p>
+    <w:p>
+      <w:r>
+        <w:rPr>
+          <w:rFonts w:hint="eastAsia"/>
+        </w:rPr>
+        <w:t>特点：</w:t>
+      </w:r>
+    </w:p>
+    <w:p>
+      <w:pPr>
+        <w:ind w:firstLine="420"/>
+      </w:pPr>
+      <w:r>
+        <w:rPr>
+          <w:rFonts w:hint="eastAsia"/>
+        </w:rPr>
+        <w:t>1.</w:t>
+      </w:r>
+      <w:r>
+        <w:rPr>
+          <w:rFonts w:hint="eastAsia"/>
+        </w:rPr>
+        <w:t>每个表的结构都不一样。</w:t>
+      </w:r>
+    </w:p>
+    <w:p>
+      <w:pPr>
+        <w:ind w:firstLine="420"/>
+      </w:pPr>
+      <w:r>
+        <w:rPr>
+          <w:rFonts w:hint="eastAsia"/>
+        </w:rPr>
+        <w:t>2.</w:t>
+      </w:r>
+      <w:r>
+        <w:rPr>
+          <w:rFonts w:hint="eastAsia"/>
+        </w:rPr>
+        <w:t>每个表的数据也不一样，一般通过一列（主键</w:t>
+      </w:r>
+      <w:r>
+        <w:rPr>
+          <w:rFonts w:hint="eastAsia"/>
+        </w:rPr>
+        <w:t>/</w:t>
+      </w:r>
+      <w:r>
+        <w:rPr>
+          <w:rFonts w:hint="eastAsia"/>
+        </w:rPr>
+        <w:t>外键）关联。</w:t>
+      </w:r>
+    </w:p>
+    <w:p>
+      <w:pPr>
+        <w:ind w:firstLine="420"/>
+        <w:rPr>
+          <w:rFonts w:hint="eastAsia"/>
+        </w:rPr>
+      </w:pPr>
+      <w:r>
+        <w:rPr>
+          <w:rFonts w:hint="eastAsia"/>
+        </w:rPr>
+        <w:t>3.</w:t>
+      </w:r>
+      <w:r>
+        <w:rPr>
+          <w:rFonts w:hint="eastAsia"/>
+        </w:rPr>
+        <w:t>所有表的并集是全量数据。</w:t>
+      </w:r>
+    </w:p>
+    <w:p>
+      <w:r>
+        <w:rPr>
+          <w:rFonts w:hint="eastAsia"/>
+        </w:rPr>
+        <w:t>2</w:t>
+      </w:r>
+      <w:r>
+        <w:t>.</w:t>
+      </w:r>
+      <w:r>
+        <w:t>水平拆分</w:t>
+      </w:r>
+    </w:p>
+    <w:p>
+      <w:r>
+        <w:rPr>
+          <w:rFonts w:hint="eastAsia"/>
+        </w:rPr>
+        <w:t>(</w:t>
+      </w:r>
+      <w:r>
+        <w:t>1)</w:t>
+      </w:r>
+      <w:r>
+        <w:t>水平分库</w:t>
+      </w:r>
+      <w:r>
+        <w:rPr>
+          <w:rFonts w:hint="eastAsia"/>
+        </w:rPr>
+        <w:t>：以字段为依据，按照一定策略，将一个库的数据拆分到多个库中。</w:t>
+      </w:r>
+    </w:p>
+    <w:p>
+      <w:r>
+        <w:rPr>
+          <w:rFonts w:hint="eastAsia"/>
+        </w:rPr>
+        <w:t>特点：</w:t>
+      </w:r>
+    </w:p>
+    <w:p>
+      <w:pPr>
+        <w:ind w:firstLine="420"/>
+      </w:pPr>
+      <w:r>
+        <w:rPr>
+          <w:rFonts w:hint="eastAsia"/>
+        </w:rPr>
+        <w:t>1.</w:t>
+      </w:r>
+      <w:r>
+        <w:rPr>
+          <w:rFonts w:hint="eastAsia"/>
+        </w:rPr>
+        <w:t>每个库的表结构都一样。</w:t>
+      </w:r>
+    </w:p>
+    <w:p>
+      <w:pPr>
+        <w:ind w:firstLine="420"/>
+      </w:pPr>
+      <w:r>
+        <w:rPr>
+          <w:rFonts w:hint="eastAsia"/>
+        </w:rPr>
+        <w:t>2.</w:t>
+      </w:r>
+      <w:r>
+        <w:rPr>
+          <w:rFonts w:hint="eastAsia"/>
+        </w:rPr>
+        <w:t>每个库的数据都不一样。</w:t>
+      </w:r>
+    </w:p>
+    <w:p>
+      <w:pPr>
+        <w:ind w:firstLine="420"/>
+        <w:rPr>
+          <w:rFonts w:hint="eastAsia"/>
+        </w:rPr>
+      </w:pPr>
+      <w:r>
+        <w:rPr>
+          <w:rFonts w:hint="eastAsia"/>
+        </w:rPr>
+        <w:t>3.</w:t>
+      </w:r>
+      <w:r>
+        <w:rPr>
+          <w:rFonts w:hint="eastAsia"/>
+        </w:rPr>
+        <w:t>所有库的并集是全量数据。</w:t>
+      </w:r>
+    </w:p>
+    <w:p>
+      <w:r>
+        <w:t>(2)</w:t>
+      </w:r>
+      <w:r>
+        <w:t>水平分表</w:t>
+      </w:r>
+      <w:r>
+        <w:rPr>
+          <w:rFonts w:hint="eastAsia"/>
+        </w:rPr>
+        <w:t>：以字段为依据，按照一定策略，将一个表的数据拆分到多个表中。</w:t>
+      </w:r>
+    </w:p>
+    <w:p>
+      <w:r>
+        <w:rPr>
+          <w:rFonts w:hint="eastAsia"/>
+        </w:rPr>
+        <w:t>特点：</w:t>
+      </w:r>
+    </w:p>
+    <w:p>
+      <w:pPr>
+        <w:ind w:firstLine="420"/>
+      </w:pPr>
+      <w:r>
+        <w:rPr>
+          <w:rFonts w:hint="eastAsia"/>
+        </w:rPr>
+        <w:t>1.</w:t>
+      </w:r>
+      <w:r>
+        <w:rPr>
+          <w:rFonts w:hint="eastAsia"/>
+        </w:rPr>
+        <w:t>每个表的表结构都一样。</w:t>
+      </w:r>
+    </w:p>
+    <w:p>
+      <w:pPr>
+        <w:ind w:firstLine="420"/>
+      </w:pPr>
+      <w:r>
+        <w:rPr>
+          <w:rFonts w:hint="eastAsia"/>
+        </w:rPr>
+        <w:t>2.</w:t>
+      </w:r>
+      <w:r>
+        <w:rPr>
+          <w:rFonts w:hint="eastAsia"/>
+        </w:rPr>
+        <w:t>每个表的数据都不一样。</w:t>
+      </w:r>
+    </w:p>
+    <w:p>
+      <w:pPr>
+        <w:ind w:firstLine="420"/>
+      </w:pPr>
+      <w:r>
+        <w:rPr>
+          <w:rFonts w:hint="eastAsia"/>
+        </w:rPr>
+        <w:t>3.</w:t>
+      </w:r>
+      <w:r>
+        <w:rPr>
+          <w:rFonts w:hint="eastAsia"/>
+        </w:rPr>
+        <w:t>所有表的并集是全量数据。</w:t>
+      </w:r>
+    </w:p>
+    <w:p>
+      <w:r>
+        <w:t>实现技术：</w:t>
+      </w:r>
+    </w:p>
+    <w:p>
+      <w:r>
+        <w:tab/>
+        <w:t>1.</w:t>
+      </w:r>
+      <w:r>
+        <w:t>ShardingSphere-JDBC</w:t>
+      </w:r>
+      <w:r>
+        <w:rPr>
+          <w:rFonts w:hint="eastAsia"/>
+        </w:rPr>
+        <w:t>：</w:t>
+      </w:r>
+      <w:r>
+        <w:rPr>
+          <w:rFonts w:hint="eastAsia"/>
+        </w:rPr>
+        <w:t>基于</w:t>
+      </w:r>
+      <w:r>
+        <w:rPr>
+          <w:rFonts w:hint="eastAsia"/>
+        </w:rPr>
+        <w:t>AOP</w:t>
+      </w:r>
+      <w:r>
+        <w:rPr>
+          <w:rFonts w:hint="eastAsia"/>
+        </w:rPr>
+        <w:t>原理，在应用程序中对本地执行的</w:t>
+      </w:r>
+      <w:r>
+        <w:rPr>
+          <w:rFonts w:hint="eastAsia"/>
+        </w:rPr>
+        <w:t>SQL</w:t>
+      </w:r>
+      <w:r>
+        <w:rPr>
+          <w:rFonts w:hint="eastAsia"/>
+        </w:rPr>
+        <w:t>进行拦截，解</w:t>
       </w:r>
     </w:p>
     <w:p>
@@ -58767,1711 +62389,335 @@
         <w:rPr>
           <w:rFonts w:hint="eastAsia"/>
         </w:rPr>
-        <w:t>加如下内容：</w:t>
-      </w:r>
-    </w:p>
-    <w:p>
-      <w:pPr>
-        <w:ind w:left="420" w:firstLine="420"/>
-      </w:pPr>
-      <w:r>
-        <w:rPr>
-          <w:rFonts w:hint="eastAsia"/>
-        </w:rPr>
-        <w:t>#</w:t>
-      </w:r>
-      <w:r>
-        <w:rPr>
-          <w:rFonts w:hint="eastAsia"/>
-        </w:rPr>
-        <w:t>该选项用来开启查询日志，可选值：</w:t>
-      </w:r>
-      <w:r>
-        <w:rPr>
-          <w:rFonts w:hint="eastAsia"/>
-        </w:rPr>
-        <w:t>0</w:t>
-      </w:r>
-      <w:r>
-        <w:rPr>
-          <w:rFonts w:hint="eastAsia"/>
-        </w:rPr>
-        <w:t>或者</w:t>
-      </w:r>
-      <w:r>
-        <w:rPr>
-          <w:rFonts w:hint="eastAsia"/>
-        </w:rPr>
-        <w:t>1</w:t>
-      </w:r>
-      <w:r>
-        <w:rPr>
-          <w:rFonts w:hint="eastAsia"/>
-        </w:rPr>
-        <w:t>；</w:t>
-      </w:r>
-      <w:r>
-        <w:rPr>
-          <w:rFonts w:hint="eastAsia"/>
-        </w:rPr>
-        <w:t>0</w:t>
-      </w:r>
-      <w:r>
-        <w:rPr>
-          <w:rFonts w:hint="eastAsia"/>
-        </w:rPr>
-        <w:t>代表关闭，</w:t>
-      </w:r>
-      <w:r>
-        <w:rPr>
-          <w:rFonts w:hint="eastAsia"/>
-        </w:rPr>
-        <w:t>1</w:t>
-      </w:r>
-      <w:r>
-        <w:rPr>
-          <w:rFonts w:hint="eastAsia"/>
-        </w:rPr>
-        <w:t>代表开启</w:t>
-      </w:r>
-    </w:p>
-    <w:p>
-      <w:pPr>
-        <w:ind w:left="420" w:firstLine="420"/>
-      </w:pPr>
-      <w:r>
-        <w:rPr>
-          <w:rFonts w:hint="eastAsia"/>
-        </w:rPr>
-        <w:t>general_log=1</w:t>
-      </w:r>
-    </w:p>
-    <w:p>
-      <w:pPr>
-        <w:ind w:left="420" w:firstLine="420"/>
-      </w:pPr>
-      <w:r>
-        <w:rPr>
-          <w:rFonts w:hint="eastAsia"/>
-        </w:rPr>
-        <w:t>#</w:t>
-      </w:r>
-      <w:r>
-        <w:rPr>
-          <w:rFonts w:hint="eastAsia"/>
-        </w:rPr>
-        <w:t>设置日志的文件名，如果没有指定，默认的文件名为</w:t>
-      </w:r>
-      <w:r>
-        <w:rPr>
-          <w:rFonts w:hint="eastAsia"/>
-        </w:rPr>
-        <w:t>host_name.log</w:t>
-      </w:r>
-    </w:p>
-    <w:p>
-      <w:pPr>
-        <w:ind w:left="420" w:firstLine="420"/>
-      </w:pPr>
-      <w:r>
-        <w:rPr>
-          <w:rFonts w:hint="eastAsia"/>
-        </w:rPr>
-        <w:t>general_log_file=</w:t>
-      </w:r>
-      <w:r>
-        <w:t>/var/lib/mysql/</w:t>
-      </w:r>
-      <w:r>
-        <w:rPr>
-          <w:rFonts w:hint="eastAsia"/>
-        </w:rPr>
-        <w:t>mysql_query.log</w:t>
-      </w:r>
-    </w:p>
-    <w:p>
-      <w:pPr>
-        <w:rPr>
-          <w:color w:val="FF0000"/>
-        </w:rPr>
-      </w:pPr>
-      <w:r>
-        <w:t>4.</w:t>
-      </w:r>
-      <w:r>
-        <w:t>慢查询日志</w:t>
-      </w:r>
-      <w:r>
-        <w:rPr>
-          <w:color w:val="FF0000"/>
-        </w:rPr>
-        <w:t>（默认开启）</w:t>
-      </w:r>
-    </w:p>
-    <w:p>
-      <w:r>
-        <w:rPr>
-          <w:rFonts w:hint="eastAsia"/>
-        </w:rPr>
-        <w:t>说明：</w:t>
-      </w:r>
-      <w:r>
-        <w:rPr>
-          <w:rFonts w:hint="eastAsia"/>
-        </w:rPr>
-        <w:t>慢查询日志记录了所有执行时间超过参数</w:t>
-      </w:r>
-      <w:r>
-        <w:rPr>
-          <w:rFonts w:hint="eastAsia"/>
-        </w:rPr>
-        <w:t xml:space="preserve">long_query_time </w:t>
-      </w:r>
-      <w:r>
-        <w:rPr>
-          <w:rFonts w:hint="eastAsia"/>
-        </w:rPr>
-        <w:t>设置值并且扫描记录数不</w:t>
-      </w:r>
-    </w:p>
-    <w:p>
-      <w:pPr>
-        <w:ind w:firstLine="420"/>
-      </w:pPr>
-      <w:r>
-        <w:rPr>
-          <w:rFonts w:hint="eastAsia"/>
-        </w:rPr>
-        <w:t>小于</w:t>
-      </w:r>
-      <w:r>
-        <w:rPr>
-          <w:rFonts w:hint="eastAsia"/>
-        </w:rPr>
-        <w:t xml:space="preserve"> min_examined_row_limit</w:t>
-      </w:r>
-      <w:r>
-        <w:rPr>
-          <w:rFonts w:hint="eastAsia"/>
-        </w:rPr>
-        <w:t>的所有的</w:t>
-      </w:r>
-      <w:r>
-        <w:rPr>
-          <w:rFonts w:hint="eastAsia"/>
-        </w:rPr>
-        <w:t>SQL</w:t>
-      </w:r>
-      <w:r>
-        <w:rPr>
-          <w:rFonts w:hint="eastAsia"/>
-        </w:rPr>
-        <w:t>语句的日志，默认未开启。</w:t>
-      </w:r>
-      <w:r>
-        <w:rPr>
-          <w:rFonts w:hint="eastAsia"/>
-        </w:rPr>
-        <w:t>long_query_time</w:t>
-      </w:r>
-    </w:p>
-    <w:p>
-      <w:pPr>
-        <w:ind w:firstLine="420"/>
-      </w:pPr>
-      <w:r>
-        <w:rPr>
-          <w:rFonts w:hint="eastAsia"/>
-        </w:rPr>
-        <w:t>默认为</w:t>
-      </w:r>
-      <w:r>
-        <w:rPr>
-          <w:rFonts w:hint="eastAsia"/>
-        </w:rPr>
-        <w:t>10</w:t>
-      </w:r>
-      <w:r>
-        <w:rPr>
-          <w:rFonts w:hint="eastAsia"/>
-        </w:rPr>
-        <w:t>秒，最小为</w:t>
-      </w:r>
-      <w:r>
-        <w:rPr>
-          <w:rFonts w:hint="eastAsia"/>
-        </w:rPr>
-        <w:t>0</w:t>
-      </w:r>
-      <w:r>
-        <w:rPr>
-          <w:rFonts w:hint="eastAsia"/>
-        </w:rPr>
-        <w:t>，</w:t>
-      </w:r>
-      <w:r>
-        <w:rPr>
-          <w:rFonts w:hint="eastAsia"/>
-        </w:rPr>
-        <w:t>精度可以到微秒。</w:t>
-      </w:r>
-    </w:p>
-    <w:p>
-      <w:pPr>
-        <w:ind w:firstLine="420"/>
-      </w:pPr>
-      <w:r>
-        <w:rPr>
-          <w:rFonts w:hint="eastAsia"/>
-        </w:rPr>
-        <w:t>#</w:t>
-      </w:r>
-      <w:r>
-        <w:rPr>
-          <w:rFonts w:hint="eastAsia"/>
-        </w:rPr>
-        <w:t>慢查询日志</w:t>
-      </w:r>
-      <w:r>
-        <w:rPr>
-          <w:rFonts w:hint="eastAsia"/>
-        </w:rPr>
-        <w:t>的开关，</w:t>
-      </w:r>
-      <w:r>
-        <w:rPr>
-          <w:rFonts w:hint="eastAsia"/>
-        </w:rPr>
-        <w:t>1</w:t>
-      </w:r>
-      <w:r>
-        <w:rPr>
-          <w:rFonts w:hint="eastAsia"/>
-        </w:rPr>
-        <w:t>是开启</w:t>
-      </w:r>
-    </w:p>
-    <w:p>
-      <w:pPr>
-        <w:ind w:firstLine="420"/>
-      </w:pPr>
-      <w:r>
-        <w:rPr>
-          <w:rFonts w:hint="eastAsia"/>
-        </w:rPr>
-        <w:t>slow_query_log=1</w:t>
-      </w:r>
-    </w:p>
-    <w:p>
-      <w:pPr>
-        <w:ind w:firstLine="420"/>
-      </w:pPr>
-      <w:r>
-        <w:rPr>
-          <w:rFonts w:hint="eastAsia"/>
-        </w:rPr>
-        <w:t>#</w:t>
-      </w:r>
-      <w:r>
-        <w:rPr>
-          <w:rFonts w:hint="eastAsia"/>
-        </w:rPr>
-        <w:t>执行时间参数</w:t>
-      </w:r>
-      <w:r>
-        <w:rPr>
-          <w:rFonts w:hint="eastAsia"/>
-        </w:rPr>
-        <w:t>，单位是秒</w:t>
-      </w:r>
-    </w:p>
-    <w:p>
-      <w:pPr>
-        <w:ind w:firstLine="420"/>
-      </w:pPr>
-      <w:r>
-        <w:rPr>
-          <w:rFonts w:hint="eastAsia"/>
-        </w:rPr>
-        <w:t>long_query_time=2</w:t>
-      </w:r>
-    </w:p>
-    <w:p>
-      <w:r>
-        <w:rPr>
-          <w:rFonts w:hint="eastAsia"/>
-        </w:rPr>
-        <w:t>默认情况下</w:t>
-      </w:r>
-      <w:r>
-        <w:rPr>
-          <w:rFonts w:hint="eastAsia"/>
-        </w:rPr>
-        <w:t>,</w:t>
-      </w:r>
-      <w:r>
-        <w:rPr>
-          <w:rFonts w:hint="eastAsia"/>
-        </w:rPr>
-        <w:t>不会记录管理语句，也不会记录不使用索引进行查找的查询。可以使用</w:t>
-      </w:r>
-    </w:p>
-    <w:p>
-      <w:pPr>
-        <w:ind w:firstLine="420"/>
-      </w:pPr>
-      <w:r>
-        <w:rPr>
-          <w:rFonts w:hint="eastAsia"/>
-        </w:rPr>
-        <w:t>log_slow_admin_statements</w:t>
-      </w:r>
-      <w:r>
-        <w:rPr>
-          <w:rFonts w:hint="eastAsia"/>
-        </w:rPr>
-        <w:t>和更改此行为</w:t>
-      </w:r>
-      <w:r>
-        <w:rPr>
-          <w:rFonts w:hint="eastAsia"/>
-        </w:rPr>
-        <w:t>log_queries_not_usin</w:t>
-      </w:r>
-      <w:r>
-        <w:rPr>
-          <w:rFonts w:hint="eastAsia"/>
-        </w:rPr>
-        <w:t>g_indexes</w:t>
-      </w:r>
-      <w:r>
-        <w:rPr>
-          <w:rFonts w:hint="eastAsia"/>
-        </w:rPr>
-        <w:t>，</w:t>
-      </w:r>
-      <w:r>
-        <w:rPr>
-          <w:rFonts w:hint="eastAsia"/>
-        </w:rPr>
-        <w:t>如下所述。</w:t>
-      </w:r>
-    </w:p>
-    <w:p>
-      <w:pPr>
-        <w:ind w:firstLine="420"/>
-      </w:pPr>
-      <w:r>
-        <w:rPr>
-          <w:rFonts w:hint="eastAsia"/>
-        </w:rPr>
-        <w:t>#</w:t>
-      </w:r>
-      <w:r>
-        <w:rPr>
-          <w:rFonts w:hint="eastAsia"/>
-        </w:rPr>
-        <w:t>记录执行较慢的管理语句</w:t>
-      </w:r>
-    </w:p>
-    <w:p>
-      <w:pPr>
-        <w:ind w:firstLine="420"/>
-      </w:pPr>
-      <w:r>
-        <w:rPr>
-          <w:rFonts w:hint="eastAsia"/>
-        </w:rPr>
-        <w:t>log_slow_admin_statements =1</w:t>
-      </w:r>
-    </w:p>
-    <w:p>
-      <w:pPr>
-        <w:ind w:firstLine="420"/>
-      </w:pPr>
-      <w:r>
-        <w:rPr>
-          <w:rFonts w:hint="eastAsia"/>
-        </w:rPr>
-        <w:t>#</w:t>
-      </w:r>
-      <w:r>
-        <w:rPr>
-          <w:rFonts w:hint="eastAsia"/>
-        </w:rPr>
-        <w:t>记录执行较慢的未使用索引的语句</w:t>
-      </w:r>
-    </w:p>
-    <w:p>
-      <w:pPr>
-        <w:ind w:firstLine="420"/>
-      </w:pPr>
-      <w:r>
-        <w:rPr>
-          <w:rFonts w:hint="eastAsia"/>
-        </w:rPr>
-        <w:t>log_queries_not_using_indexes =1</w:t>
-      </w:r>
-    </w:p>
-    <w:p>
-      <w:pPr>
-        <w:pStyle w:val="2"/>
-      </w:pPr>
-      <w:r>
-        <w:rPr>
-          <w:rFonts w:hint="eastAsia"/>
-        </w:rPr>
-        <w:t>主从复制</w:t>
-      </w:r>
-    </w:p>
-    <w:p>
-      <w:r>
-        <w:rPr>
-          <w:rFonts w:hint="eastAsia"/>
-        </w:rPr>
-        <w:t>说明：</w:t>
-      </w:r>
-      <w:r>
-        <w:rPr>
-          <w:rFonts w:hint="eastAsia"/>
-        </w:rPr>
-        <w:t>主从复制是指将主数据库的</w:t>
-      </w:r>
-      <w:r>
-        <w:rPr>
-          <w:rFonts w:hint="eastAsia"/>
-        </w:rPr>
-        <w:t>DDL</w:t>
-      </w:r>
-      <w:r>
-        <w:rPr>
-          <w:rFonts w:hint="eastAsia"/>
-        </w:rPr>
-        <w:t>和</w:t>
-      </w:r>
-      <w:r>
-        <w:rPr>
-          <w:rFonts w:hint="eastAsia"/>
-        </w:rPr>
-        <w:t>DML</w:t>
-      </w:r>
-      <w:r>
-        <w:rPr>
-          <w:rFonts w:hint="eastAsia"/>
-        </w:rPr>
-        <w:t>操作通过二进制日志传到从库服务器中，然</w:t>
-      </w:r>
-    </w:p>
-    <w:p>
-      <w:pPr>
-        <w:ind w:firstLine="420"/>
-      </w:pPr>
-      <w:r>
-        <w:rPr>
-          <w:rFonts w:hint="eastAsia"/>
-        </w:rPr>
-        <w:t>后在从库上对这些日志重新执行（也叫重做），从而使得从库和主库的数据保持同步。</w:t>
-      </w:r>
-    </w:p>
-    <w:p>
-      <w:pPr>
-        <w:ind w:firstLine="420"/>
-      </w:pPr>
-      <w:r>
-        <w:rPr>
-          <w:rFonts w:hint="eastAsia"/>
-        </w:rPr>
-        <w:t>MySQL</w:t>
-      </w:r>
-      <w:r>
-        <w:rPr>
-          <w:rFonts w:hint="eastAsia"/>
-        </w:rPr>
-        <w:t>支持一台主库</w:t>
-      </w:r>
-      <w:r>
-        <w:rPr>
-          <w:rFonts w:hint="eastAsia"/>
-        </w:rPr>
-        <w:t>（</w:t>
-      </w:r>
-      <w:r>
-        <w:rPr>
-          <w:rFonts w:hint="eastAsia"/>
-        </w:rPr>
-        <w:t>Master</w:t>
-      </w:r>
-      <w:r>
-        <w:rPr>
-          <w:rFonts w:hint="eastAsia"/>
-        </w:rPr>
-        <w:t>）</w:t>
-      </w:r>
-      <w:r>
-        <w:rPr>
-          <w:rFonts w:hint="eastAsia"/>
-        </w:rPr>
-        <w:t>同时向多台从库</w:t>
-      </w:r>
-      <w:r>
-        <w:rPr>
-          <w:rFonts w:hint="eastAsia"/>
-        </w:rPr>
-        <w:t>（</w:t>
-      </w:r>
-      <w:r>
-        <w:rPr>
-          <w:rFonts w:hint="eastAsia"/>
-        </w:rPr>
-        <w:t>Slave</w:t>
-      </w:r>
-      <w:r>
-        <w:rPr>
-          <w:rFonts w:hint="eastAsia"/>
-        </w:rPr>
-        <w:t>）</w:t>
-      </w:r>
-      <w:r>
-        <w:rPr>
-          <w:rFonts w:hint="eastAsia"/>
-        </w:rPr>
-        <w:t>进行复制，从库同时也可以</w:t>
-      </w:r>
-    </w:p>
-    <w:p>
-      <w:pPr>
-        <w:ind w:firstLine="420"/>
-      </w:pPr>
-      <w:r>
-        <w:rPr>
-          <w:rFonts w:hint="eastAsia"/>
-        </w:rPr>
-        <w:t>作为其他从服务器的主库，实现链状复制。</w:t>
-      </w:r>
-    </w:p>
-    <w:p>
-      <w:r>
-        <w:t>优点：</w:t>
-      </w:r>
-    </w:p>
-    <w:p>
-      <w:r>
-        <w:tab/>
-        <w:t>1.</w:t>
-      </w:r>
-      <w:r>
-        <w:rPr>
-          <w:rFonts w:hint="eastAsia"/>
-        </w:rPr>
-        <w:t>主库出现问题，可以快速切换到从库提供服务。</w:t>
-      </w:r>
-    </w:p>
-    <w:p>
-      <w:pPr>
-        <w:ind w:firstLine="420"/>
-      </w:pPr>
-      <w:r>
-        <w:t>2.</w:t>
-      </w:r>
-      <w:r>
-        <w:rPr>
-          <w:rFonts w:hint="eastAsia"/>
-        </w:rPr>
-        <w:t>实现读写分离，降低主库的访问压力。</w:t>
-      </w:r>
-    </w:p>
-    <w:p>
-      <w:pPr>
-        <w:ind w:firstLine="420"/>
-      </w:pPr>
-      <w:r>
-        <w:t>3.</w:t>
-      </w:r>
-      <w:r>
-        <w:rPr>
-          <w:rFonts w:hint="eastAsia"/>
-        </w:rPr>
-        <w:t>可以在从库中执行备份，以避免备份期间影响主库服务。</w:t>
-      </w:r>
-    </w:p>
-    <w:p>
-      <w:r>
-        <w:t>原理</w:t>
-      </w:r>
-      <w:r>
-        <w:t>：</w:t>
-      </w:r>
-    </w:p>
-    <w:p>
-      <w:r>
-        <w:lastRenderedPageBreak/>
-        <w:tab/>
-      </w:r>
-      <w:r>
-        <w:rPr>
-          <w:rFonts w:hint="eastAsia"/>
-        </w:rPr>
-        <w:t>1.Master</w:t>
-      </w:r>
-      <w:r>
-        <w:rPr>
-          <w:rFonts w:hint="eastAsia"/>
-        </w:rPr>
-        <w:t>主库在事务提交时，会把数据变更记录在二进制日志文件</w:t>
-      </w:r>
-      <w:r>
-        <w:rPr>
-          <w:rFonts w:hint="eastAsia"/>
-        </w:rPr>
-        <w:t>Binlog</w:t>
-      </w:r>
-      <w:r>
-        <w:rPr>
-          <w:rFonts w:hint="eastAsia"/>
-        </w:rPr>
-        <w:t>中。</w:t>
-      </w:r>
-    </w:p>
-    <w:p>
-      <w:pPr>
-        <w:ind w:firstLine="420"/>
-      </w:pPr>
-      <w:r>
-        <w:rPr>
-          <w:rFonts w:hint="eastAsia"/>
-        </w:rPr>
-        <w:t>2.</w:t>
-      </w:r>
-      <w:r>
-        <w:rPr>
-          <w:rFonts w:hint="eastAsia"/>
-        </w:rPr>
-        <w:t>从库读取主库的二进制日志文件</w:t>
-      </w:r>
-      <w:r>
-        <w:rPr>
-          <w:rFonts w:hint="eastAsia"/>
-        </w:rPr>
-        <w:t>Binlog</w:t>
-      </w:r>
-      <w:r>
-        <w:rPr>
-          <w:rFonts w:hint="eastAsia"/>
-        </w:rPr>
-        <w:t>，写入到从库的中继日志</w:t>
-      </w:r>
-      <w:r>
-        <w:rPr>
-          <w:rFonts w:hint="eastAsia"/>
-        </w:rPr>
-        <w:t>Relay Log</w:t>
-      </w:r>
-      <w:r>
-        <w:rPr>
-          <w:rFonts w:hint="eastAsia"/>
-        </w:rPr>
-        <w:t>。</w:t>
-      </w:r>
-    </w:p>
-    <w:p>
-      <w:pPr>
-        <w:ind w:firstLine="420"/>
-      </w:pPr>
-      <w:r>
-        <w:rPr>
-          <w:rFonts w:hint="eastAsia"/>
-        </w:rPr>
-        <w:t>3.slave</w:t>
-      </w:r>
-      <w:r>
-        <w:rPr>
-          <w:rFonts w:hint="eastAsia"/>
-        </w:rPr>
-        <w:t>从库</w:t>
-      </w:r>
-      <w:r>
-        <w:rPr>
-          <w:rFonts w:hint="eastAsia"/>
-        </w:rPr>
-        <w:t>重做中继日志中的事件，将改变反映它自己的数据。</w:t>
-      </w:r>
-    </w:p>
-    <w:p>
-      <w:r>
-        <w:rPr>
-          <w:rFonts w:hint="eastAsia"/>
-        </w:rPr>
-        <w:t>配置</w:t>
-      </w:r>
-      <w:r>
-        <w:rPr>
-          <w:rFonts w:hint="eastAsia"/>
-          <w:color w:val="FF0000"/>
-        </w:rPr>
-        <w:t>（主库负责写，从库负责只读）</w:t>
-      </w:r>
-      <w:r>
-        <w:rPr>
-          <w:rFonts w:hint="eastAsia"/>
-        </w:rPr>
-        <w:t>：</w:t>
-      </w:r>
-    </w:p>
-    <w:p>
-      <w:pPr>
-        <w:rPr>
-          <w:rFonts w:hint="eastAsia"/>
-        </w:rPr>
-      </w:pPr>
-      <w:r>
-        <w:tab/>
-        <w:t>1.</w:t>
-      </w:r>
-      <w:r>
-        <w:t>在两个</w:t>
-      </w:r>
-      <w:r>
-        <w:t>linux</w:t>
-      </w:r>
-      <w:r>
-        <w:t>服务器中分别安装</w:t>
-      </w:r>
-      <w:r>
-        <w:t>mysql8.0</w:t>
-      </w:r>
-      <w:r>
-        <w:t>并启动它们。</w:t>
-      </w:r>
-    </w:p>
-    <w:p>
-      <w:pPr>
-        <w:rPr>
-          <w:rFonts w:hint="eastAsia"/>
-        </w:rPr>
-      </w:pPr>
-      <w:r>
-        <w:tab/>
-        <w:t>2.</w:t>
-      </w:r>
-      <w:r>
-        <w:t>主库修改配置文件</w:t>
-      </w:r>
-      <w:r>
-        <w:t>/etc/my.cnf</w:t>
-      </w:r>
-      <w:r>
-        <w:t>，添加或修改以下内容：</w:t>
-      </w:r>
-    </w:p>
-    <w:p>
-      <w:pPr>
-        <w:ind w:left="420" w:firstLine="420"/>
-      </w:pPr>
-      <w:r>
-        <w:rPr>
-          <w:rFonts w:hint="eastAsia"/>
-        </w:rPr>
-        <w:t>#mysql</w:t>
-      </w:r>
-      <w:r>
-        <w:rPr>
-          <w:rFonts w:hint="eastAsia"/>
-        </w:rPr>
-        <w:t>服务</w:t>
-      </w:r>
-      <w:r>
-        <w:rPr>
-          <w:rFonts w:hint="eastAsia"/>
-        </w:rPr>
-        <w:t>ID</w:t>
-      </w:r>
-      <w:r>
-        <w:rPr>
-          <w:rFonts w:hint="eastAsia"/>
-        </w:rPr>
-        <w:t>，保证整个集群环境中唯一，取值范围：</w:t>
-      </w:r>
-      <w:r>
-        <w:rPr>
-          <w:rFonts w:hint="eastAsia"/>
-        </w:rPr>
-        <w:t>1</w:t>
-      </w:r>
-      <w:r>
-        <w:t xml:space="preserve"> ~ </w:t>
-      </w:r>
-      <w:r>
-        <w:rPr>
-          <w:rFonts w:hint="eastAsia"/>
-        </w:rPr>
-        <w:t>2</w:t>
-      </w:r>
-      <w:r>
-        <w:t>^</w:t>
-      </w:r>
-      <w:r>
-        <w:rPr>
-          <w:rFonts w:hint="eastAsia"/>
-        </w:rPr>
-        <w:t>32-1</w:t>
-      </w:r>
-      <w:r>
-        <w:rPr>
-          <w:rFonts w:hint="eastAsia"/>
-        </w:rPr>
-        <w:t>，默认为</w:t>
-      </w:r>
-      <w:r>
-        <w:rPr>
-          <w:rFonts w:hint="eastAsia"/>
-        </w:rPr>
-        <w:t>1</w:t>
-      </w:r>
-    </w:p>
-    <w:p>
-      <w:pPr>
-        <w:ind w:left="420" w:firstLine="420"/>
-      </w:pPr>
-      <w:r>
-        <w:rPr>
-          <w:rFonts w:hint="eastAsia"/>
-        </w:rPr>
-        <w:t>server-id=1</w:t>
-      </w:r>
-    </w:p>
-    <w:p>
-      <w:pPr>
-        <w:ind w:left="420" w:firstLine="420"/>
-      </w:pPr>
-      <w:r>
-        <w:rPr>
-          <w:rFonts w:hint="eastAsia"/>
-        </w:rPr>
-        <w:t>#</w:t>
-      </w:r>
-      <w:r>
-        <w:rPr>
-          <w:rFonts w:hint="eastAsia"/>
-        </w:rPr>
-        <w:t>是否只读，</w:t>
-      </w:r>
-      <w:r>
-        <w:rPr>
-          <w:rFonts w:hint="eastAsia"/>
-        </w:rPr>
-        <w:t>1</w:t>
-      </w:r>
-      <w:r>
-        <w:rPr>
-          <w:rFonts w:hint="eastAsia"/>
-        </w:rPr>
-        <w:t>代表只读</w:t>
-      </w:r>
-      <w:r>
-        <w:rPr>
-          <w:rFonts w:hint="eastAsia"/>
-        </w:rPr>
-        <w:t>（即只能查询数据）</w:t>
-      </w:r>
-      <w:r>
-        <w:rPr>
-          <w:rFonts w:hint="eastAsia"/>
-        </w:rPr>
-        <w:t>，</w:t>
-      </w:r>
-      <w:r>
-        <w:rPr>
-          <w:rFonts w:hint="eastAsia"/>
-        </w:rPr>
-        <w:t>0</w:t>
-      </w:r>
-      <w:r>
-        <w:rPr>
-          <w:rFonts w:hint="eastAsia"/>
-        </w:rPr>
-        <w:t>代表读写</w:t>
-      </w:r>
-    </w:p>
-    <w:p>
-      <w:pPr>
-        <w:ind w:left="420" w:firstLine="420"/>
-      </w:pPr>
-      <w:r>
-        <w:rPr>
-          <w:rFonts w:hint="eastAsia"/>
-        </w:rPr>
-        <w:t>read-only=0</w:t>
-      </w:r>
-    </w:p>
-    <w:p>
-      <w:pPr>
-        <w:ind w:left="420" w:firstLine="420"/>
-      </w:pPr>
-      <w:r>
-        <w:rPr>
-          <w:rFonts w:hint="eastAsia"/>
-        </w:rPr>
-        <w:t>#</w:t>
-      </w:r>
-      <w:r>
-        <w:rPr>
-          <w:rFonts w:hint="eastAsia"/>
-        </w:rPr>
-        <w:t>忽略的数据，指不需要同步的数据库</w:t>
-      </w:r>
-    </w:p>
-    <w:p>
-      <w:pPr>
-        <w:ind w:left="420" w:firstLine="420"/>
-      </w:pPr>
-      <w:r>
-        <w:rPr>
-          <w:rFonts w:hint="eastAsia"/>
-        </w:rPr>
-        <w:t>#binlog-ignore-db=mysql</w:t>
-      </w:r>
-    </w:p>
-    <w:p>
-      <w:pPr>
-        <w:ind w:left="420" w:firstLine="420"/>
-      </w:pPr>
-      <w:r>
-        <w:rPr>
-          <w:rFonts w:hint="eastAsia"/>
-        </w:rPr>
-        <w:t>#</w:t>
-      </w:r>
-      <w:r>
-        <w:rPr>
-          <w:rFonts w:hint="eastAsia"/>
-        </w:rPr>
-        <w:t>指定同步的数据库</w:t>
-      </w:r>
-    </w:p>
-    <w:p>
-      <w:pPr>
-        <w:ind w:left="420" w:firstLine="420"/>
-        <w:rPr>
-          <w:rFonts w:hint="eastAsia"/>
-        </w:rPr>
-      </w:pPr>
-      <w:r>
-        <w:rPr>
-          <w:rFonts w:hint="eastAsia"/>
-        </w:rPr>
-        <w:t>#binlog-do-db=db01</w:t>
-      </w:r>
-    </w:p>
-    <w:p>
-      <w:r>
-        <w:tab/>
-        <w:t>3.</w:t>
-      </w:r>
-      <w:r>
-        <w:t>在主库所在的服务器重启主库</w:t>
-      </w:r>
-      <w:r>
-        <w:t>mysql</w:t>
-      </w:r>
-      <w:r>
-        <w:t>，以使配置生效。</w:t>
-      </w:r>
-      <w:r>
-        <w:t>linux</w:t>
-      </w:r>
-      <w:r>
-        <w:t>命令为</w:t>
-      </w:r>
-    </w:p>
-    <w:p>
-      <w:pPr>
-        <w:ind w:left="420" w:firstLine="420"/>
-        <w:rPr>
-          <w:rFonts w:hint="eastAsia"/>
-        </w:rPr>
-      </w:pPr>
-      <w:r>
-        <w:t>systemctl restart mysqld</w:t>
-      </w:r>
-    </w:p>
-    <w:p>
-      <w:r>
-        <w:tab/>
-        <w:t>4.</w:t>
-      </w:r>
-      <w:r>
-        <w:rPr>
-          <w:rFonts w:hint="eastAsia"/>
-        </w:rPr>
-        <w:t>登录</w:t>
-      </w:r>
-      <w:r>
-        <w:rPr>
-          <w:rFonts w:hint="eastAsia"/>
-        </w:rPr>
-        <w:t>主库的</w:t>
-      </w:r>
-      <w:r>
-        <w:rPr>
-          <w:rFonts w:hint="eastAsia"/>
-        </w:rPr>
-        <w:t>mysql</w:t>
-      </w:r>
-      <w:r>
-        <w:rPr>
-          <w:rFonts w:hint="eastAsia"/>
-        </w:rPr>
-        <w:t>，</w:t>
-      </w:r>
-      <w:r>
-        <w:rPr>
-          <w:rFonts w:hint="eastAsia"/>
-        </w:rPr>
-        <w:t>创建远程连接的账号，并授予主从复制权限</w:t>
-      </w:r>
-    </w:p>
-    <w:p>
-      <w:pPr>
-        <w:ind w:left="420" w:firstLine="420"/>
-      </w:pPr>
-      <w:r>
-        <w:t xml:space="preserve">-- </w:t>
-      </w:r>
-      <w:r>
-        <w:rPr>
-          <w:rFonts w:hint="eastAsia"/>
-        </w:rPr>
-        <w:t>创建</w:t>
-      </w:r>
-      <w:r>
-        <w:rPr>
-          <w:rFonts w:hint="eastAsia"/>
-        </w:rPr>
-        <w:t>itcast</w:t>
-      </w:r>
-      <w:r>
-        <w:rPr>
-          <w:rFonts w:hint="eastAsia"/>
-        </w:rPr>
-        <w:t>用户，并设置密码，该用户可在任意主机连接该</w:t>
-      </w:r>
-      <w:r>
-        <w:rPr>
-          <w:rFonts w:hint="eastAsia"/>
-        </w:rPr>
-        <w:t>MySQL</w:t>
-      </w:r>
-      <w:r>
-        <w:rPr>
-          <w:rFonts w:hint="eastAsia"/>
-        </w:rPr>
-        <w:t>服务</w:t>
-      </w:r>
-    </w:p>
-    <w:p>
-      <w:pPr>
-        <w:ind w:left="420" w:firstLine="420"/>
-      </w:pPr>
-      <w:r>
-        <w:rPr>
-          <w:rFonts w:hint="eastAsia"/>
-        </w:rPr>
-        <w:t xml:space="preserve">CREATE USER 'itcast'@'%' IDENTIFIED WITH mysql_native_password BY </w:t>
-      </w:r>
-    </w:p>
-    <w:p>
-      <w:pPr>
-        <w:ind w:left="840" w:firstLine="420"/>
-      </w:pPr>
-      <w:r>
-        <w:rPr>
-          <w:rFonts w:hint="eastAsia"/>
-        </w:rPr>
-        <w:t>'Root@123456';</w:t>
-      </w:r>
-    </w:p>
-    <w:p>
-      <w:pPr>
-        <w:ind w:left="840"/>
-      </w:pPr>
-      <w:r>
-        <w:t xml:space="preserve">-- </w:t>
-      </w:r>
-      <w:r>
-        <w:rPr>
-          <w:rFonts w:hint="eastAsia"/>
-        </w:rPr>
-        <w:t>为</w:t>
-      </w:r>
-      <w:r>
-        <w:rPr>
-          <w:rFonts w:hint="eastAsia"/>
-        </w:rPr>
-        <w:t>'itcast'@'%'</w:t>
-      </w:r>
-      <w:r>
-        <w:rPr>
-          <w:rFonts w:hint="eastAsia"/>
-        </w:rPr>
-        <w:t>用户分配主从复制权限</w:t>
-      </w:r>
-    </w:p>
-    <w:p>
-      <w:pPr>
-        <w:ind w:left="840"/>
-      </w:pPr>
-      <w:r>
-        <w:rPr>
-          <w:rFonts w:hint="eastAsia"/>
-        </w:rPr>
-        <w:t>GRANT REPLICATION SLAVE ON *.* TO 'itcast'@'%';</w:t>
-      </w:r>
-    </w:p>
-    <w:p>
-      <w:pPr>
-        <w:ind w:left="840"/>
-      </w:pPr>
-      <w:r>
-        <w:t xml:space="preserve">-- </w:t>
-      </w:r>
-      <w:r>
-        <w:t>查看二进制日志坐标</w:t>
-      </w:r>
-    </w:p>
-    <w:p>
-      <w:pPr>
-        <w:ind w:left="840"/>
-      </w:pPr>
-      <w:r>
-        <w:rPr>
-          <w:rFonts w:hint="eastAsia"/>
-        </w:rPr>
-        <w:t>show master status</w:t>
-      </w:r>
-      <w:r>
-        <w:rPr>
-          <w:rFonts w:hint="eastAsia"/>
-        </w:rPr>
-        <w:t>;</w:t>
-      </w:r>
-    </w:p>
-    <w:p>
-      <w:pPr>
-        <w:ind w:left="840"/>
-      </w:pPr>
-      <w:r>
-        <w:rPr>
-          <w:rFonts w:hint="eastAsia"/>
-        </w:rPr>
-        <w:t>字段含义说明：</w:t>
-      </w:r>
-    </w:p>
-    <w:p>
-      <w:pPr>
-        <w:ind w:left="840" w:firstLine="420"/>
-      </w:pPr>
-      <w:r>
-        <w:rPr>
-          <w:rFonts w:hint="eastAsia"/>
-        </w:rPr>
-        <w:t>file</w:t>
-      </w:r>
-      <w:r>
-        <w:rPr>
-          <w:rFonts w:hint="eastAsia"/>
-        </w:rPr>
-        <w:t>：从哪个</w:t>
-      </w:r>
-      <w:r>
-        <w:rPr>
-          <w:rFonts w:hint="eastAsia"/>
-        </w:rPr>
-        <w:t>二级制</w:t>
-      </w:r>
-      <w:r>
-        <w:rPr>
-          <w:rFonts w:hint="eastAsia"/>
-        </w:rPr>
-        <w:t>日志文件开始推送日志文件</w:t>
-      </w:r>
-    </w:p>
-    <w:p>
-      <w:pPr>
-        <w:ind w:left="840" w:firstLine="420"/>
-      </w:pPr>
-      <w:r>
-        <w:rPr>
-          <w:rFonts w:hint="eastAsia"/>
-        </w:rPr>
-        <w:t>position</w:t>
-      </w:r>
-      <w:r>
-        <w:rPr>
-          <w:rFonts w:hint="eastAsia"/>
-        </w:rPr>
-        <w:t>：从</w:t>
-      </w:r>
-      <w:r>
-        <w:rPr>
-          <w:rFonts w:hint="eastAsia"/>
-        </w:rPr>
-        <w:t>二级制</w:t>
-      </w:r>
-      <w:r>
-        <w:rPr>
-          <w:rFonts w:hint="eastAsia"/>
-        </w:rPr>
-        <w:t>日志文件</w:t>
-      </w:r>
-      <w:r>
-        <w:rPr>
-          <w:rFonts w:hint="eastAsia"/>
-        </w:rPr>
-        <w:t>的</w:t>
-      </w:r>
-      <w:r>
-        <w:rPr>
-          <w:rFonts w:hint="eastAsia"/>
-        </w:rPr>
-        <w:t>哪个位置开始推送日志</w:t>
-      </w:r>
-    </w:p>
-    <w:p>
-      <w:pPr>
-        <w:ind w:left="840" w:firstLine="420"/>
-      </w:pPr>
-      <w:r>
-        <w:rPr>
-          <w:rFonts w:hint="eastAsia"/>
-        </w:rPr>
-        <w:t>binlog_ignore_db</w:t>
-      </w:r>
-      <w:r>
-        <w:rPr>
-          <w:rFonts w:hint="eastAsia"/>
-        </w:rPr>
-        <w:t>：指定不需要同步的数据库</w:t>
-      </w:r>
-    </w:p>
-    <w:p>
-      <w:r>
-        <w:tab/>
-        <w:t>5.</w:t>
-      </w:r>
-      <w:r>
-        <w:t>从</w:t>
-      </w:r>
-      <w:r>
-        <w:t>库修改配置文件</w:t>
-      </w:r>
-      <w:r>
-        <w:t>/etc/my.cnf</w:t>
-      </w:r>
-      <w:r>
-        <w:t>，添加或修改以下内容：</w:t>
-      </w:r>
-    </w:p>
-    <w:p>
-      <w:pPr>
-        <w:ind w:left="420" w:firstLine="420"/>
-      </w:pPr>
-      <w:r>
-        <w:rPr>
-          <w:rFonts w:hint="eastAsia"/>
-        </w:rPr>
-        <w:t>#mysql</w:t>
-      </w:r>
-      <w:r>
-        <w:rPr>
-          <w:rFonts w:hint="eastAsia"/>
-        </w:rPr>
-        <w:t>服务</w:t>
-      </w:r>
-      <w:r>
-        <w:rPr>
-          <w:rFonts w:hint="eastAsia"/>
-        </w:rPr>
-        <w:t>ID</w:t>
-      </w:r>
-      <w:r>
-        <w:rPr>
-          <w:rFonts w:hint="eastAsia"/>
-        </w:rPr>
-        <w:t>，保证整个集群环境中唯一，取值范围：</w:t>
-      </w:r>
-      <w:r>
-        <w:rPr>
-          <w:rFonts w:hint="eastAsia"/>
-        </w:rPr>
-        <w:t>1</w:t>
-      </w:r>
-      <w:r>
-        <w:t xml:space="preserve"> ~ </w:t>
-      </w:r>
-      <w:r>
-        <w:rPr>
-          <w:rFonts w:hint="eastAsia"/>
-        </w:rPr>
-        <w:t>2</w:t>
-      </w:r>
-      <w:r>
-        <w:t>^</w:t>
-      </w:r>
-      <w:r>
-        <w:rPr>
-          <w:rFonts w:hint="eastAsia"/>
-        </w:rPr>
-        <w:t>32-1</w:t>
-      </w:r>
-      <w:r>
-        <w:rPr>
-          <w:rFonts w:hint="eastAsia"/>
-        </w:rPr>
-        <w:t>，和主库不一样</w:t>
-      </w:r>
-    </w:p>
-    <w:p>
-      <w:pPr>
-        <w:ind w:left="840" w:firstLine="420"/>
-      </w:pPr>
-      <w:r>
-        <w:rPr>
-          <w:rFonts w:hint="eastAsia"/>
-        </w:rPr>
-        <w:t>即可</w:t>
-      </w:r>
-    </w:p>
-    <w:p>
-      <w:pPr>
-        <w:ind w:left="420" w:firstLine="420"/>
-      </w:pPr>
-      <w:r>
-        <w:rPr>
-          <w:rFonts w:hint="eastAsia"/>
-        </w:rPr>
-        <w:t>server-id=2</w:t>
-      </w:r>
-    </w:p>
-    <w:p>
-      <w:pPr>
-        <w:ind w:left="420" w:firstLine="420"/>
-      </w:pPr>
-      <w:r>
-        <w:rPr>
-          <w:rFonts w:hint="eastAsia"/>
-        </w:rPr>
-        <w:t>#</w:t>
-      </w:r>
-      <w:r>
-        <w:rPr>
-          <w:rFonts w:hint="eastAsia"/>
-        </w:rPr>
-        <w:t>是否只读，</w:t>
-      </w:r>
-      <w:r>
-        <w:rPr>
-          <w:rFonts w:hint="eastAsia"/>
-        </w:rPr>
-        <w:t>1</w:t>
-      </w:r>
-      <w:r>
-        <w:rPr>
-          <w:rFonts w:hint="eastAsia"/>
-        </w:rPr>
-        <w:t>代表只读，</w:t>
-      </w:r>
-      <w:r>
-        <w:rPr>
-          <w:rFonts w:hint="eastAsia"/>
-        </w:rPr>
-        <w:t>0</w:t>
-      </w:r>
-      <w:r>
-        <w:rPr>
-          <w:rFonts w:hint="eastAsia"/>
-        </w:rPr>
-        <w:t>代表读写</w:t>
-      </w:r>
-    </w:p>
-    <w:p>
-      <w:pPr>
-        <w:ind w:left="420" w:firstLine="420"/>
-      </w:pPr>
-      <w:r>
-        <w:rPr>
-          <w:rFonts w:hint="eastAsia"/>
-        </w:rPr>
-        <w:t>read-only=1</w:t>
-      </w:r>
-    </w:p>
-    <w:p>
-      <w:r>
-        <w:tab/>
-        <w:t>6.</w:t>
-      </w:r>
-      <w:r>
-        <w:t>在</w:t>
-      </w:r>
-      <w:r>
-        <w:t>从</w:t>
-      </w:r>
-      <w:r>
-        <w:t>库所在的服务器重启</w:t>
-      </w:r>
-      <w:r>
-        <w:t>从</w:t>
-      </w:r>
-      <w:r>
-        <w:t>库</w:t>
-      </w:r>
-      <w:r>
-        <w:t>mysql</w:t>
-      </w:r>
-      <w:r>
-        <w:t>，以使配置生效。</w:t>
-      </w:r>
-      <w:r>
-        <w:t>linux</w:t>
-      </w:r>
-      <w:r>
-        <w:t>命令为</w:t>
-      </w:r>
-    </w:p>
-    <w:p>
-      <w:pPr>
-        <w:ind w:left="420" w:firstLine="420"/>
-        <w:rPr>
-          <w:rFonts w:hint="eastAsia"/>
-        </w:rPr>
-      </w:pPr>
-      <w:r>
-        <w:t>systemctl restart mysqld</w:t>
-      </w:r>
-    </w:p>
-    <w:p>
-      <w:r>
-        <w:tab/>
-        <w:t>7.</w:t>
-      </w:r>
-      <w:r>
-        <w:t>在从库的</w:t>
-      </w:r>
-      <w:r>
-        <w:t>mysql</w:t>
-      </w:r>
-      <w:r>
-        <w:t>中设置主库</w:t>
-      </w:r>
-    </w:p>
-    <w:p>
-      <w:r>
-        <w:tab/>
-      </w:r>
-      <w:r>
-        <w:tab/>
-      </w:r>
-      <w:r>
-        <w:rPr>
-          <w:rFonts w:hint="eastAsia"/>
-        </w:rPr>
-        <w:t>CHANGE REPLICATION SOURCE TO SOURCE</w:t>
-      </w:r>
-      <w:r>
-        <w:rPr>
-          <w:rFonts w:hint="eastAsia"/>
-        </w:rPr>
-        <w:t>_HOST='</w:t>
-      </w:r>
-      <w:r>
-        <w:t>x</w:t>
-      </w:r>
-      <w:r>
-        <w:rPr>
-          <w:rFonts w:hint="eastAsia"/>
-        </w:rPr>
-        <w:t>xx.xxx',</w:t>
-      </w:r>
-    </w:p>
-    <w:p>
-      <w:pPr>
-        <w:ind w:left="840" w:firstLine="420"/>
-      </w:pPr>
-      <w:r>
-        <w:rPr>
-          <w:rFonts w:hint="eastAsia"/>
-        </w:rPr>
-        <w:t>SOURCE_USER='xxx',SOURCE_PASSWORD='</w:t>
-      </w:r>
-      <w:r>
-        <w:t>x</w:t>
-      </w:r>
-      <w:r>
-        <w:rPr>
-          <w:rFonts w:hint="eastAsia"/>
-        </w:rPr>
-        <w:t>xx',SOURCE_LOG_FILE='</w:t>
-      </w:r>
-      <w:r>
-        <w:t>x</w:t>
-      </w:r>
-      <w:r>
-        <w:rPr>
-          <w:rFonts w:hint="eastAsia"/>
-        </w:rPr>
-        <w:t xml:space="preserve">xx', </w:t>
-      </w:r>
-    </w:p>
-    <w:p>
-      <w:pPr>
-        <w:ind w:left="840" w:firstLine="420"/>
-      </w:pPr>
-      <w:r>
-        <w:rPr>
-          <w:rFonts w:hint="eastAsia"/>
-        </w:rPr>
-        <w:t>SOURCE_LOG_POS=xxx;</w:t>
-      </w:r>
-    </w:p>
-    <w:p>
-      <w:pPr>
-        <w:ind w:left="840"/>
-      </w:pPr>
-      <w:r>
-        <w:rPr>
-          <w:rFonts w:hint="eastAsia"/>
-        </w:rPr>
-        <w:t>上述是</w:t>
-      </w:r>
-      <w:r>
-        <w:rPr>
-          <w:rFonts w:hint="eastAsia"/>
-        </w:rPr>
-        <w:t>8.0.23</w:t>
-      </w:r>
-      <w:r>
-        <w:rPr>
-          <w:rFonts w:hint="eastAsia"/>
-        </w:rPr>
-        <w:t>中的语法。如果</w:t>
-      </w:r>
-      <w:r>
-        <w:rPr>
-          <w:rFonts w:hint="eastAsia"/>
-        </w:rPr>
-        <w:t>mysql</w:t>
-      </w:r>
-      <w:r>
-        <w:rPr>
-          <w:rFonts w:hint="eastAsia"/>
-        </w:rPr>
-        <w:t>是</w:t>
-      </w:r>
-      <w:r>
-        <w:rPr>
-          <w:rFonts w:hint="eastAsia"/>
-        </w:rPr>
-        <w:t>8.0.23</w:t>
-      </w:r>
-      <w:r>
-        <w:rPr>
-          <w:rFonts w:hint="eastAsia"/>
-        </w:rPr>
-        <w:t>之前的版本，执行如下</w:t>
-      </w:r>
-      <w:r>
-        <w:rPr>
-          <w:rFonts w:hint="eastAsia"/>
-        </w:rPr>
-        <w:t>SQL</w:t>
-      </w:r>
-      <w:r>
-        <w:rPr>
-          <w:rFonts w:hint="eastAsia"/>
-        </w:rPr>
-        <w:t>：</w:t>
-      </w:r>
-    </w:p>
-    <w:p>
-      <w:pPr>
-        <w:ind w:left="840"/>
-      </w:pPr>
-      <w:r>
-        <w:rPr>
-          <w:rFonts w:hint="eastAsia"/>
-        </w:rPr>
-        <w:t>CHANGE MASTER</w:t>
-      </w:r>
-      <w:r>
-        <w:t xml:space="preserve"> </w:t>
-      </w:r>
-      <w:r>
-        <w:rPr>
-          <w:rFonts w:hint="eastAsia"/>
-        </w:rPr>
-        <w:t>TO MASTER_HOST='xxx.</w:t>
-      </w:r>
-      <w:r>
-        <w:t>x</w:t>
-      </w:r>
-      <w:r>
-        <w:rPr>
-          <w:rFonts w:hint="eastAsia"/>
-        </w:rPr>
-        <w:t>xx.</w:t>
-      </w:r>
-      <w:r>
-        <w:t>x</w:t>
-      </w:r>
-      <w:r>
-        <w:rPr>
-          <w:rFonts w:hint="eastAsia"/>
-        </w:rPr>
-        <w:t>xx.</w:t>
-      </w:r>
-      <w:r>
-        <w:t>x</w:t>
-      </w:r>
-      <w:r>
-        <w:rPr>
-          <w:rFonts w:hint="eastAsia"/>
-        </w:rPr>
-        <w:t xml:space="preserve">xx', MASTER_USER='Xxx', </w:t>
-      </w:r>
-    </w:p>
-    <w:p>
-      <w:pPr>
-        <w:ind w:left="840" w:firstLine="420"/>
-        <w:rPr>
-          <w:rFonts w:hint="eastAsia"/>
-        </w:rPr>
-      </w:pPr>
-      <w:r>
-        <w:rPr>
-          <w:rFonts w:hint="eastAsia"/>
-        </w:rPr>
-        <w:t>MASTER_PASSW</w:t>
-      </w:r>
-      <w:r>
-        <w:t>ORD='xxx', MASTER_LOG_FILE='x</w:t>
-      </w:r>
-      <w:r>
-        <w:t>xx', M</w:t>
-      </w:r>
-      <w:r>
-        <w:t>ASTER_LOG_POS=x</w:t>
+        <w:t>析、改写、路由处理。需要自行编码配置实现，只支持</w:t>
+      </w:r>
+      <w:r>
+        <w:t>JAVA</w:t>
+      </w:r>
+      <w:r>
+        <w:rPr>
+          <w:rFonts w:hint="eastAsia"/>
+        </w:rPr>
+        <w:t>语言，性能较高。</w:t>
       </w:r>
       <w:bookmarkStart w:id="0" w:name="_GoBack"/>
       <w:bookmarkEnd w:id="0"/>
-      <w:r>
-        <w:t>xx;</w:t>
-      </w:r>
+    </w:p>
+    <w:p>
+      <w:r>
+        <w:lastRenderedPageBreak/>
+        <w:tab/>
+        <w:t>2.</w:t>
+      </w:r>
+      <w:r>
+        <w:rPr>
+          <w:rFonts w:hint="eastAsia"/>
+        </w:rPr>
+        <w:t>MyCat</w:t>
+      </w:r>
+      <w:r>
+        <w:rPr>
+          <w:rFonts w:hint="eastAsia"/>
+        </w:rPr>
+        <w:t>：数据库分库分表中间件，不用调整代码即可实现分库分表，支持多种语言，</w:t>
+      </w:r>
+    </w:p>
+    <w:p>
+      <w:pPr>
+        <w:ind w:left="420" w:firstLine="420"/>
+      </w:pPr>
+      <w:r>
+        <w:rPr>
+          <w:rFonts w:hint="eastAsia"/>
+        </w:rPr>
+        <w:t>性能不及前者。</w:t>
+      </w:r>
+      <w:r>
+        <w:rPr>
+          <w:rFonts w:hint="eastAsia"/>
+        </w:rPr>
+        <w:t>MyCat</w:t>
+      </w:r>
+      <w:r>
+        <w:t xml:space="preserve"> 1.x</w:t>
+      </w:r>
+      <w:r>
+        <w:t>版本在</w:t>
+      </w:r>
+      <w:r>
+        <w:rPr>
+          <w:rFonts w:hint="eastAsia"/>
+        </w:rPr>
+        <w:t>2</w:t>
+      </w:r>
+      <w:r>
+        <w:t>017</w:t>
+      </w:r>
+      <w:r>
+        <w:t>年基本停止更新，</w:t>
+      </w:r>
+      <w:r>
+        <w:rPr>
+          <w:rFonts w:hint="eastAsia"/>
+        </w:rPr>
+        <w:t>2</w:t>
+      </w:r>
+      <w:r>
+        <w:t>.x</w:t>
+      </w:r>
+      <w:r>
+        <w:t>版本在</w:t>
+      </w:r>
+      <w:r>
+        <w:rPr>
+          <w:rFonts w:hint="eastAsia"/>
+        </w:rPr>
+        <w:t>2</w:t>
+      </w:r>
+      <w:r>
+        <w:t>021</w:t>
+      </w:r>
+      <w:r>
+        <w:t>年也停止</w:t>
+      </w:r>
+    </w:p>
+    <w:p>
+      <w:pPr>
+        <w:ind w:left="420" w:firstLine="420"/>
+        <w:rPr>
+          <w:rFonts w:hint="eastAsia"/>
+        </w:rPr>
+      </w:pPr>
+      <w:r>
+        <w:t>更新了，新项目不推荐使用</w:t>
+      </w:r>
+      <w:r>
+        <w:rPr>
+          <w:rFonts w:hint="eastAsia"/>
+        </w:rPr>
+        <w:t>MyCat</w:t>
+      </w:r>
+      <w:r>
+        <w:rPr>
+          <w:rFonts w:hint="eastAsia"/>
+        </w:rPr>
+        <w:t>，如果要用，</w:t>
+      </w:r>
+      <w:r>
+        <w:rPr>
+          <w:rFonts w:hint="eastAsia"/>
+        </w:rPr>
+        <w:t xml:space="preserve">MyCat 1.6.x </w:t>
+      </w:r>
+      <w:r>
+        <w:rPr>
+          <w:rFonts w:hint="eastAsia"/>
+        </w:rPr>
+        <w:t>系列</w:t>
+      </w:r>
+      <w:r>
+        <w:rPr>
+          <w:rFonts w:hint="eastAsia"/>
+        </w:rPr>
+        <w:t>是主流选择。</w:t>
+      </w:r>
+    </w:p>
+    <w:p>
+      <w:r>
+        <w:tab/>
+        <w:t>3.</w:t>
+      </w:r>
+      <w:r>
+        <w:t>Apache ShardingSphere</w:t>
+      </w:r>
+      <w:r>
+        <w:t>：</w:t>
+      </w:r>
+    </w:p>
+    <w:p>
+      <w:pPr>
+        <w:rPr>
+          <w:rFonts w:hint="eastAsia"/>
+        </w:rPr>
+      </w:pPr>
+    </w:p>
+    <w:p>
+      <w:r>
+        <w:rPr>
+          <w:rFonts w:hint="eastAsia"/>
+        </w:rPr>
+        <w:t>MyCat</w:t>
+      </w:r>
+      <w:r>
+        <w:rPr>
+          <w:rFonts w:hint="eastAsia"/>
+        </w:rPr>
+        <w:t>概述：</w:t>
+      </w:r>
+      <w:r>
+        <w:rPr>
+          <w:rFonts w:hint="eastAsia"/>
+        </w:rPr>
+        <w:t>Mycat</w:t>
+      </w:r>
+      <w:r>
+        <w:rPr>
+          <w:rFonts w:hint="eastAsia"/>
+        </w:rPr>
+        <w:t>是开源的、活跃的、基于</w:t>
+      </w:r>
+      <w:r>
+        <w:rPr>
+          <w:rFonts w:hint="eastAsia"/>
+        </w:rPr>
+        <w:t>Java</w:t>
+      </w:r>
+      <w:r>
+        <w:rPr>
+          <w:rFonts w:hint="eastAsia"/>
+        </w:rPr>
+        <w:t>语言编写的</w:t>
+      </w:r>
+      <w:r>
+        <w:rPr>
+          <w:rFonts w:hint="eastAsia"/>
+        </w:rPr>
+        <w:t>MySQL</w:t>
+      </w:r>
+      <w:r>
+        <w:rPr>
+          <w:rFonts w:hint="eastAsia"/>
+        </w:rPr>
+        <w:t>数据库中间件。可以</w:t>
+      </w:r>
+    </w:p>
+    <w:p>
+      <w:pPr>
+        <w:ind w:firstLine="420"/>
+      </w:pPr>
+      <w:r>
+        <w:rPr>
+          <w:rFonts w:hint="eastAsia"/>
+        </w:rPr>
+        <w:t>像使用</w:t>
+      </w:r>
+      <w:r>
+        <w:rPr>
+          <w:rFonts w:hint="eastAsia"/>
+        </w:rPr>
+        <w:t>mysql</w:t>
+      </w:r>
+      <w:r>
+        <w:rPr>
+          <w:rFonts w:hint="eastAsia"/>
+        </w:rPr>
+        <w:t>一样来使用</w:t>
+      </w:r>
+      <w:r>
+        <w:rPr>
+          <w:rFonts w:hint="eastAsia"/>
+        </w:rPr>
+        <w:t>mycat</w:t>
+      </w:r>
+      <w:r>
+        <w:rPr>
+          <w:rFonts w:hint="eastAsia"/>
+        </w:rPr>
+        <w:t>，</w:t>
+      </w:r>
+      <w:r>
+        <w:rPr>
+          <w:rFonts w:hint="eastAsia"/>
+        </w:rPr>
+        <w:t>对于开发人员来说根本感觉不到</w:t>
+      </w:r>
+      <w:r>
+        <w:rPr>
+          <w:rFonts w:hint="eastAsia"/>
+        </w:rPr>
+        <w:t>mycat</w:t>
+      </w:r>
+      <w:r>
+        <w:rPr>
+          <w:rFonts w:hint="eastAsia"/>
+        </w:rPr>
+        <w:t>的存在。</w:t>
+      </w:r>
+    </w:p>
+    <w:p>
+      <w:r>
+        <w:rPr>
+          <w:rFonts w:hint="eastAsia"/>
+        </w:rPr>
+        <w:t>MyCat</w:t>
+      </w:r>
+      <w:r>
+        <w:rPr>
+          <w:rFonts w:hint="eastAsia"/>
+        </w:rPr>
+        <w:t>优势：</w:t>
+      </w:r>
+      <w:r>
+        <w:rPr>
+          <w:rFonts w:hint="eastAsia"/>
+        </w:rPr>
+        <w:t>性能可靠稳定</w:t>
+      </w:r>
+      <w:r>
+        <w:rPr>
+          <w:rFonts w:hint="eastAsia"/>
+        </w:rPr>
+        <w:t>；</w:t>
+      </w:r>
+      <w:r>
+        <w:rPr>
+          <w:rFonts w:hint="eastAsia"/>
+        </w:rPr>
+        <w:t>强大的技术团队</w:t>
+      </w:r>
+      <w:r>
+        <w:rPr>
+          <w:rFonts w:hint="eastAsia"/>
+        </w:rPr>
+        <w:t>；</w:t>
+      </w:r>
+      <w:r>
+        <w:rPr>
+          <w:rFonts w:hint="eastAsia"/>
+        </w:rPr>
+        <w:t>体系完善</w:t>
+      </w:r>
+      <w:r>
+        <w:rPr>
+          <w:rFonts w:hint="eastAsia"/>
+        </w:rPr>
+        <w:t>；</w:t>
+      </w:r>
+      <w:r>
+        <w:rPr>
+          <w:rFonts w:hint="eastAsia"/>
+        </w:rPr>
+        <w:t>社区活跃</w:t>
+      </w:r>
+      <w:r>
+        <w:rPr>
+          <w:rFonts w:hint="eastAsia"/>
+        </w:rPr>
+        <w:t>。</w:t>
+      </w:r>
+    </w:p>
+    <w:p>
+      <w:pPr>
+        <w:rPr>
+          <w:rFonts w:hint="eastAsia"/>
+        </w:rPr>
+      </w:pPr>
     </w:p>
     <w:p>
       <w:pPr>
         <w:pStyle w:val="1"/>
       </w:pPr>
       <w:r>
-        <w:lastRenderedPageBreak/>
         <w:t>O</w:t>
       </w:r>
       <w:r>
@@ -61139,6 +63385,7 @@
         <w:rPr>
           <w:rFonts w:hint="eastAsia"/>
         </w:rPr>
+        <w:lastRenderedPageBreak/>
         <w:t xml:space="preserve">SELECT FLOOR(123.45) FROM dual; -- </w:t>
       </w:r>
       <w:r>
@@ -61313,7 +63560,6 @@
         <w:rPr>
           <w:rFonts w:hint="eastAsia"/>
         </w:rPr>
-        <w:lastRenderedPageBreak/>
         <w:t xml:space="preserve">SELECT POWER(2, 3) FROM dual; -- </w:t>
       </w:r>
       <w:r>
@@ -61985,6 +64231,7 @@
     </w:p>
     <w:p>
       <w:r>
+        <w:lastRenderedPageBreak/>
         <w:t xml:space="preserve">COUNT </w:t>
       </w:r>
       <w:r>
@@ -62221,24 +64468,1047 @@
         <w:pStyle w:val="2"/>
       </w:pPr>
       <w:r>
+        <w:t>随机生成字符串，以及查询插入法</w:t>
+      </w:r>
+    </w:p>
+    <w:p>
+      <w:r>
+        <w:t>INSERT INTO tp_sys_profile_infoset ( id, profile_id, info_category, relate_id, isenable ) SELECT</w:t>
+      </w:r>
+    </w:p>
+    <w:p>
+      <w:r>
+        <w:t>'afeccsqe01' || TRUNC ( 10000+90000 * dbms_random.VALUE ) || TRUNC ( 10000+90000 * dbms_random.VALUE ),id,'permission','aab020011','0' FROM</w:t>
+      </w:r>
+      <w:r>
+        <w:t xml:space="preserve"> </w:t>
+      </w:r>
+      <w:r>
+        <w:t>tp_sys_profile;</w:t>
+      </w:r>
+    </w:p>
+    <w:p>
+      <w:pPr>
+        <w:pStyle w:val="2"/>
+      </w:pPr>
+      <w:r>
+        <w:t>返回多条数据中的第一条</w:t>
+      </w:r>
+    </w:p>
+    <w:p>
+      <w:r>
+        <w:rPr>
+          <w:rFonts w:hint="eastAsia"/>
+        </w:rPr>
+        <w:t>有时候查询返回的数据有多条，可以选择返回第一条。</w:t>
+      </w:r>
+    </w:p>
+    <w:p>
+      <w:pPr>
+        <w:rPr>
+          <w:shd w:val="clear" w:color="auto" w:fill="FFFFFF"/>
+        </w:rPr>
+      </w:pPr>
+      <w:r>
+        <w:rPr>
+          <w:rFonts w:hint="eastAsia"/>
+          <w:shd w:val="clear" w:color="auto" w:fill="FFFFFF"/>
+        </w:rPr>
+        <w:t>条件加上</w:t>
+      </w:r>
+      <w:r>
+        <w:rPr>
+          <w:rFonts w:hint="eastAsia"/>
+          <w:shd w:val="clear" w:color="auto" w:fill="FFFFFF"/>
+        </w:rPr>
+        <w:t>a</w:t>
+      </w:r>
+      <w:r>
+        <w:rPr>
+          <w:shd w:val="clear" w:color="auto" w:fill="FFFFFF"/>
+        </w:rPr>
+        <w:t xml:space="preserve">nd </w:t>
+      </w:r>
+      <w:r>
+        <w:rPr>
+          <w:rFonts w:hint="eastAsia"/>
+          <w:shd w:val="clear" w:color="auto" w:fill="FFFFFF"/>
+        </w:rPr>
+        <w:t>rownum=1</w:t>
+      </w:r>
+      <w:r>
+        <w:rPr>
+          <w:rFonts w:hint="eastAsia"/>
+          <w:shd w:val="clear" w:color="auto" w:fill="FFFFFF"/>
+        </w:rPr>
+        <w:t>即可</w:t>
+      </w:r>
+    </w:p>
+    <w:p>
+      <w:pPr>
+        <w:pStyle w:val="2"/>
+      </w:pPr>
+      <w:r>
+        <w:t>null</w:t>
+      </w:r>
+      <w:r>
+        <w:t>和</w:t>
+      </w:r>
+      <w:r>
+        <w:t>’’</w:t>
+      </w:r>
+    </w:p>
+    <w:p>
+      <w:r>
+        <w:t>oracle</w:t>
+      </w:r>
+      <w:r>
+        <w:t>中对于</w:t>
+      </w:r>
+      <w:r>
+        <w:t>char</w:t>
+      </w:r>
+      <w:r>
+        <w:t>和</w:t>
+      </w:r>
+      <w:r>
+        <w:t>varchar2</w:t>
+      </w:r>
+      <w:r>
+        <w:t>类型的字段，没有空字符串的概念，空字符串会被转化为</w:t>
+      </w:r>
+      <w:r>
+        <w:t>null</w:t>
+      </w:r>
+      <w:r>
+        <w:t>。例如：</w:t>
+      </w:r>
+      <w:r>
+        <w:t>label</w:t>
+      </w:r>
+      <w:r>
+        <w:t>为</w:t>
+      </w:r>
+      <w:r>
+        <w:t>varchar2</w:t>
+      </w:r>
+      <w:r>
+        <w:t>类型，则</w:t>
+      </w:r>
+      <w:r>
+        <w:rPr>
+          <w:rFonts w:hint="eastAsia"/>
+        </w:rPr>
+        <w:t>N</w:t>
+      </w:r>
+      <w:r>
+        <w:t>VL</w:t>
+      </w:r>
+      <w:r>
+        <w:rPr>
+          <w:rFonts w:hint="eastAsia"/>
+        </w:rPr>
+        <w:t>(</w:t>
+      </w:r>
+      <w:r>
+        <w:t>label,’’)</w:t>
+      </w:r>
+      <w:r>
+        <w:t>，当</w:t>
+      </w:r>
+      <w:r>
+        <w:t>label</w:t>
+      </w:r>
+      <w:r>
+        <w:t>为</w:t>
+      </w:r>
+      <w:r>
+        <w:t>null</w:t>
+      </w:r>
+      <w:r>
+        <w:t>时，返回的依然是</w:t>
+      </w:r>
+      <w:r>
+        <w:t>null</w:t>
+      </w:r>
+      <w:r>
+        <w:t>而不是</w:t>
+      </w:r>
+      <w:r>
+        <w:t>’’</w:t>
+      </w:r>
+      <w:r>
+        <w:t>。</w:t>
+      </w:r>
+    </w:p>
+    <w:p>
+      <w:pPr>
+        <w:pStyle w:val="2"/>
+      </w:pPr>
+      <w:r>
+        <w:t>INSTR</w:t>
+      </w:r>
+      <w:r>
+        <w:rPr>
+          <w:rFonts w:hint="eastAsia"/>
+        </w:rPr>
+        <w:t>函数</w:t>
+      </w:r>
+    </w:p>
+    <w:p>
+      <w:r>
+        <w:rPr>
+          <w:rFonts w:hint="eastAsia"/>
+        </w:rPr>
+        <w:t>在使用</w:t>
+      </w:r>
+      <w:r>
+        <w:t>IN</w:t>
+      </w:r>
+      <w:r>
+        <w:rPr>
+          <w:rFonts w:hint="eastAsia"/>
+        </w:rPr>
+        <w:t>的时候，想要查询的记录的顺序与</w:t>
+      </w:r>
+      <w:r>
+        <w:t>IN</w:t>
+      </w:r>
+      <w:r>
+        <w:rPr>
+          <w:rFonts w:hint="eastAsia"/>
+        </w:rPr>
+        <w:t>中的数据的顺序一致，可以使用</w:t>
+      </w:r>
+      <w:r>
+        <w:t>INSTR</w:t>
+      </w:r>
+      <w:r>
+        <w:t>函数。</w:t>
+      </w:r>
+    </w:p>
+    <w:p>
+      <w:r>
+        <w:t>方法：</w:t>
+      </w:r>
+      <w:r>
+        <w:t>ORDER BY</w:t>
+      </w:r>
+      <w:r>
+        <w:t xml:space="preserve"> </w:t>
+      </w:r>
+      <w:r>
+        <w:t>INSTR</w:t>
+      </w:r>
+      <w:r>
+        <w:rPr>
+          <w:rFonts w:hint="eastAsia"/>
+        </w:rPr>
+        <w:t>(</w:t>
+      </w:r>
+      <w:r>
+        <w:t>in</w:t>
+      </w:r>
+      <w:r>
+        <w:t>中的全部数据</w:t>
+      </w:r>
+      <w:r>
+        <w:t>,</w:t>
+      </w:r>
+      <w:r>
+        <w:t>in</w:t>
+      </w:r>
+      <w:r>
+        <w:t>中的数据所属</w:t>
+      </w:r>
+      <w:r>
+        <w:t>字段名</w:t>
+      </w:r>
+      <w:r>
+        <w:t>);</w:t>
+      </w:r>
+      <w:r>
+        <w:t>如：</w:t>
+      </w:r>
+    </w:p>
+    <w:p>
+      <w:r>
+        <w:rPr>
+          <w:rFonts w:hint="eastAsia"/>
+        </w:rPr>
+        <w:t>ORDER BY</w:t>
+      </w:r>
+      <w:r>
+        <w:rPr>
+          <w:rFonts w:hint="eastAsia"/>
+        </w:rPr>
+        <w:t xml:space="preserve"> </w:t>
+      </w:r>
+      <w:r>
+        <w:t>INSTR</w:t>
+      </w:r>
+      <w:r>
+        <w:rPr>
+          <w:rFonts w:hint="eastAsia"/>
+        </w:rPr>
+        <w:t>('</w:t>
+      </w:r>
+      <w:r>
+        <w:rPr>
+          <w:rFonts w:hint="eastAsia"/>
+        </w:rPr>
+        <w:t>组织</w:t>
+      </w:r>
+      <w:r>
+        <w:rPr>
+          <w:rFonts w:hint="eastAsia"/>
+        </w:rPr>
+        <w:t>/</w:t>
+      </w:r>
+      <w:r>
+        <w:rPr>
+          <w:rFonts w:hint="eastAsia"/>
+        </w:rPr>
+        <w:t>政府</w:t>
+      </w:r>
+      <w:r>
+        <w:rPr>
+          <w:rFonts w:hint="eastAsia"/>
+        </w:rPr>
+        <w:t>','</w:t>
+      </w:r>
+      <w:r>
+        <w:rPr>
+          <w:rFonts w:hint="eastAsia"/>
+        </w:rPr>
+        <w:t>建筑材料业</w:t>
+      </w:r>
+      <w:r>
+        <w:rPr>
+          <w:rFonts w:hint="eastAsia"/>
+        </w:rPr>
+        <w:t>'</w:t>
+      </w:r>
+      <w:r>
+        <w:t>,</w:t>
+      </w:r>
+      <w:r>
+        <w:rPr>
+          <w:rFonts w:hint="eastAsia"/>
+        </w:rPr>
+        <w:t xml:space="preserve"> </w:t>
+      </w:r>
+      <w:r>
+        <w:rPr>
+          <w:rFonts w:hint="eastAsia"/>
+        </w:rPr>
+        <w:t>t1.codevalue</w:t>
+      </w:r>
+      <w:r>
+        <w:rPr>
+          <w:rFonts w:hint="eastAsia"/>
+        </w:rPr>
+        <w:t>)</w:t>
+      </w:r>
+    </w:p>
+    <w:p>
+      <w:pPr>
+        <w:pStyle w:val="2"/>
+      </w:pPr>
+      <w:r>
+        <w:rPr>
+          <w:rFonts w:hint="eastAsia"/>
+        </w:rPr>
+        <w:t>oracle</w:t>
+      </w:r>
+      <w:r>
+        <w:rPr>
+          <w:rFonts w:hint="eastAsia"/>
+        </w:rPr>
+        <w:t>查询</w:t>
+      </w:r>
+      <w:r>
+        <w:rPr>
+          <w:rFonts w:hint="eastAsia"/>
+        </w:rPr>
+        <w:t>sql</w:t>
+      </w:r>
+      <w:r>
+        <w:rPr>
+          <w:rFonts w:hint="eastAsia"/>
+        </w:rPr>
+        <w:t>语句执行时间</w:t>
+      </w:r>
+    </w:p>
+    <w:p>
+      <w:r>
+        <w:t>格式：</w:t>
+      </w:r>
+      <w:r>
+        <w:t>EXPLAIN PLAN</w:t>
+      </w:r>
+      <w:r>
+        <w:t xml:space="preserve"> SET </w:t>
+      </w:r>
+      <w:r>
+        <w:rPr>
+          <w:rFonts w:hint="eastAsia"/>
+        </w:rPr>
+        <w:t xml:space="preserve">statement_id='T_TEST' </w:t>
+      </w:r>
+      <w:r>
+        <w:t xml:space="preserve">FOR </w:t>
+      </w:r>
+      <w:r>
+        <w:rPr>
+          <w:rFonts w:hint="eastAsia"/>
+        </w:rPr>
+        <w:t>sql</w:t>
+      </w:r>
+      <w:r>
+        <w:rPr>
+          <w:rFonts w:hint="eastAsia"/>
+        </w:rPr>
+        <w:t>语句</w:t>
+      </w:r>
+    </w:p>
+    <w:p>
+      <w:r>
+        <w:t>例如：</w:t>
+      </w:r>
+      <w:r>
+        <w:t>EXPLAIN PLAN</w:t>
+      </w:r>
+      <w:r>
+        <w:t xml:space="preserve"> SET </w:t>
+      </w:r>
+      <w:r>
+        <w:rPr>
+          <w:rFonts w:hint="eastAsia"/>
+        </w:rPr>
+        <w:t xml:space="preserve">statement_id='T_TEST' </w:t>
+      </w:r>
+      <w:r>
+        <w:t xml:space="preserve">FOR </w:t>
+      </w:r>
+      <w:r>
+        <w:t>SELECT</w:t>
+      </w:r>
+      <w:r>
+        <w:t xml:space="preserve"> * </w:t>
+      </w:r>
+      <w:r>
+        <w:t>FROM</w:t>
+      </w:r>
+      <w:r>
+        <w:t xml:space="preserve"> user;</w:t>
+      </w:r>
+    </w:p>
+    <w:p>
+      <w:r>
+        <w:t>执行后，下方会显示</w:t>
+      </w:r>
+      <w:r>
+        <w:t xml:space="preserve">SELECT </w:t>
+      </w:r>
+      <w:r>
+        <w:t xml:space="preserve">* </w:t>
+      </w:r>
+      <w:r>
+        <w:t>FROM</w:t>
+      </w:r>
+      <w:r>
+        <w:t xml:space="preserve"> user;</w:t>
+      </w:r>
+      <w:r>
+        <w:t>的执行时间。</w:t>
+      </w:r>
+    </w:p>
+    <w:p>
+      <w:pPr>
+        <w:pStyle w:val="1"/>
+      </w:pPr>
+      <w:r>
+        <w:t>S</w:t>
+      </w:r>
+      <w:r>
+        <w:rPr>
+          <w:rFonts w:hint="eastAsia"/>
+        </w:rPr>
+        <w:t>ql</w:t>
+      </w:r>
+      <w:r>
+        <w:t>Server</w:t>
+      </w:r>
+      <w:r>
+        <w:t xml:space="preserve"> </w:t>
+      </w:r>
+    </w:p>
+    <w:p>
+      <w:pPr>
+        <w:pStyle w:val="2"/>
+      </w:pPr>
+      <w:r>
+        <w:rPr>
+          <w:rFonts w:hint="eastAsia"/>
+        </w:rPr>
+        <w:t>查询视图</w:t>
+      </w:r>
+    </w:p>
+    <w:p>
+      <w:pPr>
+        <w:ind w:firstLine="420"/>
+      </w:pPr>
+      <w:r>
+        <w:rPr>
+          <w:rFonts w:hint="eastAsia"/>
+        </w:rPr>
+        <w:t>SELECT</w:t>
+      </w:r>
+      <w:r>
+        <w:rPr>
+          <w:rFonts w:hint="eastAsia"/>
+        </w:rPr>
+        <w:t xml:space="preserve"> * </w:t>
+      </w:r>
+      <w:r>
+        <w:rPr>
+          <w:rFonts w:hint="eastAsia"/>
+        </w:rPr>
+        <w:t>FROM</w:t>
+      </w:r>
+      <w:r>
+        <w:rPr>
+          <w:rFonts w:hint="eastAsia"/>
+        </w:rPr>
+        <w:t xml:space="preserve"> [zy].[IN].PAT_ALL_INFO_VIEW </w:t>
+      </w:r>
+      <w:r>
+        <w:rPr>
+          <w:rFonts w:hint="eastAsia"/>
+        </w:rPr>
+        <w:t>WHERE</w:t>
+      </w:r>
+      <w:r>
+        <w:rPr>
+          <w:rFonts w:hint="eastAsia"/>
+        </w:rPr>
+        <w:t xml:space="preserve"> IN_PAT_NAME LIKE '%</w:t>
+      </w:r>
+      <w:r>
+        <w:rPr>
+          <w:rFonts w:hint="eastAsia"/>
+        </w:rPr>
+        <w:t>曹艳</w:t>
+      </w:r>
+      <w:r>
+        <w:rPr>
+          <w:rFonts w:hint="eastAsia"/>
+        </w:rPr>
+        <w:t>%'</w:t>
+      </w:r>
+    </w:p>
+    <w:p>
+      <w:pPr>
+        <w:ind w:firstLine="420"/>
+      </w:pPr>
+      <w:r>
+        <w:rPr>
+          <w:rFonts w:hint="eastAsia"/>
+        </w:rPr>
+        <w:t xml:space="preserve"> </w:t>
+      </w:r>
+      <w:r>
+        <w:t>--</w:t>
+      </w:r>
+      <w:r>
+        <w:rPr>
+          <w:rFonts w:hint="eastAsia"/>
+        </w:rPr>
+        <w:t>zy</w:t>
+      </w:r>
+      <w:r>
+        <w:rPr>
+          <w:rFonts w:hint="eastAsia"/>
+        </w:rPr>
+        <w:t>是数据库名，</w:t>
+      </w:r>
+      <w:r>
+        <w:rPr>
+          <w:rFonts w:hint="eastAsia"/>
+        </w:rPr>
+        <w:t>IN</w:t>
+      </w:r>
+      <w:r>
+        <w:rPr>
+          <w:rFonts w:hint="eastAsia"/>
+        </w:rPr>
+        <w:t>是视图之上的模式</w:t>
+      </w:r>
+      <w:r>
+        <w:rPr>
+          <w:rFonts w:hint="eastAsia"/>
+        </w:rPr>
+        <w:t>名，</w:t>
+      </w:r>
+      <w:r>
+        <w:rPr>
+          <w:rFonts w:hint="eastAsia"/>
+        </w:rPr>
+        <w:t>PAT_ALL_INFO_VIEW</w:t>
+      </w:r>
+      <w:r>
+        <w:rPr>
+          <w:rFonts w:hint="eastAsia"/>
+        </w:rPr>
+        <w:t>是视图名</w:t>
+      </w:r>
+    </w:p>
+    <w:p>
+      <w:pPr>
+        <w:pStyle w:val="2"/>
+      </w:pPr>
+      <w:r>
+        <w:t>查询某个字段都在哪些表里存在</w:t>
+      </w:r>
+    </w:p>
+    <w:p>
+      <w:r>
+        <w:t>SELECT</w:t>
+      </w:r>
+      <w:r>
+        <w:t xml:space="preserve"> sysobjects.name </w:t>
+      </w:r>
+      <w:r>
+        <w:t>FROM</w:t>
+      </w:r>
+      <w:r>
+        <w:t xml:space="preserve"> syscolumns </w:t>
+      </w:r>
+      <w:r>
+        <w:t>INNER JOIN</w:t>
+      </w:r>
+      <w:r>
+        <w:t xml:space="preserve"> sysobjects on syscolumns.id = </w:t>
+      </w:r>
+    </w:p>
+    <w:p>
+      <w:r>
+        <w:t xml:space="preserve">sysobjects.id </w:t>
+      </w:r>
+      <w:r>
+        <w:t>AND</w:t>
+      </w:r>
+      <w:r>
+        <w:t xml:space="preserve"> sysobjects.xtype = 'u' </w:t>
+      </w:r>
+      <w:r>
+        <w:t>WHERE</w:t>
+      </w:r>
+      <w:r>
+        <w:t xml:space="preserve"> syscolumns.name = '</w:t>
+      </w:r>
+      <w:r>
+        <w:t>字段名</w:t>
+      </w:r>
+      <w:r>
+        <w:t>'</w:t>
+      </w:r>
+    </w:p>
+    <w:p>
+      <w:pPr>
+        <w:pStyle w:val="2"/>
+      </w:pPr>
+      <w:r>
+        <w:t>将数据库查询的</w:t>
+      </w:r>
+      <w:r>
+        <w:t>null</w:t>
+      </w:r>
+      <w:r>
+        <w:t>转化为其他值</w:t>
+      </w:r>
+    </w:p>
+    <w:p>
+      <w:r>
+        <w:t>ISNULL</w:t>
+      </w:r>
+      <w:r>
+        <w:t>(</w:t>
+      </w:r>
+      <w:r>
+        <w:t>字段名称</w:t>
+      </w:r>
+      <w:r>
+        <w:rPr>
+          <w:rFonts w:hint="eastAsia"/>
+        </w:rPr>
+        <w:t>,</w:t>
+      </w:r>
+      <w:r>
+        <w:rPr>
+          <w:rFonts w:hint="eastAsia"/>
+        </w:rPr>
+        <w:t>转化的其他值</w:t>
+      </w:r>
+      <w:r>
+        <w:t>)</w:t>
+      </w:r>
+      <w:r>
+        <w:rPr>
+          <w:rFonts w:hint="eastAsia"/>
+        </w:rPr>
+        <w:t>[</w:t>
+      </w:r>
+      <w:r>
+        <w:t xml:space="preserve">AS </w:t>
+      </w:r>
+      <w:r>
+        <w:t>别名</w:t>
+      </w:r>
+      <w:r>
+        <w:t>]</w:t>
+      </w:r>
+    </w:p>
+    <w:p>
+      <w:pPr>
+        <w:pStyle w:val="2"/>
+      </w:pPr>
+      <w:r>
+        <w:t>查询多个字段联合起来数据重复</w:t>
+      </w:r>
+    </w:p>
+    <w:p>
+      <w:r>
+        <w:t>SELECT</w:t>
+      </w:r>
+      <w:r>
+        <w:t xml:space="preserve"> </w:t>
+      </w:r>
+      <w:r>
+        <w:t>字段</w:t>
+      </w:r>
+      <w:r>
+        <w:t>1,</w:t>
+      </w:r>
+      <w:r>
+        <w:t>字段</w:t>
+      </w:r>
+      <w:r>
+        <w:t xml:space="preserve">2 </w:t>
+      </w:r>
+      <w:r>
+        <w:t>FROM</w:t>
+      </w:r>
+      <w:r>
+        <w:t xml:space="preserve"> </w:t>
+      </w:r>
+      <w:r>
+        <w:t>表名</w:t>
+      </w:r>
+      <w:r>
+        <w:t xml:space="preserve">  </w:t>
+      </w:r>
+      <w:r>
+        <w:t>GROUP BY</w:t>
+      </w:r>
+      <w:r>
+        <w:t> </w:t>
+      </w:r>
+      <w:r>
+        <w:t>字段</w:t>
+      </w:r>
+      <w:r>
+        <w:t>1,</w:t>
+      </w:r>
+      <w:r>
+        <w:t>字段</w:t>
+      </w:r>
+      <w:r>
+        <w:t>2  </w:t>
+      </w:r>
+      <w:r>
+        <w:t>HAVING COUNT</w:t>
+      </w:r>
+      <w:r>
+        <w:t>(*)&gt;1</w:t>
+      </w:r>
+    </w:p>
+    <w:p>
+      <w:pPr>
+        <w:pStyle w:val="1"/>
+      </w:pPr>
+      <w:r>
+        <w:t>P</w:t>
+      </w:r>
+      <w:r>
+        <w:rPr>
+          <w:rFonts w:hint="eastAsia"/>
+        </w:rPr>
+        <w:t>ostgreSql</w:t>
+      </w:r>
+    </w:p>
+    <w:p>
+      <w:pPr>
+        <w:pStyle w:val="2"/>
+      </w:pPr>
+      <w:r>
+        <w:t>修改字段的类型</w:t>
+      </w:r>
+    </w:p>
+    <w:p>
+      <w:r>
+        <w:t>示例：</w:t>
+      </w:r>
+    </w:p>
+    <w:p>
+      <w:pPr>
+        <w:ind w:firstLine="420"/>
+      </w:pPr>
+      <w:r>
+        <w:t>ALTER</w:t>
+      </w:r>
+      <w:r>
+        <w:t xml:space="preserve"> </w:t>
+      </w:r>
+      <w:r>
+        <w:t>TABLE</w:t>
+      </w:r>
+      <w:r>
+        <w:t xml:space="preserve"> b_com_file </w:t>
+      </w:r>
+      <w:r>
+        <w:t>ALTER</w:t>
+      </w:r>
+      <w:r>
+        <w:t xml:space="preserve"> </w:t>
+      </w:r>
+      <w:r>
+        <w:t>COLUMN</w:t>
+      </w:r>
+      <w:r>
+        <w:t xml:space="preserve"> </w:t>
+      </w:r>
+      <w:r>
+        <w:t>file_url</w:t>
+      </w:r>
+      <w:r>
+        <w:t xml:space="preserve"> </w:t>
+      </w:r>
+      <w:r>
+        <w:t xml:space="preserve">TYPE </w:t>
+      </w:r>
+      <w:r>
+        <w:t>varchar(2555);</w:t>
+      </w:r>
+    </w:p>
+    <w:p>
+      <w:pPr>
+        <w:ind w:firstLine="420"/>
+      </w:pPr>
+      <w:r>
+        <w:t>ALTER</w:t>
+      </w:r>
+      <w:r>
+        <w:t xml:space="preserve"> </w:t>
+      </w:r>
+      <w:r>
+        <w:t>TABLE</w:t>
+      </w:r>
+      <w:r>
+        <w:t xml:space="preserve"> b_com_file </w:t>
+      </w:r>
+      <w:r>
+        <w:t>ALTER</w:t>
+      </w:r>
+      <w:r>
+        <w:t xml:space="preserve"> </w:t>
+      </w:r>
+      <w:r>
+        <w:t>COLUMN</w:t>
+      </w:r>
+      <w:r>
+        <w:t xml:space="preserve"> </w:t>
+      </w:r>
+      <w:r>
+        <w:t>file_url_out</w:t>
+      </w:r>
+      <w:r>
+        <w:t xml:space="preserve"> </w:t>
+      </w:r>
+      <w:r>
+        <w:t xml:space="preserve">TYPE </w:t>
+      </w:r>
+      <w:r>
+        <w:t>varchar(2555);</w:t>
+      </w:r>
+    </w:p>
+    <w:p>
+      <w:pPr>
+        <w:pStyle w:val="2"/>
+      </w:pPr>
+      <w:r>
+        <w:rPr>
+          <w:rFonts w:hint="eastAsia"/>
+        </w:rPr>
+        <w:t>时间范围查询</w:t>
+      </w:r>
+    </w:p>
+    <w:p>
+      <w:pPr>
+        <w:ind w:left="420"/>
+      </w:pPr>
+      <w:r>
+        <w:t xml:space="preserve">SELECT * FROM "nmr_nursing_order" WHERE scheduled_execution_time &gt;= '2020-11-03 </w:t>
+      </w:r>
+      <w:r>
         <w:lastRenderedPageBreak/>
-        <w:t>随机生成字符串，以及查询插入法</w:t>
-      </w:r>
-    </w:p>
-    <w:p>
-      <w:r>
-        <w:t>INSERT INTO tp_sys_profile_infoset ( id, profile_id, info_category, relate_id, isenable ) SELECT</w:t>
-      </w:r>
-    </w:p>
-    <w:p>
-      <w:r>
-        <w:t>'afeccsqe01' || TRUNC ( 10000+90000 * dbms_random.VALUE ) || TRUNC ( 10000+90000 * dbms_random.VALUE ),id,'permission','aab020011','0' FROM</w:t>
-      </w:r>
-      <w:r>
+        <w:t>00:00'</w:t>
+      </w:r>
+      <w:r>
+        <w:rPr>
+          <w:rFonts w:hint="eastAsia"/>
+        </w:rPr>
         <w:t xml:space="preserve"> </w:t>
       </w:r>
       <w:r>
-        <w:t>tp_sys_profile;</w:t>
+        <w:t>AND scheduled_execution_time &lt;= '2020-11-06 23:59'</w:t>
+      </w:r>
+    </w:p>
+    <w:p>
+      <w:pPr>
+        <w:ind w:firstLine="420"/>
+      </w:pPr>
+      <w:r>
+        <w:rPr>
+          <w:rFonts w:hint="eastAsia"/>
+        </w:rPr>
+        <w:t>其中，</w:t>
+      </w:r>
+      <w:r>
+        <w:t>nmr_nursing_order</w:t>
+      </w:r>
+      <w:r>
+        <w:rPr>
+          <w:rFonts w:hint="eastAsia"/>
+        </w:rPr>
+        <w:t>是表名，</w:t>
+      </w:r>
+      <w:r>
+        <w:t>scheduled_execution_time</w:t>
+      </w:r>
+      <w:r>
+        <w:rPr>
+          <w:rFonts w:hint="eastAsia"/>
+        </w:rPr>
+        <w:t>是它的字段且类型为</w:t>
+      </w:r>
+      <w:r>
+        <w:rPr>
+          <w:rFonts w:hint="eastAsia"/>
+        </w:rPr>
+        <w:t>D</w:t>
+      </w:r>
+      <w:r>
+        <w:t>ate</w:t>
+      </w:r>
+      <w:r>
+        <w:t>。</w:t>
+      </w:r>
+    </w:p>
+    <w:p>
+      <w:pPr>
+        <w:ind w:leftChars="200" w:left="420"/>
+      </w:pPr>
+      <w:r>
+        <w:rPr>
+          <w:rFonts w:hint="eastAsia"/>
+        </w:rPr>
+        <w:t>此语句在</w:t>
+      </w:r>
+      <w:r>
+        <w:rPr>
+          <w:rFonts w:hint="eastAsia"/>
+        </w:rPr>
+        <w:t>mybatis</w:t>
+      </w:r>
+      <w:r>
+        <w:rPr>
+          <w:rFonts w:hint="eastAsia"/>
+        </w:rPr>
+        <w:t>中的形式请去另一个</w:t>
+      </w:r>
+      <w:r>
+        <w:rPr>
+          <w:rFonts w:hint="eastAsia"/>
+        </w:rPr>
+        <w:t>word</w:t>
+      </w:r>
+      <w:r>
+        <w:rPr>
+          <w:rFonts w:hint="eastAsia"/>
+        </w:rPr>
+        <w:t>文件</w:t>
+      </w:r>
+      <w:r>
+        <w:rPr>
+          <w:rFonts w:hint="eastAsia"/>
+        </w:rPr>
+        <w:t xml:space="preserve"> </w:t>
+      </w:r>
+      <w:r>
+        <w:rPr>
+          <w:rFonts w:hint="eastAsia"/>
+        </w:rPr>
+        <w:t>J</w:t>
+      </w:r>
+      <w:r>
+        <w:t>AVA</w:t>
+      </w:r>
+      <w:r>
+        <w:rPr>
+          <w:rFonts w:hint="eastAsia"/>
+        </w:rPr>
+        <w:t>问题及轮子</w:t>
+      </w:r>
+      <w:r>
+        <w:rPr>
+          <w:rFonts w:hint="eastAsia"/>
+        </w:rPr>
+        <w:t xml:space="preserve"> </w:t>
+      </w:r>
+      <w:r>
+        <w:rPr>
+          <w:rFonts w:hint="eastAsia"/>
+        </w:rPr>
+        <w:t>的</w:t>
+      </w:r>
+      <w:r>
+        <w:t>Mapper</w:t>
+      </w:r>
+      <w:r>
+        <w:rPr>
+          <w:rFonts w:hint="eastAsia"/>
+        </w:rPr>
+        <w:t>接口中方法里的形参问题</w:t>
+      </w:r>
+      <w:r>
+        <w:rPr>
+          <w:rFonts w:hint="eastAsia"/>
+        </w:rPr>
+        <w:t xml:space="preserve"> </w:t>
+      </w:r>
+      <w:r>
+        <w:rPr>
+          <w:rFonts w:hint="eastAsia"/>
+        </w:rPr>
+        <w:t>查看</w:t>
+      </w:r>
+      <w:r>
+        <w:rPr>
+          <w:rFonts w:hint="eastAsia"/>
+        </w:rPr>
+        <w:t>。</w:t>
       </w:r>
     </w:p>
     <w:p>
@@ -62246,56 +65516,116 @@
         <w:pStyle w:val="2"/>
       </w:pPr>
       <w:r>
-        <w:t>返回多条数据中的第一条</w:t>
-      </w:r>
-    </w:p>
-    <w:p>
-      <w:r>
-        <w:rPr>
-          <w:rFonts w:hint="eastAsia"/>
-        </w:rPr>
-        <w:t>有时候查询返回的数据有多条，可以选择返回第一条。</w:t>
-      </w:r>
-    </w:p>
-    <w:p>
-      <w:pPr>
-        <w:rPr>
-          <w:shd w:val="clear" w:color="auto" w:fill="FFFFFF"/>
-        </w:rPr>
-      </w:pPr>
-      <w:r>
-        <w:rPr>
-          <w:rFonts w:hint="eastAsia"/>
-          <w:shd w:val="clear" w:color="auto" w:fill="FFFFFF"/>
-        </w:rPr>
-        <w:t>条件加上</w:t>
-      </w:r>
-      <w:r>
-        <w:rPr>
-          <w:rFonts w:hint="eastAsia"/>
-          <w:shd w:val="clear" w:color="auto" w:fill="FFFFFF"/>
-        </w:rPr>
-        <w:t>a</w:t>
-      </w:r>
-      <w:r>
-        <w:rPr>
-          <w:shd w:val="clear" w:color="auto" w:fill="FFFFFF"/>
-        </w:rPr>
-        <w:t xml:space="preserve">nd </w:t>
-      </w:r>
-      <w:r>
-        <w:rPr>
-          <w:rFonts w:hint="eastAsia"/>
-          <w:shd w:val="clear" w:color="auto" w:fill="FFFFFF"/>
-        </w:rPr>
-        <w:t>rownum=1</w:t>
-      </w:r>
-      <w:r>
-        <w:rPr>
-          <w:rFonts w:hint="eastAsia"/>
-          <w:shd w:val="clear" w:color="auto" w:fill="FFFFFF"/>
-        </w:rPr>
-        <w:t>即可</w:t>
+        <w:rPr>
+          <w:rFonts w:hint="eastAsia"/>
+        </w:rPr>
+        <w:t>bigint</w:t>
+      </w:r>
+      <w:r>
+        <w:rPr>
+          <w:rFonts w:hint="eastAsia"/>
+        </w:rPr>
+        <w:t>和</w:t>
+      </w:r>
+      <w:r>
+        <w:rPr>
+          <w:rFonts w:hint="eastAsia"/>
+        </w:rPr>
+        <w:t>varchar</w:t>
+      </w:r>
+      <w:r>
+        <w:rPr>
+          <w:rFonts w:hint="eastAsia"/>
+        </w:rPr>
+        <w:t>类型的转换</w:t>
+      </w:r>
+    </w:p>
+    <w:p>
+      <w:r>
+        <w:tab/>
+      </w:r>
+      <w:r>
+        <w:t>CAST</w:t>
+      </w:r>
+      <w:r>
+        <w:t>(</w:t>
+      </w:r>
+      <w:r>
+        <w:t xml:space="preserve">‘10086’ </w:t>
+      </w:r>
+      <w:r>
+        <w:t>AS</w:t>
+      </w:r>
+      <w:r>
+        <w:t xml:space="preserve"> bigint)   </w:t>
+      </w:r>
+      <w:r>
+        <w:t>--</w:t>
+      </w:r>
+      <w:r>
+        <w:rPr>
+          <w:rFonts w:hint="eastAsia"/>
+        </w:rPr>
+        <w:t>varchar</w:t>
+      </w:r>
+      <w:r>
+        <w:rPr>
+          <w:rFonts w:hint="eastAsia"/>
+        </w:rPr>
+        <w:t>转换为</w:t>
+      </w:r>
+      <w:r>
+        <w:rPr>
+          <w:rFonts w:hint="eastAsia"/>
+        </w:rPr>
+        <w:t>bigint</w:t>
+      </w:r>
+    </w:p>
+    <w:p>
+      <w:pPr>
+        <w:ind w:left="420"/>
+      </w:pPr>
+      <w:r>
+        <w:t>CAST</w:t>
+      </w:r>
+      <w:r>
+        <w:t>(</w:t>
+      </w:r>
+      <w:r>
+        <w:t xml:space="preserve">1105698 </w:t>
+      </w:r>
+      <w:r>
+        <w:t>AS</w:t>
+      </w:r>
+      <w:r>
+        <w:t xml:space="preserve"> varchar)</w:t>
+      </w:r>
+      <w:r>
+        <w:t xml:space="preserve">  --</w:t>
+      </w:r>
+      <w:r>
+        <w:rPr>
+          <w:rFonts w:hint="eastAsia"/>
+        </w:rPr>
+        <w:t xml:space="preserve"> </w:t>
+      </w:r>
+      <w:r>
+        <w:rPr>
+          <w:rFonts w:hint="eastAsia"/>
+        </w:rPr>
+        <w:t>bigint</w:t>
+      </w:r>
+      <w:r>
+        <w:rPr>
+          <w:rFonts w:hint="eastAsia"/>
+        </w:rPr>
+        <w:t>转换为</w:t>
+      </w:r>
+      <w:r>
+        <w:rPr>
+          <w:rFonts w:hint="eastAsia"/>
+        </w:rPr>
+        <w:t>varchar</w:t>
       </w:r>
     </w:p>
     <w:p>
@@ -62303,1090 +65633,9 @@
         <w:pStyle w:val="2"/>
       </w:pPr>
       <w:r>
-        <w:t>null</w:t>
-      </w:r>
-      <w:r>
-        <w:t>和</w:t>
-      </w:r>
-      <w:r>
-        <w:t>’’</w:t>
-      </w:r>
-    </w:p>
-    <w:p>
-      <w:r>
-        <w:t>oracle</w:t>
-      </w:r>
-      <w:r>
-        <w:t>中对于</w:t>
-      </w:r>
-      <w:r>
-        <w:t>char</w:t>
-      </w:r>
-      <w:r>
-        <w:t>和</w:t>
-      </w:r>
-      <w:r>
-        <w:t>varchar2</w:t>
-      </w:r>
-      <w:r>
-        <w:t>类型的字段，没有空字符串的概念，空字符串会被转化为</w:t>
-      </w:r>
-      <w:r>
-        <w:t>null</w:t>
-      </w:r>
-      <w:r>
-        <w:t>。例如：</w:t>
-      </w:r>
-      <w:r>
-        <w:t>label</w:t>
-      </w:r>
-      <w:r>
-        <w:t>为</w:t>
-      </w:r>
-      <w:r>
-        <w:t>varchar2</w:t>
-      </w:r>
-      <w:r>
-        <w:t>类型，则</w:t>
-      </w:r>
-      <w:r>
-        <w:rPr>
-          <w:rFonts w:hint="eastAsia"/>
-        </w:rPr>
-        <w:t>N</w:t>
-      </w:r>
-      <w:r>
-        <w:t>VL</w:t>
-      </w:r>
-      <w:r>
-        <w:rPr>
-          <w:rFonts w:hint="eastAsia"/>
-        </w:rPr>
-        <w:t>(</w:t>
-      </w:r>
-      <w:r>
-        <w:t>label,’’)</w:t>
-      </w:r>
-      <w:r>
-        <w:t>，当</w:t>
-      </w:r>
-      <w:r>
-        <w:t>label</w:t>
-      </w:r>
-      <w:r>
-        <w:t>为</w:t>
-      </w:r>
-      <w:r>
-        <w:t>null</w:t>
-      </w:r>
-      <w:r>
-        <w:t>时，返回的依然是</w:t>
-      </w:r>
-      <w:r>
-        <w:t>null</w:t>
-      </w:r>
-      <w:r>
-        <w:t>而不是</w:t>
-      </w:r>
-      <w:r>
-        <w:t>’’</w:t>
-      </w:r>
-      <w:r>
-        <w:t>。</w:t>
-      </w:r>
-    </w:p>
-    <w:p>
-      <w:pPr>
-        <w:pStyle w:val="2"/>
-      </w:pPr>
-      <w:r>
-        <w:t>INSTR</w:t>
-      </w:r>
-      <w:r>
-        <w:rPr>
-          <w:rFonts w:hint="eastAsia"/>
-        </w:rPr>
-        <w:t>函数</w:t>
-      </w:r>
-    </w:p>
-    <w:p>
-      <w:r>
-        <w:rPr>
-          <w:rFonts w:hint="eastAsia"/>
-        </w:rPr>
-        <w:t>在使用</w:t>
-      </w:r>
-      <w:r>
-        <w:t>IN</w:t>
-      </w:r>
-      <w:r>
-        <w:rPr>
-          <w:rFonts w:hint="eastAsia"/>
-        </w:rPr>
-        <w:t>的时候，想要查询的记录的顺序与</w:t>
-      </w:r>
-      <w:r>
-        <w:t>IN</w:t>
-      </w:r>
-      <w:r>
-        <w:rPr>
-          <w:rFonts w:hint="eastAsia"/>
-        </w:rPr>
-        <w:t>中的数据的顺序一致，可以使用</w:t>
-      </w:r>
-      <w:r>
-        <w:t>INSTR</w:t>
-      </w:r>
-      <w:r>
-        <w:t>函数。</w:t>
-      </w:r>
-    </w:p>
-    <w:p>
-      <w:r>
-        <w:t>方法：</w:t>
-      </w:r>
-      <w:r>
-        <w:t>ORDER BY</w:t>
-      </w:r>
-      <w:r>
-        <w:t xml:space="preserve"> </w:t>
-      </w:r>
-      <w:r>
-        <w:t>INSTR</w:t>
-      </w:r>
-      <w:r>
-        <w:rPr>
-          <w:rFonts w:hint="eastAsia"/>
-        </w:rPr>
-        <w:t>(</w:t>
-      </w:r>
-      <w:r>
-        <w:t>in</w:t>
-      </w:r>
-      <w:r>
-        <w:t>中的全部数据</w:t>
-      </w:r>
-      <w:r>
-        <w:t>,</w:t>
-      </w:r>
-      <w:r>
-        <w:t>in</w:t>
-      </w:r>
-      <w:r>
-        <w:t>中的数据所属</w:t>
-      </w:r>
-      <w:r>
-        <w:t>字段名</w:t>
-      </w:r>
-      <w:r>
-        <w:t>);</w:t>
-      </w:r>
-      <w:r>
-        <w:t>如：</w:t>
-      </w:r>
-    </w:p>
-    <w:p>
-      <w:r>
-        <w:rPr>
-          <w:rFonts w:hint="eastAsia"/>
-        </w:rPr>
-        <w:t>ORDER BY</w:t>
-      </w:r>
-      <w:r>
-        <w:rPr>
-          <w:rFonts w:hint="eastAsia"/>
-        </w:rPr>
-        <w:t xml:space="preserve"> </w:t>
-      </w:r>
-      <w:r>
-        <w:t>INSTR</w:t>
-      </w:r>
-      <w:r>
-        <w:rPr>
-          <w:rFonts w:hint="eastAsia"/>
-        </w:rPr>
-        <w:t>('</w:t>
-      </w:r>
-      <w:r>
-        <w:rPr>
-          <w:rFonts w:hint="eastAsia"/>
-        </w:rPr>
-        <w:t>组织</w:t>
-      </w:r>
-      <w:r>
-        <w:rPr>
-          <w:rFonts w:hint="eastAsia"/>
-        </w:rPr>
-        <w:t>/</w:t>
-      </w:r>
-      <w:r>
-        <w:rPr>
-          <w:rFonts w:hint="eastAsia"/>
-        </w:rPr>
-        <w:t>政府</w:t>
-      </w:r>
-      <w:r>
-        <w:rPr>
-          <w:rFonts w:hint="eastAsia"/>
-        </w:rPr>
-        <w:t>','</w:t>
-      </w:r>
-      <w:r>
-        <w:rPr>
-          <w:rFonts w:hint="eastAsia"/>
-        </w:rPr>
-        <w:t>建筑材料业</w:t>
-      </w:r>
-      <w:r>
-        <w:rPr>
-          <w:rFonts w:hint="eastAsia"/>
-        </w:rPr>
-        <w:t>'</w:t>
-      </w:r>
-      <w:r>
-        <w:t>,</w:t>
-      </w:r>
-      <w:r>
-        <w:rPr>
-          <w:rFonts w:hint="eastAsia"/>
-        </w:rPr>
-        <w:t xml:space="preserve"> </w:t>
-      </w:r>
-      <w:r>
-        <w:rPr>
-          <w:rFonts w:hint="eastAsia"/>
-        </w:rPr>
-        <w:t>t1.codevalue</w:t>
-      </w:r>
-      <w:r>
-        <w:rPr>
-          <w:rFonts w:hint="eastAsia"/>
-        </w:rPr>
-        <w:t>)</w:t>
-      </w:r>
-    </w:p>
-    <w:p>
-      <w:pPr>
-        <w:pStyle w:val="2"/>
-      </w:pPr>
-      <w:r>
-        <w:rPr>
-          <w:rFonts w:hint="eastAsia"/>
-        </w:rPr>
-        <w:t>oracle</w:t>
-      </w:r>
-      <w:r>
-        <w:rPr>
-          <w:rFonts w:hint="eastAsia"/>
-        </w:rPr>
-        <w:t>查询</w:t>
-      </w:r>
-      <w:r>
-        <w:rPr>
-          <w:rFonts w:hint="eastAsia"/>
-        </w:rPr>
-        <w:t>sql</w:t>
-      </w:r>
-      <w:r>
-        <w:rPr>
-          <w:rFonts w:hint="eastAsia"/>
-        </w:rPr>
-        <w:t>语句执行时间</w:t>
-      </w:r>
-    </w:p>
-    <w:p>
-      <w:r>
-        <w:t>格式：</w:t>
-      </w:r>
-      <w:r>
-        <w:t>EXPLAIN PLAN</w:t>
-      </w:r>
-      <w:r>
-        <w:t xml:space="preserve"> SET </w:t>
-      </w:r>
-      <w:r>
-        <w:rPr>
-          <w:rFonts w:hint="eastAsia"/>
-        </w:rPr>
-        <w:t xml:space="preserve">statement_id='T_TEST' </w:t>
-      </w:r>
-      <w:r>
-        <w:t xml:space="preserve">FOR </w:t>
-      </w:r>
-      <w:r>
-        <w:rPr>
-          <w:rFonts w:hint="eastAsia"/>
-        </w:rPr>
-        <w:t>sql</w:t>
-      </w:r>
-      <w:r>
-        <w:rPr>
-          <w:rFonts w:hint="eastAsia"/>
-        </w:rPr>
-        <w:t>语句</w:t>
-      </w:r>
-    </w:p>
-    <w:p>
-      <w:r>
-        <w:t>例如：</w:t>
-      </w:r>
-      <w:r>
-        <w:t>EXPLAIN PLAN</w:t>
-      </w:r>
-      <w:r>
-        <w:t xml:space="preserve"> SET </w:t>
-      </w:r>
-      <w:r>
-        <w:rPr>
-          <w:rFonts w:hint="eastAsia"/>
-        </w:rPr>
-        <w:t xml:space="preserve">statement_id='T_TEST' </w:t>
-      </w:r>
-      <w:r>
-        <w:t xml:space="preserve">FOR </w:t>
-      </w:r>
-      <w:r>
-        <w:t>SELECT</w:t>
-      </w:r>
-      <w:r>
-        <w:t xml:space="preserve"> * </w:t>
-      </w:r>
-      <w:r>
-        <w:t>FROM</w:t>
-      </w:r>
-      <w:r>
-        <w:t xml:space="preserve"> user;</w:t>
-      </w:r>
-    </w:p>
-    <w:p>
-      <w:r>
-        <w:t>执行后，下方会显示</w:t>
-      </w:r>
-      <w:r>
-        <w:t xml:space="preserve">SELECT </w:t>
-      </w:r>
-      <w:r>
-        <w:t xml:space="preserve">* </w:t>
-      </w:r>
-      <w:r>
-        <w:t>FROM</w:t>
-      </w:r>
-      <w:r>
-        <w:t xml:space="preserve"> user;</w:t>
-      </w:r>
-      <w:r>
-        <w:t>的执行时间。</w:t>
-      </w:r>
-    </w:p>
-    <w:p>
-      <w:pPr>
-        <w:pStyle w:val="1"/>
-      </w:pPr>
-      <w:r>
-        <w:t>S</w:t>
-      </w:r>
-      <w:r>
-        <w:rPr>
-          <w:rFonts w:hint="eastAsia"/>
-        </w:rPr>
-        <w:t>ql</w:t>
-      </w:r>
-      <w:r>
-        <w:t>Server</w:t>
-      </w:r>
-      <w:r>
-        <w:t xml:space="preserve"> </w:t>
-      </w:r>
-    </w:p>
-    <w:p>
-      <w:pPr>
-        <w:pStyle w:val="2"/>
-      </w:pPr>
-      <w:r>
-        <w:rPr>
-          <w:rFonts w:hint="eastAsia"/>
-        </w:rPr>
-        <w:t>查询视图</w:t>
-      </w:r>
-    </w:p>
-    <w:p>
-      <w:pPr>
-        <w:ind w:firstLine="420"/>
-      </w:pPr>
-      <w:r>
-        <w:rPr>
-          <w:rFonts w:hint="eastAsia"/>
-        </w:rPr>
-        <w:t>SELECT</w:t>
-      </w:r>
-      <w:r>
-        <w:rPr>
-          <w:rFonts w:hint="eastAsia"/>
-        </w:rPr>
-        <w:t xml:space="preserve"> * </w:t>
-      </w:r>
-      <w:r>
-        <w:rPr>
-          <w:rFonts w:hint="eastAsia"/>
-        </w:rPr>
-        <w:t>FROM</w:t>
-      </w:r>
-      <w:r>
-        <w:rPr>
-          <w:rFonts w:hint="eastAsia"/>
-        </w:rPr>
-        <w:t xml:space="preserve"> [zy].[IN].PAT_ALL_INFO_VIEW </w:t>
-      </w:r>
-      <w:r>
-        <w:rPr>
-          <w:rFonts w:hint="eastAsia"/>
-        </w:rPr>
-        <w:t>WHERE</w:t>
-      </w:r>
-      <w:r>
-        <w:rPr>
-          <w:rFonts w:hint="eastAsia"/>
-        </w:rPr>
-        <w:t xml:space="preserve"> IN_PAT_NAME LIKE '%</w:t>
-      </w:r>
-      <w:r>
-        <w:rPr>
-          <w:rFonts w:hint="eastAsia"/>
-        </w:rPr>
-        <w:t>曹艳</w:t>
-      </w:r>
-      <w:r>
-        <w:rPr>
-          <w:rFonts w:hint="eastAsia"/>
-        </w:rPr>
-        <w:t>%'</w:t>
-      </w:r>
-    </w:p>
-    <w:p>
-      <w:pPr>
-        <w:ind w:firstLine="420"/>
-      </w:pPr>
-      <w:r>
-        <w:rPr>
-          <w:rFonts w:hint="eastAsia"/>
-        </w:rPr>
-        <w:t xml:space="preserve"> </w:t>
-      </w:r>
-      <w:r>
-        <w:t>--</w:t>
-      </w:r>
-      <w:r>
-        <w:rPr>
-          <w:rFonts w:hint="eastAsia"/>
-        </w:rPr>
-        <w:t>zy</w:t>
-      </w:r>
-      <w:r>
-        <w:rPr>
-          <w:rFonts w:hint="eastAsia"/>
-        </w:rPr>
-        <w:t>是数据库名，</w:t>
-      </w:r>
-      <w:r>
-        <w:rPr>
-          <w:rFonts w:hint="eastAsia"/>
-        </w:rPr>
-        <w:t>IN</w:t>
-      </w:r>
-      <w:r>
-        <w:rPr>
-          <w:rFonts w:hint="eastAsia"/>
-        </w:rPr>
-        <w:t>是视图之上的模式</w:t>
-      </w:r>
-      <w:r>
-        <w:rPr>
-          <w:rFonts w:hint="eastAsia"/>
-        </w:rPr>
-        <w:t>名，</w:t>
-      </w:r>
-      <w:r>
-        <w:rPr>
-          <w:rFonts w:hint="eastAsia"/>
-        </w:rPr>
-        <w:t>PAT_ALL_INFO_VIEW</w:t>
-      </w:r>
-      <w:r>
-        <w:rPr>
-          <w:rFonts w:hint="eastAsia"/>
-        </w:rPr>
-        <w:t>是视图名</w:t>
-      </w:r>
-    </w:p>
-    <w:p>
-      <w:pPr>
-        <w:pStyle w:val="2"/>
-      </w:pPr>
-      <w:r>
-        <w:t>查询某个字段都在哪些表里存在</w:t>
-      </w:r>
-    </w:p>
-    <w:p>
-      <w:r>
-        <w:t>SELECT</w:t>
-      </w:r>
-      <w:r>
-        <w:t xml:space="preserve"> sysobjects.name </w:t>
-      </w:r>
-      <w:r>
-        <w:t>FROM</w:t>
-      </w:r>
-      <w:r>
-        <w:t xml:space="preserve"> syscolumns </w:t>
-      </w:r>
-      <w:r>
-        <w:t>INNER JOIN</w:t>
-      </w:r>
-      <w:r>
-        <w:t xml:space="preserve"> sysobjects on syscolumns.id = </w:t>
-      </w:r>
-    </w:p>
-    <w:p>
-      <w:r>
-        <w:t xml:space="preserve">sysobjects.id </w:t>
-      </w:r>
-      <w:r>
-        <w:t>AND</w:t>
-      </w:r>
-      <w:r>
-        <w:t xml:space="preserve"> sysobjects.xtype = 'u' </w:t>
-      </w:r>
-      <w:r>
-        <w:t>WHERE</w:t>
-      </w:r>
-      <w:r>
-        <w:t xml:space="preserve"> syscolumns.name = '</w:t>
-      </w:r>
-      <w:r>
-        <w:t>字段名</w:t>
-      </w:r>
-      <w:r>
-        <w:t>'</w:t>
-      </w:r>
-    </w:p>
-    <w:p>
-      <w:pPr>
-        <w:pStyle w:val="2"/>
-      </w:pPr>
-      <w:r>
-        <w:t>将数据库查询的</w:t>
-      </w:r>
-      <w:r>
-        <w:t>null</w:t>
-      </w:r>
-      <w:r>
-        <w:t>转化为其他值</w:t>
-      </w:r>
-    </w:p>
-    <w:p>
-      <w:r>
-        <w:t>ISNULL</w:t>
-      </w:r>
-      <w:r>
-        <w:t>(</w:t>
-      </w:r>
-      <w:r>
-        <w:t>字段名称</w:t>
-      </w:r>
-      <w:r>
-        <w:rPr>
-          <w:rFonts w:hint="eastAsia"/>
-        </w:rPr>
-        <w:t>,</w:t>
-      </w:r>
-      <w:r>
-        <w:rPr>
-          <w:rFonts w:hint="eastAsia"/>
-        </w:rPr>
-        <w:t>转化的其他值</w:t>
-      </w:r>
-      <w:r>
-        <w:t>)</w:t>
-      </w:r>
-      <w:r>
-        <w:rPr>
-          <w:rFonts w:hint="eastAsia"/>
-        </w:rPr>
-        <w:t>[</w:t>
-      </w:r>
-      <w:r>
-        <w:t xml:space="preserve">AS </w:t>
-      </w:r>
-      <w:r>
-        <w:t>别名</w:t>
-      </w:r>
-      <w:r>
-        <w:t>]</w:t>
-      </w:r>
-    </w:p>
-    <w:p>
-      <w:pPr>
-        <w:pStyle w:val="2"/>
-      </w:pPr>
-      <w:r>
-        <w:t>查询多个字段联合起来数据重复</w:t>
-      </w:r>
-    </w:p>
-    <w:p>
-      <w:r>
-        <w:t>SELECT</w:t>
-      </w:r>
-      <w:r>
-        <w:t xml:space="preserve"> </w:t>
-      </w:r>
-      <w:r>
-        <w:t>字段</w:t>
-      </w:r>
-      <w:r>
-        <w:t>1,</w:t>
-      </w:r>
-      <w:r>
-        <w:t>字段</w:t>
-      </w:r>
-      <w:r>
-        <w:t xml:space="preserve">2 </w:t>
-      </w:r>
-      <w:r>
-        <w:t>FROM</w:t>
-      </w:r>
-      <w:r>
-        <w:t xml:space="preserve"> </w:t>
-      </w:r>
-      <w:r>
-        <w:t>表名</w:t>
-      </w:r>
-      <w:r>
-        <w:t xml:space="preserve">  </w:t>
-      </w:r>
-      <w:r>
-        <w:t>GROUP BY</w:t>
-      </w:r>
-      <w:r>
-        <w:t> </w:t>
-      </w:r>
-      <w:r>
-        <w:t>字段</w:t>
-      </w:r>
-      <w:r>
-        <w:t>1,</w:t>
-      </w:r>
-      <w:r>
-        <w:t>字段</w:t>
-      </w:r>
-      <w:r>
-        <w:t>2  </w:t>
-      </w:r>
-      <w:r>
-        <w:t>HAVING COUNT</w:t>
-      </w:r>
-      <w:r>
-        <w:t>(*)&gt;1</w:t>
-      </w:r>
-    </w:p>
-    <w:p>
-      <w:pPr>
-        <w:pStyle w:val="1"/>
-      </w:pPr>
-      <w:r>
-        <w:t>P</w:t>
-      </w:r>
-      <w:r>
-        <w:rPr>
-          <w:rFonts w:hint="eastAsia"/>
-        </w:rPr>
-        <w:t>ostgreSql</w:t>
-      </w:r>
-    </w:p>
-    <w:p>
-      <w:pPr>
-        <w:pStyle w:val="2"/>
-      </w:pPr>
-      <w:r>
-        <w:t>修改字段的类型</w:t>
-      </w:r>
-    </w:p>
-    <w:p>
-      <w:r>
-        <w:t>示例：</w:t>
-      </w:r>
-    </w:p>
-    <w:p>
-      <w:pPr>
-        <w:ind w:firstLine="420"/>
-      </w:pPr>
-      <w:r>
-        <w:t>ALTER</w:t>
-      </w:r>
-      <w:r>
-        <w:t xml:space="preserve"> </w:t>
-      </w:r>
-      <w:r>
-        <w:t>TABLE</w:t>
-      </w:r>
-      <w:r>
-        <w:t xml:space="preserve"> b_com_file </w:t>
-      </w:r>
-      <w:r>
-        <w:t>ALTER</w:t>
-      </w:r>
-      <w:r>
-        <w:t xml:space="preserve"> </w:t>
-      </w:r>
-      <w:r>
-        <w:t>COLUMN</w:t>
-      </w:r>
-      <w:r>
-        <w:t xml:space="preserve"> </w:t>
-      </w:r>
-      <w:r>
-        <w:t>file_url</w:t>
-      </w:r>
-      <w:r>
-        <w:t xml:space="preserve"> </w:t>
-      </w:r>
-      <w:r>
-        <w:t xml:space="preserve">TYPE </w:t>
-      </w:r>
-      <w:r>
-        <w:t>varchar(2555);</w:t>
-      </w:r>
-    </w:p>
-    <w:p>
-      <w:pPr>
-        <w:ind w:firstLine="420"/>
-      </w:pPr>
-      <w:r>
-        <w:t>ALTER</w:t>
-      </w:r>
-      <w:r>
-        <w:t xml:space="preserve"> </w:t>
-      </w:r>
-      <w:r>
-        <w:t>TABLE</w:t>
-      </w:r>
-      <w:r>
-        <w:t xml:space="preserve"> b_com_file </w:t>
-      </w:r>
-      <w:r>
-        <w:t>ALTER</w:t>
-      </w:r>
-      <w:r>
-        <w:t xml:space="preserve"> </w:t>
-      </w:r>
-      <w:r>
-        <w:t>COLUMN</w:t>
-      </w:r>
-      <w:r>
-        <w:t xml:space="preserve"> </w:t>
-      </w:r>
-      <w:r>
-        <w:t>file_url_out</w:t>
-      </w:r>
-      <w:r>
-        <w:t xml:space="preserve"> </w:t>
-      </w:r>
-      <w:r>
-        <w:t xml:space="preserve">TYPE </w:t>
-      </w:r>
-      <w:r>
-        <w:t>varchar(2555);</w:t>
-      </w:r>
-    </w:p>
-    <w:p>
-      <w:pPr>
-        <w:pStyle w:val="2"/>
-      </w:pPr>
-      <w:r>
-        <w:rPr>
-          <w:rFonts w:hint="eastAsia"/>
-        </w:rPr>
-        <w:t>时间范围查询</w:t>
-      </w:r>
-    </w:p>
-    <w:p>
-      <w:pPr>
-        <w:ind w:left="420"/>
-      </w:pPr>
-      <w:r>
-        <w:t>SELECT * FROM "nmr_nursing_order" WHERE scheduled_execution_time &gt;= '2020-11-03 00:00'</w:t>
-      </w:r>
-      <w:r>
-        <w:rPr>
-          <w:rFonts w:hint="eastAsia"/>
-        </w:rPr>
-        <w:t xml:space="preserve"> </w:t>
-      </w:r>
-      <w:r>
-        <w:t>AND scheduled_execution_time &lt;= '2020-11-06 23:59'</w:t>
-      </w:r>
-    </w:p>
-    <w:p>
-      <w:pPr>
-        <w:ind w:firstLine="420"/>
-      </w:pPr>
-      <w:r>
-        <w:rPr>
-          <w:rFonts w:hint="eastAsia"/>
-        </w:rPr>
-        <w:t>其中，</w:t>
-      </w:r>
-      <w:r>
-        <w:t>nmr_nursing_order</w:t>
-      </w:r>
-      <w:r>
-        <w:rPr>
-          <w:rFonts w:hint="eastAsia"/>
-        </w:rPr>
-        <w:t>是表名，</w:t>
-      </w:r>
-      <w:r>
-        <w:t>scheduled_execution_time</w:t>
-      </w:r>
-      <w:r>
-        <w:rPr>
-          <w:rFonts w:hint="eastAsia"/>
-        </w:rPr>
-        <w:t>是它的字段且类型为</w:t>
-      </w:r>
-      <w:r>
-        <w:rPr>
-          <w:rFonts w:hint="eastAsia"/>
-        </w:rPr>
-        <w:t>D</w:t>
-      </w:r>
-      <w:r>
-        <w:t>ate</w:t>
-      </w:r>
-      <w:r>
-        <w:t>。</w:t>
-      </w:r>
-    </w:p>
-    <w:p>
-      <w:pPr>
-        <w:ind w:leftChars="200" w:left="420"/>
-      </w:pPr>
-      <w:r>
-        <w:rPr>
-          <w:rFonts w:hint="eastAsia"/>
-        </w:rPr>
-        <w:t>此语句在</w:t>
-      </w:r>
-      <w:r>
-        <w:rPr>
-          <w:rFonts w:hint="eastAsia"/>
-        </w:rPr>
-        <w:t>mybatis</w:t>
-      </w:r>
-      <w:r>
-        <w:rPr>
-          <w:rFonts w:hint="eastAsia"/>
-        </w:rPr>
-        <w:t>中的形式请去另一个</w:t>
-      </w:r>
-      <w:r>
-        <w:rPr>
-          <w:rFonts w:hint="eastAsia"/>
-        </w:rPr>
-        <w:t>word</w:t>
-      </w:r>
-      <w:r>
-        <w:rPr>
-          <w:rFonts w:hint="eastAsia"/>
-        </w:rPr>
-        <w:t>文件</w:t>
-      </w:r>
-      <w:r>
-        <w:rPr>
-          <w:rFonts w:hint="eastAsia"/>
-        </w:rPr>
-        <w:t xml:space="preserve"> </w:t>
-      </w:r>
-      <w:r>
-        <w:rPr>
-          <w:rFonts w:hint="eastAsia"/>
-        </w:rPr>
-        <w:t>J</w:t>
-      </w:r>
-      <w:r>
-        <w:t>AVA</w:t>
-      </w:r>
-      <w:r>
-        <w:rPr>
-          <w:rFonts w:hint="eastAsia"/>
-        </w:rPr>
-        <w:t>问题及轮子</w:t>
-      </w:r>
-      <w:r>
-        <w:rPr>
-          <w:rFonts w:hint="eastAsia"/>
-        </w:rPr>
-        <w:t xml:space="preserve"> </w:t>
-      </w:r>
-      <w:r>
-        <w:rPr>
-          <w:rFonts w:hint="eastAsia"/>
-        </w:rPr>
-        <w:t>的</w:t>
-      </w:r>
-      <w:r>
-        <w:t>Mapper</w:t>
-      </w:r>
-      <w:r>
-        <w:rPr>
-          <w:rFonts w:hint="eastAsia"/>
-        </w:rPr>
-        <w:t>接口中方法里的形参问题</w:t>
-      </w:r>
-      <w:r>
-        <w:rPr>
-          <w:rFonts w:hint="eastAsia"/>
-        </w:rPr>
-        <w:t xml:space="preserve"> </w:t>
-      </w:r>
-      <w:r>
-        <w:rPr>
-          <w:rFonts w:hint="eastAsia"/>
-        </w:rPr>
-        <w:t>查看</w:t>
-      </w:r>
-      <w:r>
-        <w:rPr>
-          <w:rFonts w:hint="eastAsia"/>
-        </w:rPr>
-        <w:t>。</w:t>
-      </w:r>
-    </w:p>
-    <w:p>
-      <w:pPr>
-        <w:pStyle w:val="2"/>
-      </w:pPr>
-      <w:r>
-        <w:rPr>
-          <w:rFonts w:hint="eastAsia"/>
-        </w:rPr>
-        <w:t>bigint</w:t>
-      </w:r>
-      <w:r>
-        <w:rPr>
-          <w:rFonts w:hint="eastAsia"/>
-        </w:rPr>
-        <w:t>和</w:t>
-      </w:r>
-      <w:r>
-        <w:rPr>
-          <w:rFonts w:hint="eastAsia"/>
-        </w:rPr>
-        <w:t>varchar</w:t>
-      </w:r>
-      <w:r>
-        <w:rPr>
-          <w:rFonts w:hint="eastAsia"/>
-        </w:rPr>
-        <w:t>类型的转换</w:t>
-      </w:r>
-    </w:p>
-    <w:p>
-      <w:r>
-        <w:tab/>
-      </w:r>
-      <w:r>
-        <w:t>CAST</w:t>
-      </w:r>
-      <w:r>
-        <w:t>(</w:t>
-      </w:r>
-      <w:r>
-        <w:t xml:space="preserve">‘10086’ </w:t>
-      </w:r>
-      <w:r>
-        <w:t>AS</w:t>
-      </w:r>
-      <w:r>
-        <w:t xml:space="preserve"> bigint)   </w:t>
-      </w:r>
-      <w:r>
-        <w:t>--</w:t>
-      </w:r>
-      <w:r>
-        <w:rPr>
-          <w:rFonts w:hint="eastAsia"/>
-        </w:rPr>
-        <w:t>varchar</w:t>
-      </w:r>
-      <w:r>
-        <w:rPr>
-          <w:rFonts w:hint="eastAsia"/>
-        </w:rPr>
-        <w:t>转换为</w:t>
-      </w:r>
-      <w:r>
-        <w:rPr>
-          <w:rFonts w:hint="eastAsia"/>
-        </w:rPr>
-        <w:t>bigint</w:t>
-      </w:r>
-    </w:p>
-    <w:p>
-      <w:pPr>
-        <w:ind w:left="420"/>
-      </w:pPr>
-      <w:r>
-        <w:t>CAST</w:t>
-      </w:r>
-      <w:r>
-        <w:t>(</w:t>
-      </w:r>
-      <w:r>
-        <w:t xml:space="preserve">1105698 </w:t>
-      </w:r>
-      <w:r>
-        <w:t>AS</w:t>
-      </w:r>
-      <w:r>
-        <w:t xml:space="preserve"> varchar)</w:t>
-      </w:r>
-      <w:r>
-        <w:t xml:space="preserve">  --</w:t>
-      </w:r>
-      <w:r>
-        <w:rPr>
-          <w:rFonts w:hint="eastAsia"/>
-        </w:rPr>
-        <w:t xml:space="preserve"> </w:t>
-      </w:r>
-      <w:r>
-        <w:rPr>
-          <w:rFonts w:hint="eastAsia"/>
-        </w:rPr>
-        <w:t>bigint</w:t>
-      </w:r>
-      <w:r>
-        <w:rPr>
-          <w:rFonts w:hint="eastAsia"/>
-        </w:rPr>
-        <w:t>转换为</w:t>
-      </w:r>
-      <w:r>
-        <w:rPr>
-          <w:rFonts w:hint="eastAsia"/>
-        </w:rPr>
-        <w:t>varchar</w:t>
-      </w:r>
-    </w:p>
-    <w:p>
-      <w:pPr>
-        <w:pStyle w:val="2"/>
-      </w:pPr>
-      <w:r>
-        <w:rPr>
-          <w:rFonts w:hint="eastAsia"/>
-        </w:rPr>
-        <w:lastRenderedPageBreak/>
+        <w:rPr>
+          <w:rFonts w:hint="eastAsia"/>
+        </w:rPr>
         <w:t>查询一个表中所有字段</w:t>
       </w:r>
     </w:p>
@@ -63748,6 +65997,7 @@
         <w:rPr>
           <w:noProof/>
         </w:rPr>
+        <w:lastRenderedPageBreak/>
         <w:drawing>
           <wp:inline distT="0" distB="0" distL="0" distR="0" wp14:anchorId="36BC67A1" wp14:editId="1DA8EB38">
             <wp:extent cx="5274310" cy="2910205"/>
@@ -63804,7 +66054,6 @@
         <w:rPr>
           <w:noProof/>
         </w:rPr>
-        <w:lastRenderedPageBreak/>
         <w:drawing>
           <wp:inline distT="0" distB="0" distL="0" distR="0" wp14:anchorId="0DA4FBD8" wp14:editId="1F4F512E">
             <wp:extent cx="4922520" cy="2776547"/>
@@ -63864,6 +66113,7 @@
         <w:rPr>
           <w:noProof/>
         </w:rPr>
+        <w:lastRenderedPageBreak/>
         <w:drawing>
           <wp:inline distT="0" distB="0" distL="0" distR="0" wp14:anchorId="1FDCFB4F" wp14:editId="1DA6E5F1">
             <wp:extent cx="5274310" cy="3295015"/>
@@ -63906,7 +66156,6 @@
         <w:rPr>
           <w:noProof/>
         </w:rPr>
-        <w:lastRenderedPageBreak/>
         <w:drawing>
           <wp:inline distT="0" distB="0" distL="0" distR="0" wp14:anchorId="25321D68" wp14:editId="6D5A9AD6">
             <wp:extent cx="5274310" cy="2902585"/>
@@ -64067,6 +66316,7 @@
         <w:rPr>
           <w:rFonts w:hint="eastAsia"/>
         </w:rPr>
+        <w:lastRenderedPageBreak/>
         <w:t>-</w:t>
       </w:r>
       <w:r>
@@ -64243,7 +66493,6 @@
         <w:rPr>
           <w:noProof/>
         </w:rPr>
-        <w:lastRenderedPageBreak/>
         <w:drawing>
           <wp:inline distT="0" distB="0" distL="0" distR="0" wp14:anchorId="090E3189" wp14:editId="4F7D981C">
             <wp:extent cx="5274310" cy="3486785"/>
@@ -83705,7 +85954,7 @@
   <w:style w:type="paragraph" w:default="1" w:styleId="a">
     <w:name w:val="Normal"/>
     <w:qFormat/>
-    <w:rsid w:val="00AA7127"/>
+    <w:rsid w:val="00A05BA0"/>
     <w:pPr>
       <w:widowControl w:val="0"/>
       <w:jc w:val="both"/>
@@ -84799,7 +87048,7 @@
 </file>
 
 <file path=customXml/itemProps1.xml><?xml version="1.0" encoding="utf-8"?>
-<ds:datastoreItem xmlns:ds="http://schemas.openxmlformats.org/officeDocument/2006/customXml" ds:itemID="{100A0995-8105-4979-A364-C995298252F1}">
+<ds:datastoreItem xmlns:ds="http://schemas.openxmlformats.org/officeDocument/2006/customXml" ds:itemID="{A7C08947-A1FC-4E84-AEF6-002F584F70BF}">
   <ds:schemaRefs>
     <ds:schemaRef ds:uri="http://schemas.openxmlformats.org/officeDocument/2006/bibliography"/>
   </ds:schemaRefs>

--- a/技术笔记/Word/数据库.docx
+++ b/技术笔记/Word/数据库.docx
@@ -59327,9 +59327,6 @@
     <w:p>
       <w:pPr>
         <w:ind w:left="420" w:firstLine="420"/>
-        <w:rPr>
-          <w:rFonts w:hint="eastAsia"/>
-        </w:rPr>
       </w:pPr>
       <w:r>
         <w:tab/>
@@ -59432,11 +59429,6 @@
       </w:r>
     </w:p>
     <w:p>
-      <w:pPr>
-        <w:rPr>
-          <w:rFonts w:hint="eastAsia"/>
-        </w:rPr>
-      </w:pPr>
       <w:r>
         <w:tab/>
       </w:r>
@@ -59517,9 +59509,6 @@
     <w:p>
       <w:pPr>
         <w:ind w:left="840" w:firstLine="420"/>
-        <w:rPr>
-          <w:rFonts w:hint="eastAsia"/>
-        </w:rPr>
       </w:pPr>
       <w:r>
         <w:t>firewall-cmd --reload</w:t>
@@ -59548,9 +59537,6 @@
     <w:p>
       <w:pPr>
         <w:ind w:left="420" w:firstLine="420"/>
-        <w:rPr>
-          <w:rFonts w:hint="eastAsia"/>
-        </w:rPr>
       </w:pPr>
       <w:r>
         <w:tab/>
@@ -59588,9 +59574,6 @@
     <w:p>
       <w:pPr>
         <w:ind w:left="840" w:firstLine="420"/>
-        <w:rPr>
-          <w:rFonts w:hint="eastAsia"/>
-        </w:rPr>
       </w:pPr>
       <w:r>
         <w:rPr>
@@ -59992,9 +59975,6 @@
     <w:p>
       <w:pPr>
         <w:ind w:left="420" w:firstLine="420"/>
-        <w:rPr>
-          <w:rFonts w:hint="eastAsia"/>
-        </w:rPr>
       </w:pPr>
       <w:r>
         <w:rPr>
@@ -60376,11 +60356,6 @@
       </w:r>
     </w:p>
     <w:p>
-      <w:pPr>
-        <w:rPr>
-          <w:rFonts w:hint="eastAsia"/>
-        </w:rPr>
-      </w:pPr>
       <w:r>
         <w:tab/>
         <w:t>7.</w:t>
@@ -60950,11 +60925,6 @@
             <w:tcW w:w="2841" w:type="dxa"/>
           </w:tcPr>
           <w:p>
-            <w:pPr>
-              <w:rPr>
-                <w:rFonts w:hint="eastAsia"/>
-              </w:rPr>
-            </w:pPr>
             <w:r>
               <w:rPr>
                 <w:rFonts w:hint="eastAsia"/>
@@ -60966,11 +60936,6 @@
       </w:tr>
     </w:tbl>
     <w:p>
-      <w:pPr>
-        <w:rPr>
-          <w:rFonts w:hint="eastAsia"/>
-        </w:rPr>
-      </w:pPr>
       <w:r>
         <w:tab/>
       </w:r>
@@ -61240,11 +61205,6 @@
       </w:r>
     </w:p>
     <w:p>
-      <w:pPr>
-        <w:rPr>
-          <w:rFonts w:hint="eastAsia"/>
-        </w:rPr>
-      </w:pPr>
       <w:r>
         <w:tab/>
       </w:r>
@@ -61279,11 +61239,6 @@
       </w:r>
     </w:p>
     <w:p>
-      <w:pPr>
-        <w:rPr>
-          <w:rFonts w:hint="eastAsia"/>
-        </w:rPr>
-      </w:pPr>
       <w:r>
         <w:tab/>
       </w:r>
@@ -61718,9 +61673,6 @@
     <w:p>
       <w:pPr>
         <w:ind w:left="1260"/>
-        <w:rPr>
-          <w:rFonts w:hint="eastAsia"/>
-        </w:rPr>
       </w:pPr>
       <w:r>
         <w:rPr>
@@ -62051,9 +62003,6 @@
     <w:p>
       <w:pPr>
         <w:ind w:firstLine="420"/>
-        <w:rPr>
-          <w:rFonts w:hint="eastAsia"/>
-        </w:rPr>
       </w:pPr>
       <w:r>
         <w:rPr>
@@ -62145,9 +62094,6 @@
     <w:p>
       <w:pPr>
         <w:ind w:firstLine="420"/>
-        <w:rPr>
-          <w:rFonts w:hint="eastAsia"/>
-        </w:rPr>
       </w:pPr>
       <w:r>
         <w:rPr>
@@ -62241,9 +62187,6 @@
     <w:p>
       <w:pPr>
         <w:ind w:firstLine="420"/>
-        <w:rPr>
-          <w:rFonts w:hint="eastAsia"/>
-        </w:rPr>
       </w:pPr>
       <w:r>
         <w:rPr>
@@ -62398,28 +62341,285 @@
         <w:rPr>
           <w:rFonts w:hint="eastAsia"/>
         </w:rPr>
-        <w:t>语言，性能较高。</w:t>
-      </w:r>
+        <w:t>语言，性能较高，推</w:t>
+      </w:r>
+    </w:p>
+    <w:p>
+      <w:pPr>
+        <w:ind w:left="420" w:firstLine="420"/>
+      </w:pPr>
+      <w:r>
+        <w:rPr>
+          <w:rFonts w:hint="eastAsia"/>
+        </w:rPr>
+        <w:lastRenderedPageBreak/>
+        <w:t>荐新项目使用。</w:t>
+      </w:r>
+    </w:p>
+    <w:p>
+      <w:r>
+        <w:tab/>
+        <w:t>2.</w:t>
+      </w:r>
+      <w:r>
+        <w:rPr>
+          <w:rFonts w:hint="eastAsia"/>
+        </w:rPr>
+        <w:t>MyCat</w:t>
+      </w:r>
+      <w:r>
+        <w:rPr>
+          <w:rFonts w:hint="eastAsia"/>
+        </w:rPr>
+        <w:t>：数据库分库分表中间件，不用调整代码即可实现分库分表，支持多种语言，</w:t>
+      </w:r>
+    </w:p>
+    <w:p>
+      <w:pPr>
+        <w:ind w:left="420" w:firstLine="420"/>
+      </w:pPr>
+      <w:r>
+        <w:rPr>
+          <w:rFonts w:hint="eastAsia"/>
+        </w:rPr>
+        <w:t>性能不及前者。</w:t>
+      </w:r>
+      <w:r>
+        <w:rPr>
+          <w:rFonts w:hint="eastAsia"/>
+        </w:rPr>
+        <w:t>MyCat</w:t>
+      </w:r>
+      <w:r>
+        <w:t xml:space="preserve"> 1.x</w:t>
+      </w:r>
+      <w:r>
+        <w:t>版本在</w:t>
+      </w:r>
+      <w:r>
+        <w:rPr>
+          <w:rFonts w:hint="eastAsia"/>
+        </w:rPr>
+        <w:t>2</w:t>
+      </w:r>
+      <w:r>
+        <w:t>017</w:t>
+      </w:r>
+      <w:r>
+        <w:t>年基本停止更新，</w:t>
+      </w:r>
+      <w:r>
+        <w:rPr>
+          <w:rFonts w:hint="eastAsia"/>
+        </w:rPr>
+        <w:t>2</w:t>
+      </w:r>
+      <w:r>
+        <w:t>.x</w:t>
+      </w:r>
+      <w:r>
+        <w:t>版本在</w:t>
+      </w:r>
+      <w:r>
+        <w:rPr>
+          <w:rFonts w:hint="eastAsia"/>
+        </w:rPr>
+        <w:t>2</w:t>
+      </w:r>
+      <w:r>
+        <w:t>021</w:t>
+      </w:r>
+      <w:r>
+        <w:t>年也停止</w:t>
+      </w:r>
+    </w:p>
+    <w:p>
+      <w:pPr>
+        <w:ind w:left="420" w:firstLine="420"/>
+        <w:rPr>
+          <w:rFonts w:hint="eastAsia"/>
+        </w:rPr>
+      </w:pPr>
+      <w:r>
+        <w:t>更新了，新项目不推荐使用</w:t>
+      </w:r>
+      <w:r>
+        <w:rPr>
+          <w:rFonts w:hint="eastAsia"/>
+        </w:rPr>
+        <w:t>MyCat</w:t>
+      </w:r>
+      <w:r>
+        <w:rPr>
+          <w:rFonts w:hint="eastAsia"/>
+        </w:rPr>
+        <w:t>，如果要用，</w:t>
+      </w:r>
+      <w:r>
+        <w:rPr>
+          <w:rFonts w:hint="eastAsia"/>
+        </w:rPr>
+        <w:t xml:space="preserve">MyCat 1.6.x </w:t>
+      </w:r>
+      <w:r>
+        <w:rPr>
+          <w:rFonts w:hint="eastAsia"/>
+        </w:rPr>
+        <w:t>系列</w:t>
+      </w:r>
+      <w:r>
+        <w:rPr>
+          <w:rFonts w:hint="eastAsia"/>
+        </w:rPr>
+        <w:t>是主流选择。</w:t>
+      </w:r>
+    </w:p>
+    <w:p>
+      <w:pPr>
+        <w:pStyle w:val="2"/>
+      </w:pPr>
+      <w:r>
+        <w:t>读写分离</w:t>
+      </w:r>
+    </w:p>
+    <w:p>
+      <w:r>
+        <w:rPr>
+          <w:rFonts w:hint="eastAsia"/>
+        </w:rPr>
+        <w:t>介绍：</w:t>
+      </w:r>
+      <w:r>
+        <w:rPr>
+          <w:rFonts w:hint="eastAsia"/>
+        </w:rPr>
+        <w:t>读写分离，简单地说是把对数据库的读和写操作分开，以对应不同的数据库服务器。</w:t>
+      </w:r>
+    </w:p>
+    <w:p>
+      <w:pPr>
+        <w:ind w:firstLine="420"/>
+      </w:pPr>
+      <w:r>
+        <w:rPr>
+          <w:rFonts w:hint="eastAsia"/>
+        </w:rPr>
+        <w:t>主数据库提供写操作，从数据库提供读操作，这样能有效地减轻单台数据库的压力。</w:t>
+      </w:r>
+    </w:p>
+    <w:p>
+      <w:r>
+        <w:t>实现技术：</w:t>
+      </w:r>
+    </w:p>
+    <w:p>
+      <w:r>
+        <w:tab/>
+        <w:t>1.</w:t>
+      </w:r>
+      <w:r>
+        <w:t>ShardingSphere-JDBC</w:t>
+      </w:r>
+      <w:r>
+        <w:rPr>
+          <w:rFonts w:hint="eastAsia"/>
+        </w:rPr>
+        <w:t>：</w:t>
+      </w:r>
+      <w:r>
+        <w:rPr>
+          <w:rFonts w:hint="eastAsia"/>
+        </w:rPr>
+        <w:t>它最大的优势在于分库分表与读写分离的一体化解决方案。你</w:t>
+      </w:r>
+    </w:p>
+    <w:p>
+      <w:pPr>
+        <w:ind w:left="420" w:firstLine="420"/>
+      </w:pPr>
+      <w:r>
+        <w:rPr>
+          <w:rFonts w:hint="eastAsia"/>
+        </w:rPr>
+        <w:t>可以在同一套配置和框架内，同时处理数据的水平拆分和读写流量路由，无需引入</w:t>
+      </w:r>
+    </w:p>
+    <w:p>
+      <w:pPr>
+        <w:ind w:left="420" w:firstLine="420"/>
+      </w:pPr>
+      <w:r>
+        <w:rPr>
+          <w:rFonts w:hint="eastAsia"/>
+        </w:rPr>
+        <w:t>额外的中间件，降低了架构的复杂度</w:t>
+      </w:r>
+      <w:r>
+        <w:rPr>
+          <w:rFonts w:hint="eastAsia"/>
+        </w:rPr>
+        <w:t>。劣势是</w:t>
+      </w:r>
+      <w:r>
+        <w:rPr>
+          <w:rFonts w:hint="eastAsia"/>
+        </w:rPr>
+        <w:t>概念多，配置相对复杂，学习曲线陡</w:t>
+      </w:r>
+    </w:p>
+    <w:p>
+      <w:pPr>
+        <w:ind w:left="420" w:firstLine="420"/>
+      </w:pPr>
       <w:bookmarkStart w:id="0" w:name="_GoBack"/>
       <w:bookmarkEnd w:id="0"/>
-    </w:p>
-    <w:p>
-      <w:r>
-        <w:lastRenderedPageBreak/>
+      <w:r>
+        <w:rPr>
+          <w:rFonts w:hint="eastAsia"/>
+        </w:rPr>
+        <w:t>峭</w:t>
+      </w:r>
+      <w:r>
+        <w:rPr>
+          <w:rFonts w:hint="eastAsia"/>
+        </w:rPr>
+        <w:t>。</w:t>
+      </w:r>
+    </w:p>
+    <w:p>
+      <w:r>
         <w:tab/>
         <w:t>2.</w:t>
       </w:r>
       <w:r>
-        <w:rPr>
-          <w:rFonts w:hint="eastAsia"/>
-        </w:rPr>
-        <w:t>MyCat</w:t>
-      </w:r>
-      <w:r>
-        <w:rPr>
-          <w:rFonts w:hint="eastAsia"/>
-        </w:rPr>
-        <w:t>：数据库分库分表中间件，不用调整代码即可实现分库分表，支持多种语言，</w:t>
+        <w:t>ProxySQL</w:t>
+      </w:r>
+      <w:r>
+        <w:t>：如果</w:t>
+      </w:r>
+      <w:r>
+        <w:rPr>
+          <w:rFonts w:hint="eastAsia"/>
+        </w:rPr>
+        <w:t>只需要读写分离，完全不需要分库分表，</w:t>
+      </w:r>
+      <w:r>
+        <w:rPr>
+          <w:rFonts w:hint="eastAsia"/>
+        </w:rPr>
+        <w:t>那么</w:t>
+      </w:r>
+      <w:r>
+        <w:rPr>
+          <w:rFonts w:hint="eastAsia"/>
+        </w:rPr>
+        <w:t>ProxySQL</w:t>
+      </w:r>
+      <w:r>
+        <w:rPr>
+          <w:rFonts w:hint="eastAsia"/>
+        </w:rPr>
+        <w:t>是比</w:t>
       </w:r>
     </w:p>
     <w:p>
@@ -62430,96 +62630,141 @@
         <w:rPr>
           <w:rFonts w:hint="eastAsia"/>
         </w:rPr>
-        <w:t>性能不及前者。</w:t>
-      </w:r>
-      <w:r>
-        <w:rPr>
-          <w:rFonts w:hint="eastAsia"/>
-        </w:rPr>
-        <w:t>MyCat</w:t>
-      </w:r>
-      <w:r>
-        <w:t xml:space="preserve"> 1.x</w:t>
-      </w:r>
-      <w:r>
-        <w:t>版本在</w:t>
-      </w:r>
-      <w:r>
-        <w:rPr>
-          <w:rFonts w:hint="eastAsia"/>
-        </w:rPr>
-        <w:t>2</w:t>
-      </w:r>
-      <w:r>
-        <w:t>017</w:t>
-      </w:r>
-      <w:r>
-        <w:t>年基本停止更新，</w:t>
-      </w:r>
-      <w:r>
-        <w:rPr>
-          <w:rFonts w:hint="eastAsia"/>
-        </w:rPr>
-        <w:t>2</w:t>
-      </w:r>
-      <w:r>
-        <w:t>.x</w:t>
-      </w:r>
-      <w:r>
-        <w:t>版本在</w:t>
-      </w:r>
-      <w:r>
-        <w:rPr>
-          <w:rFonts w:hint="eastAsia"/>
-        </w:rPr>
-        <w:t>2</w:t>
-      </w:r>
-      <w:r>
-        <w:t>021</w:t>
-      </w:r>
-      <w:r>
-        <w:t>年也停止</w:t>
+        <w:t>ShardingSphere</w:t>
+      </w:r>
+      <w:r>
+        <w:rPr>
+          <w:rFonts w:hint="eastAsia"/>
+        </w:rPr>
+        <w:t>更轻量、更专注的选择</w:t>
+      </w:r>
+      <w:r>
+        <w:rPr>
+          <w:rFonts w:hint="eastAsia"/>
+        </w:rPr>
+        <w:t>。</w:t>
+      </w:r>
+      <w:r>
+        <w:rPr>
+          <w:rFonts w:hint="eastAsia"/>
+        </w:rPr>
+        <w:t>ProxySQL</w:t>
+      </w:r>
+      <w:r>
+        <w:rPr>
+          <w:rFonts w:hint="eastAsia"/>
+        </w:rPr>
+        <w:t>由</w:t>
+      </w:r>
+      <w:r>
+        <w:rPr>
+          <w:rFonts w:hint="eastAsia"/>
+        </w:rPr>
+        <w:t>C++</w:t>
+      </w:r>
+      <w:r>
+        <w:rPr>
+          <w:rFonts w:hint="eastAsia"/>
+        </w:rPr>
+        <w:t>开发，性能损耗极低，是</w:t>
       </w:r>
     </w:p>
     <w:p>
       <w:pPr>
         <w:ind w:left="420" w:firstLine="420"/>
-        <w:rPr>
-          <w:rFonts w:hint="eastAsia"/>
-        </w:rPr>
-      </w:pPr>
-      <w:r>
-        <w:t>更新了，新项目不推荐使用</w:t>
-      </w:r>
-      <w:r>
-        <w:rPr>
-          <w:rFonts w:hint="eastAsia"/>
-        </w:rPr>
-        <w:t>MyCat</w:t>
-      </w:r>
-      <w:r>
-        <w:rPr>
-          <w:rFonts w:hint="eastAsia"/>
-        </w:rPr>
-        <w:t>，如果要用，</w:t>
-      </w:r>
-      <w:r>
-        <w:rPr>
-          <w:rFonts w:hint="eastAsia"/>
-        </w:rPr>
-        <w:t xml:space="preserve">MyCat 1.6.x </w:t>
-      </w:r>
-      <w:r>
-        <w:rPr>
-          <w:rFonts w:hint="eastAsia"/>
-        </w:rPr>
-        <w:t>系列</w:t>
-      </w:r>
-      <w:r>
-        <w:rPr>
-          <w:rFonts w:hint="eastAsia"/>
-        </w:rPr>
-        <w:t>是主流选择。</w:t>
+      </w:pPr>
+      <w:r>
+        <w:rPr>
+          <w:rFonts w:hint="eastAsia"/>
+        </w:rPr>
+        <w:t>一个纯粹的</w:t>
+      </w:r>
+      <w:r>
+        <w:rPr>
+          <w:rFonts w:hint="eastAsia"/>
+        </w:rPr>
+        <w:t>MySQL</w:t>
+      </w:r>
+      <w:r>
+        <w:rPr>
+          <w:rFonts w:hint="eastAsia"/>
+        </w:rPr>
+        <w:t>代理。它专注于</w:t>
+      </w:r>
+      <w:r>
+        <w:rPr>
+          <w:rFonts w:hint="eastAsia"/>
+        </w:rPr>
+        <w:t>SQL</w:t>
+      </w:r>
+      <w:r>
+        <w:rPr>
+          <w:rFonts w:hint="eastAsia"/>
+        </w:rPr>
+        <w:t>路由、连接池管理和故障自动切换，非常</w:t>
+      </w:r>
+    </w:p>
+    <w:p>
+      <w:pPr>
+        <w:ind w:left="420" w:firstLine="420"/>
+      </w:pPr>
+      <w:r>
+        <w:rPr>
+          <w:rFonts w:hint="eastAsia"/>
+        </w:rPr>
+        <w:t>稳定</w:t>
+      </w:r>
+      <w:r>
+        <w:rPr>
+          <w:rFonts w:hint="eastAsia"/>
+        </w:rPr>
+        <w:t>。</w:t>
+      </w:r>
+      <w:r>
+        <w:rPr>
+          <w:rFonts w:hint="eastAsia"/>
+        </w:rPr>
+        <w:t>它的配置通过</w:t>
+      </w:r>
+      <w:r>
+        <w:rPr>
+          <w:rFonts w:hint="eastAsia"/>
+        </w:rPr>
+        <w:t>SQL</w:t>
+      </w:r>
+      <w:r>
+        <w:rPr>
+          <w:rFonts w:hint="eastAsia"/>
+        </w:rPr>
+        <w:t>语句进行，支持运行时动态修改，新增从库或调整规则</w:t>
+      </w:r>
+    </w:p>
+    <w:p>
+      <w:pPr>
+        <w:ind w:left="420" w:firstLine="420"/>
+      </w:pPr>
+      <w:r>
+        <w:rPr>
+          <w:rFonts w:hint="eastAsia"/>
+        </w:rPr>
+        <w:t>都可以秒级生效，无需重启应用或代理，这在手写代码或使用部分其他中间件时是</w:t>
+      </w:r>
+    </w:p>
+    <w:p>
+      <w:pPr>
+        <w:ind w:left="420" w:firstLine="420"/>
+      </w:pPr>
+      <w:r>
+        <w:rPr>
+          <w:rFonts w:hint="eastAsia"/>
+        </w:rPr>
+        <w:t>难以做到的</w:t>
+      </w:r>
+      <w:r>
+        <w:rPr>
+          <w:rFonts w:hint="eastAsia"/>
+        </w:rPr>
+        <w:t>。</w:t>
       </w:r>
     </w:p>
     <w:p>
@@ -62528,176 +62773,98 @@
         <w:t>3.</w:t>
       </w:r>
       <w:r>
-        <w:t>Apache ShardingSphere</w:t>
-      </w:r>
-      <w:r>
+        <w:rPr>
+          <w:rFonts w:hint="eastAsia"/>
+        </w:rPr>
+        <w:t>Spring</w:t>
+      </w:r>
+      <w:r>
+        <w:rPr>
+          <w:rFonts w:hint="eastAsia"/>
+        </w:rPr>
+        <w:t>动态数据源</w:t>
+      </w:r>
+      <w:r>
+        <w:rPr>
+          <w:rFonts w:hint="eastAsia"/>
+        </w:rPr>
         <w:t>：</w:t>
       </w:r>
-    </w:p>
-    <w:p>
-      <w:pPr>
-        <w:rPr>
-          <w:rFonts w:hint="eastAsia"/>
-        </w:rPr>
-      </w:pPr>
-    </w:p>
-    <w:p>
-      <w:r>
-        <w:rPr>
-          <w:rFonts w:hint="eastAsia"/>
-        </w:rPr>
-        <w:t>MyCat</w:t>
-      </w:r>
-      <w:r>
-        <w:rPr>
-          <w:rFonts w:hint="eastAsia"/>
-        </w:rPr>
-        <w:t>概述：</w:t>
-      </w:r>
-      <w:r>
-        <w:rPr>
-          <w:rFonts w:hint="eastAsia"/>
-        </w:rPr>
-        <w:t>Mycat</w:t>
-      </w:r>
-      <w:r>
-        <w:rPr>
-          <w:rFonts w:hint="eastAsia"/>
-        </w:rPr>
-        <w:t>是开源的、活跃的、基于</w:t>
-      </w:r>
-      <w:r>
-        <w:rPr>
-          <w:rFonts w:hint="eastAsia"/>
-        </w:rPr>
-        <w:t>Java</w:t>
-      </w:r>
-      <w:r>
-        <w:rPr>
-          <w:rFonts w:hint="eastAsia"/>
-        </w:rPr>
-        <w:t>语言编写的</w:t>
-      </w:r>
-      <w:r>
-        <w:rPr>
-          <w:rFonts w:hint="eastAsia"/>
-        </w:rPr>
-        <w:t>MySQL</w:t>
-      </w:r>
-      <w:r>
-        <w:rPr>
-          <w:rFonts w:hint="eastAsia"/>
-        </w:rPr>
-        <w:t>数据库中间件。可以</w:t>
-      </w:r>
-    </w:p>
-    <w:p>
-      <w:pPr>
-        <w:ind w:firstLine="420"/>
-      </w:pPr>
-      <w:r>
-        <w:rPr>
-          <w:rFonts w:hint="eastAsia"/>
-        </w:rPr>
-        <w:t>像使用</w:t>
-      </w:r>
-      <w:r>
-        <w:rPr>
-          <w:rFonts w:hint="eastAsia"/>
-        </w:rPr>
-        <w:t>mysql</w:t>
-      </w:r>
-      <w:r>
-        <w:rPr>
-          <w:rFonts w:hint="eastAsia"/>
-        </w:rPr>
-        <w:t>一样来使用</w:t>
-      </w:r>
-      <w:r>
-        <w:rPr>
-          <w:rFonts w:hint="eastAsia"/>
-        </w:rPr>
-        <w:t>mycat</w:t>
-      </w:r>
-      <w:r>
-        <w:rPr>
-          <w:rFonts w:hint="eastAsia"/>
-        </w:rPr>
-        <w:t>，</w:t>
-      </w:r>
-      <w:r>
-        <w:rPr>
-          <w:rFonts w:hint="eastAsia"/>
-        </w:rPr>
-        <w:t>对于开发人员来说根本感觉不到</w:t>
-      </w:r>
-      <w:r>
-        <w:rPr>
-          <w:rFonts w:hint="eastAsia"/>
-        </w:rPr>
-        <w:t>mycat</w:t>
-      </w:r>
-      <w:r>
-        <w:rPr>
-          <w:rFonts w:hint="eastAsia"/>
-        </w:rPr>
-        <w:t>的存在。</w:t>
-      </w:r>
-    </w:p>
-    <w:p>
-      <w:r>
-        <w:rPr>
-          <w:rFonts w:hint="eastAsia"/>
-        </w:rPr>
-        <w:t>MyCat</w:t>
-      </w:r>
-      <w:r>
-        <w:rPr>
-          <w:rFonts w:hint="eastAsia"/>
-        </w:rPr>
-        <w:t>优势：</w:t>
-      </w:r>
-      <w:r>
-        <w:rPr>
-          <w:rFonts w:hint="eastAsia"/>
-        </w:rPr>
-        <w:t>性能可靠稳定</w:t>
-      </w:r>
-      <w:r>
-        <w:rPr>
-          <w:rFonts w:hint="eastAsia"/>
-        </w:rPr>
-        <w:t>；</w:t>
-      </w:r>
-      <w:r>
-        <w:rPr>
-          <w:rFonts w:hint="eastAsia"/>
-        </w:rPr>
-        <w:t>强大的技术团队</w:t>
-      </w:r>
-      <w:r>
-        <w:rPr>
-          <w:rFonts w:hint="eastAsia"/>
-        </w:rPr>
-        <w:t>；</w:t>
-      </w:r>
-      <w:r>
-        <w:rPr>
-          <w:rFonts w:hint="eastAsia"/>
-        </w:rPr>
-        <w:t>体系完善</w:t>
-      </w:r>
-      <w:r>
-        <w:rPr>
-          <w:rFonts w:hint="eastAsia"/>
-        </w:rPr>
-        <w:t>；</w:t>
-      </w:r>
-      <w:r>
-        <w:rPr>
-          <w:rFonts w:hint="eastAsia"/>
-        </w:rPr>
-        <w:t>社区活跃</w:t>
+      <w:r>
+        <w:rPr>
+          <w:rFonts w:hint="eastAsia"/>
+        </w:rPr>
+        <w:t>通过继承</w:t>
+      </w:r>
+      <w:r>
+        <w:rPr>
+          <w:rFonts w:hint="eastAsia"/>
+        </w:rPr>
+        <w:t xml:space="preserve"> AbstractRoutingDataSource </w:t>
+      </w:r>
+      <w:r>
+        <w:rPr>
+          <w:rFonts w:hint="eastAsia"/>
+        </w:rPr>
+        <w:t>并重写</w:t>
+      </w:r>
+      <w:r>
+        <w:rPr>
+          <w:rFonts w:hint="eastAsia"/>
+        </w:rPr>
+        <w:t xml:space="preserve"> </w:t>
+      </w:r>
+    </w:p>
+    <w:p>
+      <w:pPr>
+        <w:ind w:left="420" w:firstLine="420"/>
+      </w:pPr>
+      <w:r>
+        <w:rPr>
+          <w:rFonts w:hint="eastAsia"/>
+        </w:rPr>
+        <w:t xml:space="preserve">determineCurrentLookupKey() </w:t>
+      </w:r>
+      <w:r>
+        <w:rPr>
+          <w:rFonts w:hint="eastAsia"/>
+        </w:rPr>
+        <w:t>方法，结合</w:t>
+      </w:r>
+      <w:r>
+        <w:rPr>
+          <w:rFonts w:hint="eastAsia"/>
+        </w:rPr>
+        <w:t>AOP</w:t>
+      </w:r>
+      <w:r>
+        <w:rPr>
+          <w:rFonts w:hint="eastAsia"/>
+        </w:rPr>
+        <w:t>（面向切面编程）或自定义注解（如</w:t>
+      </w:r>
+      <w:r>
+        <w:rPr>
+          <w:rFonts w:hint="eastAsia"/>
+        </w:rPr>
+        <w:t xml:space="preserve"> </w:t>
+      </w:r>
+    </w:p>
+    <w:p>
+      <w:pPr>
+        <w:ind w:left="420" w:firstLine="420"/>
+      </w:pPr>
+      <w:r>
+        <w:rPr>
+          <w:rFonts w:hint="eastAsia"/>
+        </w:rPr>
+        <w:t>@DS</w:t>
+      </w:r>
+      <w:r>
+        <w:rPr>
+          <w:rFonts w:hint="eastAsia"/>
+        </w:rPr>
+        <w:t>），在运行时动态决定当前请求是走主库还是从库</w:t>
       </w:r>
       <w:r>
         <w:rPr>
@@ -62705,13 +62872,66 @@
         </w:rPr>
         <w:t>。</w:t>
       </w:r>
-    </w:p>
-    <w:p>
-      <w:pPr>
-        <w:rPr>
-          <w:rFonts w:hint="eastAsia"/>
-        </w:rPr>
-      </w:pPr>
+      <w:r>
+        <w:rPr>
+          <w:rFonts w:hint="eastAsia"/>
+        </w:rPr>
+        <w:t>为了避免重复造轮子，可</w:t>
+      </w:r>
+    </w:p>
+    <w:p>
+      <w:pPr>
+        <w:ind w:left="420" w:firstLine="420"/>
+      </w:pPr>
+      <w:r>
+        <w:rPr>
+          <w:rFonts w:hint="eastAsia"/>
+        </w:rPr>
+        <w:t>以直接使用成熟的工具，如</w:t>
+      </w:r>
+      <w:r>
+        <w:rPr>
+          <w:rFonts w:hint="eastAsia"/>
+        </w:rPr>
+        <w:t xml:space="preserve"> dynamic-datasource-spring-boot-starter</w:t>
+      </w:r>
+      <w:r>
+        <w:rPr>
+          <w:rFonts w:hint="eastAsia"/>
+        </w:rPr>
+        <w:t>。它基于此原理</w:t>
+      </w:r>
+    </w:p>
+    <w:p>
+      <w:pPr>
+        <w:ind w:left="420" w:firstLine="420"/>
+      </w:pPr>
+      <w:r>
+        <w:rPr>
+          <w:rFonts w:hint="eastAsia"/>
+        </w:rPr>
+        <w:t>进行了封装，内置了纯读写分离方案，并支持数据源分组、负载均衡和动态增删数</w:t>
+      </w:r>
+    </w:p>
+    <w:p>
+      <w:pPr>
+        <w:ind w:left="420" w:firstLine="420"/>
+        <w:rPr>
+          <w:rFonts w:hint="eastAsia"/>
+        </w:rPr>
+      </w:pPr>
+      <w:r>
+        <w:rPr>
+          <w:rFonts w:hint="eastAsia"/>
+        </w:rPr>
+        <w:t>据源，开箱即用</w:t>
+      </w:r>
+      <w:r>
+        <w:rPr>
+          <w:rFonts w:hint="eastAsia"/>
+        </w:rPr>
+        <w:t>。</w:t>
+      </w:r>
     </w:p>
     <w:p>
       <w:pPr>
@@ -63099,6 +63319,7 @@
         <w:rPr>
           <w:rFonts w:hint="eastAsia"/>
         </w:rPr>
+        <w:lastRenderedPageBreak/>
         <w:t>语法：</w:t>
       </w:r>
       <w:r>
@@ -63385,7 +63606,6 @@
         <w:rPr>
           <w:rFonts w:hint="eastAsia"/>
         </w:rPr>
-        <w:lastRenderedPageBreak/>
         <w:t xml:space="preserve">SELECT FLOOR(123.45) FROM dual; -- </w:t>
       </w:r>
       <w:r>
@@ -63927,6 +64147,7 @@
         <w:rPr>
           <w:rFonts w:hint="eastAsia"/>
         </w:rPr>
+        <w:lastRenderedPageBreak/>
         <w:t>1</w:t>
       </w:r>
       <w:r>
@@ -64231,7 +64452,6 @@
     </w:p>
     <w:p>
       <w:r>
-        <w:lastRenderedPageBreak/>
         <w:t xml:space="preserve">COUNT </w:t>
       </w:r>
       <w:r>
@@ -65016,6 +65236,7 @@
         <w:rPr>
           <w:rFonts w:hint="eastAsia"/>
         </w:rPr>
+        <w:lastRenderedPageBreak/>
         <w:t xml:space="preserve"> </w:t>
       </w:r>
       <w:r>
@@ -65359,11 +65580,7 @@
         <w:ind w:left="420"/>
       </w:pPr>
       <w:r>
-        <w:t xml:space="preserve">SELECT * FROM "nmr_nursing_order" WHERE scheduled_execution_time &gt;= '2020-11-03 </w:t>
-      </w:r>
-      <w:r>
-        <w:lastRenderedPageBreak/>
-        <w:t>00:00'</w:t>
+        <w:t>SELECT * FROM "nmr_nursing_order" WHERE scheduled_execution_time &gt;= '2020-11-03 00:00'</w:t>
       </w:r>
       <w:r>
         <w:rPr>
@@ -65931,6 +66148,7 @@
         <w:rPr>
           <w:rFonts w:hint="eastAsia"/>
         </w:rPr>
+        <w:lastRenderedPageBreak/>
         <w:t>当结果小于</w:t>
       </w:r>
       <w:r>
@@ -65997,7 +66215,6 @@
         <w:rPr>
           <w:noProof/>
         </w:rPr>
-        <w:lastRenderedPageBreak/>
         <w:drawing>
           <wp:inline distT="0" distB="0" distL="0" distR="0" wp14:anchorId="36BC67A1" wp14:editId="1DA8EB38">
             <wp:extent cx="5274310" cy="2910205"/>
@@ -85954,7 +86171,7 @@
   <w:style w:type="paragraph" w:default="1" w:styleId="a">
     <w:name w:val="Normal"/>
     <w:qFormat/>
-    <w:rsid w:val="00A05BA0"/>
+    <w:rsid w:val="00DF02D8"/>
     <w:pPr>
       <w:widowControl w:val="0"/>
       <w:jc w:val="both"/>
@@ -87048,7 +87265,7 @@
 </file>
 
 <file path=customXml/itemProps1.xml><?xml version="1.0" encoding="utf-8"?>
-<ds:datastoreItem xmlns:ds="http://schemas.openxmlformats.org/officeDocument/2006/customXml" ds:itemID="{A7C08947-A1FC-4E84-AEF6-002F584F70BF}">
+<ds:datastoreItem xmlns:ds="http://schemas.openxmlformats.org/officeDocument/2006/customXml" ds:itemID="{7091911E-278B-4D1C-B377-4A0EA82B4678}">
   <ds:schemaRefs>
     <ds:schemaRef ds:uri="http://schemas.openxmlformats.org/officeDocument/2006/bibliography"/>
   </ds:schemaRefs>
